--- a/paper/submission/manuscript.docx
+++ b/paper/submission/manuscript.docx
@@ -7,67 +7,103 @@
         <w:pStyle w:val="Title"/>
       </w:pPr>
       <w:r>
+        <w:t xml:space="preserve">Reproducible</w:t>
+      </w:r>
+      <w:r>
+        <w:t xml:space="preserve"> </w:t>
+      </w:r>
+      <w:r>
+        <w:t xml:space="preserve">NASA</w:t>
+      </w:r>
+      <w:r>
+        <w:t xml:space="preserve"> </w:t>
+      </w:r>
+      <w:r>
+        <w:t xml:space="preserve">Integrated</w:t>
+      </w:r>
+      <w:r>
+        <w:t xml:space="preserve"> </w:t>
+      </w:r>
+      <w:r>
+        <w:t xml:space="preserve">Medical</w:t>
+      </w:r>
+      <w:r>
+        <w:t xml:space="preserve"> </w:t>
+      </w:r>
+      <w:r>
+        <w:t xml:space="preserve">Model</w:t>
+      </w:r>
+      <w:r>
+        <w:t xml:space="preserve"> </w:t>
+      </w:r>
+      <w:r>
+        <w:t xml:space="preserve">Mission-Risk</w:t>
+      </w:r>
+      <w:r>
+        <w:t xml:space="preserve"> </w:t>
+      </w:r>
+      <w:r>
+        <w:t xml:space="preserve">Simulation</w:t>
+      </w:r>
+      <w:r>
+        <w:t xml:space="preserve"> </w:t>
+      </w:r>
+      <w:r>
+        <w:t xml:space="preserve">with</w:t>
+      </w:r>
+      <w:r>
+        <w:t xml:space="preserve"> </w:t>
+      </w:r>
+      <w:r>
+        <w:t xml:space="preserve">HSRB</w:t>
+      </w:r>
+      <w:r>
+        <w:t xml:space="preserve"> </w:t>
+      </w:r>
+      <w:r>
+        <w:t xml:space="preserve">Likelihood</w:t>
+      </w:r>
+      <w:r>
+        <w:t xml:space="preserve"> </w:t>
+      </w:r>
+      <w:r>
+        <w:t xml:space="preserve">×</w:t>
+      </w:r>
+      <w:r>
+        <w:t xml:space="preserve"> </w:t>
+      </w:r>
+      <w:r>
+        <w:t xml:space="preserve">Consequence</w:t>
+      </w:r>
+      <w:r>
+        <w:t xml:space="preserve"> </w:t>
+      </w:r>
+      <w:r>
+        <w:t xml:space="preserve">Mapping:</w:t>
+      </w:r>
+      <w:r>
+        <w:t xml:space="preserve"> </w:t>
+      </w:r>
+      <w:r>
+        <w:t xml:space="preserve">A</w:t>
+      </w:r>
+      <w:r>
+        <w:t xml:space="preserve"> </w:t>
+      </w:r>
+      <w:r>
         <w:t xml:space="preserve">Bayesian</w:t>
       </w:r>
       <w:r>
         <w:t xml:space="preserve"> </w:t>
       </w:r>
       <w:r>
-        <w:t xml:space="preserve">Multi-Criteria</w:t>
-      </w:r>
-      <w:r>
-        <w:t xml:space="preserve"> </w:t>
-      </w:r>
-      <w:r>
-        <w:t xml:space="preserve">Decision</w:t>
-      </w:r>
-      <w:r>
-        <w:t xml:space="preserve"> </w:t>
-      </w:r>
-      <w:r>
-        <w:t xml:space="preserve">Analysis</w:t>
-      </w:r>
-      <w:r>
-        <w:t xml:space="preserve"> </w:t>
-      </w:r>
-      <w:r>
-        <w:t xml:space="preserve">with</w:t>
-      </w:r>
-      <w:r>
-        <w:t xml:space="preserve"> </w:t>
-      </w:r>
-      <w:r>
-        <w:t xml:space="preserve">NASA</w:t>
-      </w:r>
-      <w:r>
-        <w:t xml:space="preserve"> </w:t>
-      </w:r>
-      <w:r>
-        <w:t xml:space="preserve">Human-System-Risk-Board</w:t>
-      </w:r>
-      <w:r>
-        <w:t xml:space="preserve"> </w:t>
-      </w:r>
-      <w:r>
-        <w:t xml:space="preserve">Likelihood</w:t>
-      </w:r>
-      <w:r>
-        <w:t xml:space="preserve"> </w:t>
-      </w:r>
-      <w:r>
-        <w:t xml:space="preserve">×</w:t>
-      </w:r>
-      <w:r>
-        <w:t xml:space="preserve"> </w:t>
-      </w:r>
-      <w:r>
-        <w:t xml:space="preserve">Consequence</w:t>
-      </w:r>
-      <w:r>
-        <w:t xml:space="preserve"> </w:t>
-      </w:r>
-      <w:r>
-        <w:t xml:space="preserve">Mapping</w:t>
+        <w:t xml:space="preserve">MCDA</w:t>
+      </w:r>
+      <w:r>
+        <w:t xml:space="preserve"> </w:t>
+      </w:r>
+      <w:r>
+        <w:t xml:space="preserve">Pipeline</w:t>
       </w:r>
       <w:r>
         <w:t xml:space="preserve"> </w:t>
@@ -110,51 +146,7 @@
         <w:pStyle w:val="FirstParagraph"/>
       </w:pPr>
       <w:r>
-        <w:rPr>
-          <w:bCs/>
-          <w:b/>
-        </w:rPr>
-        <w:t xml:space="preserve">Background.</w:t>
-      </w:r>
-      <w:r>
-        <w:t xml:space="preserve"> </w:t>
-      </w:r>
-      <w:r>
-        <w:t xml:space="preserve">Selection panels for analog-astronaut missions collapse genuine uncertainty into ordinal rankings, and mission-risk verdicts are typically not aligned with the NASA Human System Risk Board (HSRB; JSC-66705 Rev A). No published Bayesian MCDA pipeline exists for astronaut, aircrew, or analog-astronaut selection, and no formal bridge from analog Monte Carlo to the HSRB grid exists.</w:t>
-      </w:r>
-    </w:p>
-    <w:p>
-      <w:pPr>
-        <w:pStyle w:val="BodyText"/>
-      </w:pPr>
-      <w:r>
-        <w:rPr>
-          <w:bCs/>
-          <w:b/>
-        </w:rPr>
-        <w:t xml:space="preserve">Methods.</w:t>
-      </w:r>
-      <w:r>
-        <w:t xml:space="preserve"> </w:t>
-      </w:r>
-      <w:r>
-        <w:t xml:space="preserve">Selectron is a reproducible TypeScript pipeline. Stage A samples a Bayesian posterior over each candidate’s total score from a Dirichlet weight prior over a 12-criterion three-tier accessibility taxonomy. Stage B is an</w:t>
-      </w:r>
-      <w:r>
-        <w:t xml:space="preserve"> </w:t>
-      </w:r>
-      <w:r>
-        <w:rPr>
-          <w:bCs/>
-          <w:b/>
-        </w:rPr>
-        <w:t xml:space="preserve">IMM Calculator</w:t>
-      </w:r>
-      <w:r>
-        <w:t xml:space="preserve"> </w:t>
-      </w:r>
-      <w:r>
-        <w:t xml:space="preserve">aligned to the NASA Integrated Medical Model of</w:t>
+        <w:t xml:space="preserve">Analog-astronaut selection panels collapse genuine uncertainty into ordinal rankings, and analog mission-risk verdicts are rarely expressed in the institutional language of the NASA Human System Risk Board (HSRB; JSC-66705 Rev A). Selectron is a reproducible, MIT-licensed TypeScript pipeline that addresses both gaps. Stage A is a Bayesian multi-criteria decision analysis that places a Dirichlet prior over criterion weights and returns, for each candidate, a posterior over their composite score with rank credible intervals across a 12-criterion three-tier accessibility taxonomy. Stage B is an IMM Calculator aligned to the NASA Integrated Medical Model: an independent re-implementation of the</w:t>
       </w:r>
       <w:r>
         <w:t xml:space="preserve"> </w:t>
@@ -163,7 +155,10 @@
         <w:t xml:space="preserve">Keenan et al. (2015)</w:t>
       </w:r>
       <w:r>
-        <w:t xml:space="preserve">, reproducing the K15 §II.A.9 sum-of-products per-event quality-time-lost formula over the canonical 100-condition K15 catalogue at</w:t>
+        <w:t xml:space="preserve"> </w:t>
+      </w:r>
+      <w:r>
+        <w:t xml:space="preserve">four-step medical-risk Monte Carlo over the canonical 100-condition catalogue at the NASA-canonical</w:t>
       </w:r>
       <w:r>
         <w:t xml:space="preserve"> </w:t>
@@ -195,39 +190,34 @@
         <w:t xml:space="preserve"> </w:t>
       </w:r>
       <w:r>
-        <w:t xml:space="preserve">trials</w:t>
-      </w:r>
-      <w:r>
-        <w:t xml:space="preserve"> </w:t>
-      </w:r>
-      <w:r>
-        <w:t xml:space="preserve">(Antonsen et al., 2022; Myers et al., 2018)</w:t>
-      </w:r>
-      <w:r>
-        <w:t xml:space="preserve">. During the reproduction work we identified that an initial implementation applied K15’s concurrent-impairment formula to within-event sequential clinical phases rather than to cross-event overlap as the K15 text specifies; correcting to sum-of-products restored reproduction within K15’s published 95 % confidence interval (CI₉₅) on the operational ISS-HMS scenario. The 100 per-condition priors span 34 tier-A NASA-attributed and 66 tier-B literature-elicited with PyMC NUTS-fitted posteriors from terrestrial epidemiological base rates, Antarctic/submarine/analog cohorts, and military population references; zero tier-C synthetic placeholders remain. The Crew Health Index posterior maps verbatim to the NASA HSRB 5×5 Likelihood × Consequence matrix per JSC-66705 Rev A Figure 4 and §3.2.4.</w:t>
-      </w:r>
-    </w:p>
-    <w:p>
-      <w:pPr>
-        <w:pStyle w:val="BodyText"/>
-      </w:pPr>
-      <w:r>
-        <w:rPr>
-          <w:bCs/>
-          <w:b/>
-        </w:rPr>
-        <w:t xml:space="preserve">Results.</w:t>
-      </w:r>
-      <w:r>
-        <w:t xml:space="preserve"> </w:t>
-      </w:r>
-      <w:r>
-        <w:t xml:space="preserve">The IMM Calculator reproduces the K15 reference total-medical-events envelope across all three kit scenarios (TME within K15 CI₉₅ on no-kit, ISS HMS, and unlimited) and achieves inter-model agreement on the operationally-meaningful unlimited-resources Crew Health Index (</w:t>
+        <w:t xml:space="preserve">trials, whose Crew Health Index (</w:t>
       </w:r>
       <m:oMath>
         <m:r>
           <m:t>χ</m:t>
         </m:r>
+      </m:oMath>
+      <w:r>
+        <w:t xml:space="preserve">) posterior is mapped verbatim onto the NASA HSRB 5×5 Likelihood × Consequence grid. The 100 per-condition priors are fully evidence-based (34 NASA-attributed; 66 fitted by PyMC NUTS from terrestrial, Antarctic/submarine/analog, and military base rates; no synthetic placeholders). On the K15 reference crew the IMM Calculator reproduces the K15 total-medical-events envelope within the published 95 % confidence interval (CI₉₅) for all three medical-kit scenarios, and reproduces the unlimited-resources</w:t>
+      </w:r>
+      <w:r>
+        <w:t xml:space="preserve"> </w:t>
+      </w:r>
+      <m:oMath>
+        <m:r>
+          <m:t>χ</m:t>
+        </m:r>
+      </m:oMath>
+      <w:r>
+        <w:t xml:space="preserve"> </w:t>
+      </w:r>
+      <w:r>
+        <w:t xml:space="preserve">within CI₉₅ (</w:t>
+      </w:r>
+      <m:oMath>
+        <m:r>
+          <m:t>χ</m:t>
+        </m:r>
         <m:r>
           <m:rPr>
             <m:sty m:val="p"/>
@@ -253,7 +243,7 @@
         </m:r>
       </m:oMath>
       <w:r>
-        <w:t xml:space="preserve">, within CI₉₅</w:t>
+        <w:t xml:space="preserve">, CI₉₅</w:t>
       </w:r>
       <w:r>
         <w:t xml:space="preserve"> </w:t>
@@ -283,7 +273,21 @@
         </m:d>
       </m:oMath>
       <w:r>
-        <w:t xml:space="preserve">). The issHMS CHI (</w:t>
+        <w:t xml:space="preserve">); the operational ISS-HMS</w:t>
+      </w:r>
+      <w:r>
+        <w:t xml:space="preserve"> </w:t>
+      </w:r>
+      <m:oMath>
+        <m:r>
+          <m:t>χ</m:t>
+        </m:r>
+      </m:oMath>
+      <w:r>
+        <w:t xml:space="preserve"> </w:t>
+      </w:r>
+      <w:r>
+        <w:t xml:space="preserve">(</w:t>
       </w:r>
       <m:oMath>
         <m:r>
@@ -305,7 +309,7 @@
         <w:t xml:space="preserve"> </w:t>
       </w:r>
       <w:r>
-        <w:t xml:space="preserve">pp below K15’s CI₉₅ lower bound — a marginal divergence traced to evidence-based community/military incidence recalibration. A condition-set sensitivity analysis confirms the reproduction is non-circular: the 34 NASA-sourced conditions alone produce issHMS CHI within K15 CI₉₅.</w:t>
+        <w:t xml:space="preserve">pp below the CI₉₅ lower bound, a marginal divergence a condition-set sensitivity analysis attributes to evidence-based incidence rates rather than circularity. The coupled Bayesian-MCDA-to-HSRB pipeline, enforced by a CI-blocking K15 acceptance gate, is novel for analog-astronaut selection.</w:t>
       </w:r>
     </w:p>
     <w:p>
@@ -317,13 +321,13 @@
           <w:bCs/>
           <w:b/>
         </w:rPr>
-        <w:t xml:space="preserve">Conclusions.</w:t>
-      </w:r>
-      <w:r>
-        <w:t xml:space="preserve"> </w:t>
-      </w:r>
-      <w:r>
-        <w:t xml:space="preserve">Calibrated candidate uncertainty plus an IMM-aligned 100-condition Monte Carlo plus a verbatim HSRB LxC verdict — in one MIT-licensed reproducible artifact with a CI-blocking K15 acceptance gate — is novel for analog-astronaut selection.</w:t>
+        <w:t xml:space="preserve">Keywords:</w:t>
+      </w:r>
+      <w:r>
+        <w:t xml:space="preserve"> </w:t>
+      </w:r>
+      <w:r>
+        <w:t xml:space="preserve">analog astronaut; mission medical risk; NASA Integrated Medical Model; Bayesian multi-criteria decision analysis; probabilistic risk assessment; HSRB Likelihood × Consequence; reproducible research</w:t>
       </w:r>
     </w:p>
     <w:bookmarkEnd w:id="20"/>
@@ -951,22 +955,34 @@
           <w:bCs/>
           <w:b/>
         </w:rPr>
-        <w:t xml:space="preserve">First Bayesian MCDA pipeline for astronaut, aircrew, and analog-astronaut selection.</w:t>
-      </w:r>
-      <w:r>
-        <w:t xml:space="preserve"> </w:t>
-      </w:r>
-      <w:r>
-        <w:t xml:space="preserve">Prior work in the selection domain stops at the criterion-weight posterior</w:t>
-      </w:r>
-      <w:r>
-        <w:t xml:space="preserve"> </w:t>
-      </w:r>
-      <w:r>
-        <w:t xml:space="preserve">(Li et al., 2020)</w:t>
-      </w:r>
-      <w:r>
-        <w:t xml:space="preserve">; Selectron extends the pipeline to per-candidate score distributions and rank credible intervals, closing the gap identified in the survey of precedents (§4.2).</w:t>
+        <w:t xml:space="preserve">First formal mapping of analog-mission Monte Carlo to the NASA HSRB 5×5 LxC matrix per JSC-66705 Rev A</w:t>
+      </w:r>
+      <w:r>
+        <w:rPr>
+          <w:bCs/>
+          <w:b/>
+        </w:rPr>
+        <w:t xml:space="preserve"> </w:t>
+      </w:r>
+      <w:r>
+        <w:rPr>
+          <w:bCs/>
+          <w:b/>
+        </w:rPr>
+        <w:t xml:space="preserve">(NASA Johnson Space Center, Health and Medical Technical Authority, 2020)</w:t>
+      </w:r>
+      <w:r>
+        <w:rPr>
+          <w:bCs/>
+          <w:b/>
+        </w:rPr>
+        <w:t xml:space="preserve">.</w:t>
+      </w:r>
+      <w:r>
+        <w:t xml:space="preserve"> </w:t>
+      </w:r>
+      <w:r>
+        <w:t xml:space="preserve">This closes the institutional-alignment gap between analog-program risk reporting and NASA’s established programmatic language.</w:t>
       </w:r>
     </w:p>
     <w:p>
@@ -982,34 +998,73 @@
           <w:bCs/>
           <w:b/>
         </w:rPr>
-        <w:t xml:space="preserve">First formal mapping of analog-mission Monte Carlo to the NASA HSRB 5×5 LxC matrix per JSC-66705 Rev A</w:t>
-      </w:r>
-      <w:r>
-        <w:rPr>
-          <w:bCs/>
-          <w:b/>
-        </w:rPr>
-        <w:t xml:space="preserve"> </w:t>
-      </w:r>
-      <w:r>
-        <w:rPr>
-          <w:bCs/>
-          <w:b/>
-        </w:rPr>
-        <w:t xml:space="preserve">(NASA Johnson Space Center, Health and Medical Technical Authority, 2020)</w:t>
-      </w:r>
-      <w:r>
-        <w:rPr>
-          <w:bCs/>
-          <w:b/>
-        </w:rPr>
-        <w:t xml:space="preserve">.</w:t>
-      </w:r>
-      <w:r>
-        <w:t xml:space="preserve"> </w:t>
-      </w:r>
-      <w:r>
-        <w:t xml:space="preserve">This closes the institutional-alignment gap between analog-program risk reporting and NASA’s established programmatic language.</w:t>
+        <w:t xml:space="preserve">Reproduction of the NASA IMM K15 medical-risk model, with a §II.A.9 QTL clarification.</w:t>
+      </w:r>
+      <w:r>
+        <w:t xml:space="preserve"> </w:t>
+      </w:r>
+      <w:r>
+        <w:t xml:space="preserve">The IMM Calculator reproduces the K15 Table 1 total-medical-events envelope within the published CI₉₅ across all three kit scenarios and reproduces the unlimited-resources Crew Health Index within CI₉₅. During reproduction we identified that an earlier implementation applied K15’s concurrent functional-impairment formula to the within-event sequential clinical phases (cp1, cp2) of a single event, rather than to cross-event overlap on the same crewmember as the K15 text specifies —</w:t>
+      </w:r>
+      <w:r>
+        <w:t xml:space="preserve"> </w:t>
+      </w:r>
+      <w:r>
+        <w:t xml:space="preserve">“</w:t>
+      </w:r>
+      <w:r>
+        <w:t xml:space="preserve">overlapping functional impairments at a point in time</w:t>
+      </w:r>
+      <w:r>
+        <w:t xml:space="preserve">”</w:t>
+      </w:r>
+      <w:r>
+        <w:t xml:space="preserve"> </w:t>
+      </w:r>
+      <w:r>
+        <w:t xml:space="preserve">(Keenan et al., 2015)</w:t>
+      </w:r>
+      <w:r>
+        <w:t xml:space="preserve">. Correcting the within-event accumulator to a sum-of-products formulation reduced per-event QTL by ~2–3×; the operational ISS-HMS CHI then moves toward but remains</w:t>
+      </w:r>
+      <w:r>
+        <w:t xml:space="preserve"> </w:t>
+      </w:r>
+      <m:oMath>
+        <m:r>
+          <m:t>1.5</m:t>
+        </m:r>
+      </m:oMath>
+      <w:r>
+        <w:t xml:space="preserve"> </w:t>
+      </w:r>
+      <w:r>
+        <w:t xml:space="preserve">pp below the CI₉₅ lower bound (final</w:t>
+      </w:r>
+      <w:r>
+        <w:t xml:space="preserve"> </w:t>
+      </w:r>
+      <m:oMath>
+        <m:r>
+          <m:t>82.8</m:t>
+        </m:r>
+      </m:oMath>
+      <w:r>
+        <w:t xml:space="preserve"> </w:t>
+      </w:r>
+      <w:r>
+        <w:t xml:space="preserve">vs K15</w:t>
+      </w:r>
+      <w:r>
+        <w:t xml:space="preserve"> </w:t>
+      </w:r>
+      <m:oMath>
+        <m:r>
+          <m:t>94.93</m:t>
+        </m:r>
+      </m:oMath>
+      <w:r>
+        <w:t xml:space="preserve">), a documented divergence (§2.3, §3.3, §4.4).</w:t>
       </w:r>
     </w:p>
     <w:p>
@@ -1025,34 +1080,75 @@
           <w:bCs/>
           <w:b/>
         </w:rPr>
-        <w:t xml:space="preserve">K15 §II.A.9 sequential-phase per-event QTL clarification.</w:t>
-      </w:r>
-      <w:r>
-        <w:t xml:space="preserve"> </w:t>
-      </w:r>
-      <w:r>
-        <w:t xml:space="preserve">During NASA IMM K15 Table 1 reproduction we identified that an initial implementation applied K15’s concurrent functional-impairment formula to the within-event sequential clinical phases (cp1, cp2) of a single event, rather than to cross-event overlap on the same crewmember as the K15 text specifies —</w:t>
-      </w:r>
-      <w:r>
-        <w:t xml:space="preserve"> </w:t>
-      </w:r>
-      <w:r>
-        <w:t xml:space="preserve">“</w:t>
-      </w:r>
-      <w:r>
-        <w:t xml:space="preserve">overlapping functional impairments at a point in time</w:t>
-      </w:r>
-      <w:r>
-        <w:t xml:space="preserve">”</w:t>
-      </w:r>
-      <w:r>
-        <w:t xml:space="preserve"> </w:t>
-      </w:r>
-      <w:r>
-        <w:t xml:space="preserve">(Keenan et al., 2015)</w:t>
-      </w:r>
-      <w:r>
-        <w:t xml:space="preserve">. Correcting the within-event accumulator to a sum-of-products formulation reduced per-event QTL by ~2–3× and restored K15 reference reproduction within K15’s published CI₉₅ on the operational ISS-HMS scenario CHI metric (issHMS CHI Δ −16.11 → Δ −4.68 final). The methodological detail and its empirical impact appear in §2.3 and §3.3.</w:t>
+        <w:t xml:space="preserve">NASA-canonical T = 100 000 trial count and</w:t>
+      </w:r>
+      <w:r>
+        <w:rPr>
+          <w:bCs/>
+          <w:b/>
+        </w:rPr>
+        <w:t xml:space="preserve"> </w:t>
+      </w:r>
+      <m:oMath>
+        <m:r>
+          <m:t>σ</m:t>
+        </m:r>
+        <m:r>
+          <m:rPr>
+            <m:sty m:val="p"/>
+          </m:rPr>
+          <m:t>&lt;</m:t>
+        </m:r>
+        <m:r>
+          <m:t>5</m:t>
+        </m:r>
+        <m:r>
+          <m:rPr>
+            <m:sty m:val="p"/>
+          </m:rPr>
+          <m:t>%</m:t>
+        </m:r>
+      </m:oMath>
+      <w:r>
+        <w:rPr>
+          <w:bCs/>
+          <w:b/>
+        </w:rPr>
+        <w:t xml:space="preserve"> </w:t>
+      </w:r>
+      <w:r>
+        <w:rPr>
+          <w:bCs/>
+          <w:b/>
+        </w:rPr>
+        <w:t xml:space="preserve">convergence rule</w:t>
+      </w:r>
+      <w:r>
+        <w:t xml:space="preserve"> </w:t>
+      </w:r>
+      <w:r>
+        <w:t xml:space="preserve">documented and codified as automated tests per</w:t>
+      </w:r>
+      <w:r>
+        <w:t xml:space="preserve"> </w:t>
+      </w:r>
+      <w:r>
+        <w:t xml:space="preserve">(Myers et al., 2018)</w:t>
+      </w:r>
+      <w:r>
+        <w:t xml:space="preserve"> </w:t>
+      </w:r>
+      <w:r>
+        <w:t xml:space="preserve">and</w:t>
+      </w:r>
+      <w:r>
+        <w:t xml:space="preserve"> </w:t>
+      </w:r>
+      <w:r>
+        <w:t xml:space="preserve">(Antonsen et al., 2022)</w:t>
+      </w:r>
+      <w:r>
+        <w:t xml:space="preserve">, eliminating an earlier under-sampling discrepancy identified in the internal Monte Carlo audit.</w:t>
       </w:r>
     </w:p>
     <w:p>
@@ -1068,13 +1164,16 @@
           <w:bCs/>
           <w:b/>
         </w:rPr>
-        <w:t xml:space="preserve">Three-tier accessibility model (Minimum / Medium / Elite)</w:t>
-      </w:r>
-      <w:r>
-        <w:t xml:space="preserve"> </w:t>
-      </w:r>
-      <w:r>
-        <w:t xml:space="preserve">allowing the same 12-criterion taxonomy to serve low-resource analog programs and NASA-grade campaigns through tier-aware scale transforms, with the Dirichlet concentration automatically adjusted to the active subset size K so that the posterior remains internally honest.</w:t>
+        <w:t xml:space="preserve">Internal V&amp;V dossier mapped to NASA-STD-7009A factors 1–3</w:t>
+      </w:r>
+      <w:r>
+        <w:t xml:space="preserve"> </w:t>
+      </w:r>
+      <w:r>
+        <w:t xml:space="preserve">(National Aeronautics and Space Administration, 2016)</w:t>
+      </w:r>
+      <w:r>
+        <w:t xml:space="preserve">, with explicit disclosure that factors 4–8 (input data pedigree, uncertainty characterization, results robustness, model use history, and model management) are appropriate only for fully fielded operational models and are deferred to subsequent iterations.</w:t>
       </w:r>
     </w:p>
     <w:p>
@@ -1090,95 +1189,22 @@
           <w:bCs/>
           <w:b/>
         </w:rPr>
-        <w:t xml:space="preserve">NASA-canonical T = 100 000 trial count and</w:t>
-      </w:r>
-      <w:r>
-        <w:rPr>
-          <w:bCs/>
-          <w:b/>
-        </w:rPr>
-        <w:t xml:space="preserve"> </w:t>
-      </w:r>
-      <m:oMath>
-        <m:r>
-          <m:t>σ</m:t>
-        </m:r>
-        <m:r>
-          <m:rPr>
-            <m:sty m:val="p"/>
-          </m:rPr>
-          <m:t>&lt;</m:t>
-        </m:r>
-        <m:r>
-          <m:t>5</m:t>
-        </m:r>
-        <m:r>
-          <m:rPr>
-            <m:sty m:val="p"/>
-          </m:rPr>
-          <m:t>%</m:t>
-        </m:r>
-      </m:oMath>
-      <w:r>
-        <w:rPr>
-          <w:bCs/>
-          <w:b/>
-        </w:rPr>
-        <w:t xml:space="preserve"> </w:t>
-      </w:r>
-      <w:r>
-        <w:rPr>
-          <w:bCs/>
-          <w:b/>
-        </w:rPr>
-        <w:t xml:space="preserve">convergence rule</w:t>
-      </w:r>
-      <w:r>
-        <w:t xml:space="preserve"> </w:t>
-      </w:r>
-      <w:r>
-        <w:t xml:space="preserve">documented and codified as automated tests per</w:t>
-      </w:r>
-      <w:r>
-        <w:t xml:space="preserve"> </w:t>
-      </w:r>
-      <w:r>
-        <w:t xml:space="preserve">(Myers et al., 2018)</w:t>
-      </w:r>
-      <w:r>
-        <w:t xml:space="preserve"> </w:t>
-      </w:r>
-      <w:r>
-        <w:t xml:space="preserve">and</w:t>
-      </w:r>
-      <w:r>
-        <w:t xml:space="preserve"> </w:t>
-      </w:r>
-      <w:r>
-        <w:t xml:space="preserve">(Antonsen et al., 2022)</w:t>
-      </w:r>
-      <w:r>
-        <w:t xml:space="preserve">, eliminating the</w:t>
-      </w:r>
-      <w:r>
-        <w:t xml:space="preserve"> </w:t>
-      </w:r>
-      <m:oMath>
-        <m:r>
-          <m:t>4</m:t>
-        </m:r>
-        <m:r>
-          <m:rPr>
-            <m:sty m:val="p"/>
-          </m:rPr>
-          <m:t>×</m:t>
-        </m:r>
-      </m:oMath>
-      <w:r>
-        <w:t xml:space="preserve"> </w:t>
-      </w:r>
-      <w:r>
-        <w:t xml:space="preserve">under-sampling discrepancy identified in the internal Monte Carlo audit.</w:t>
+        <w:t xml:space="preserve">Bayesian MCDA pipeline for analog-astronaut selection.</w:t>
+      </w:r>
+      <w:r>
+        <w:t xml:space="preserve"> </w:t>
+      </w:r>
+      <w:r>
+        <w:t xml:space="preserve">Prior selection-domain work stops at the criterion-weight posterior</w:t>
+      </w:r>
+      <w:r>
+        <w:t xml:space="preserve"> </w:t>
+      </w:r>
+      <w:r>
+        <w:t xml:space="preserve">(Li et al., 2020)</w:t>
+      </w:r>
+      <w:r>
+        <w:t xml:space="preserve">; Selectron extends the pipeline to per-candidate composite-score distributions and rank credible intervals and couples them to the mission-risk model and HSRB verdict — a combination absent from the indexed literature (§4.2).</w:t>
       </w:r>
     </w:p>
     <w:p>
@@ -1194,16 +1220,13 @@
           <w:bCs/>
           <w:b/>
         </w:rPr>
-        <w:t xml:space="preserve">Internal V&amp;V dossier mapped to NASA-STD-7009A factors 1–3</w:t>
-      </w:r>
-      <w:r>
-        <w:t xml:space="preserve"> </w:t>
-      </w:r>
-      <w:r>
-        <w:t xml:space="preserve">(National Aeronautics and Space Administration, 2016)</w:t>
-      </w:r>
-      <w:r>
-        <w:t xml:space="preserve">, with explicit disclosure that factors 4–8 (input data pedigree, uncertainty characterization, results robustness, model use history, and model management) are appropriate only for fully fielded operational models and are deferred to subsequent iterations.</w:t>
+        <w:t xml:space="preserve">Three-tier accessibility model (Minimum / Medium / Elite)</w:t>
+      </w:r>
+      <w:r>
+        <w:t xml:space="preserve"> </w:t>
+      </w:r>
+      <w:r>
+        <w:t xml:space="preserve">allowing the same 12-criterion taxonomy to serve low-resource analog programs and NASA-grade campaigns through tier-aware scale transforms, with the Dirichlet concentration automatically adjusted to the active subset size K so that the posterior remains internally honest.</w:t>
       </w:r>
     </w:p>
     <w:p>
@@ -1304,7 +1327,7 @@
         <w:t xml:space="preserve">(Kroenke et al., 2001)</w:t>
       </w:r>
       <w:r>
-        <w:t xml:space="preserve">. The Functional Mobility Test obstacle course (time-to-complete, seconds, lower is better) requires an inverse mapping onto the SOT-5 Equilibrium Score 0–100 range (higher is better), with empirical calibration deferred to Iter-2 integration</w:t>
+        <w:t xml:space="preserve">. The Functional Mobility Test obstacle course (time-to-complete, seconds, lower is better) requires an inverse mapping onto the SOT-5 Equilibrium Score 0–100 range (higher is better), with empirical calibration deferred to a future integration step</w:t>
       </w:r>
       <w:r>
         <w:t xml:space="preserve"> </w:t>
@@ -1491,7 +1514,7 @@
         </m:d>
       </m:oMath>
       <w:r>
-        <w:t xml:space="preserve">. The Iter-1 operational default uses the flat concentration</w:t>
+        <w:t xml:space="preserve">. The operational default uses the flat concentration</w:t>
       </w:r>
       <w:r>
         <w:t xml:space="preserve"> </w:t>
@@ -1703,7 +1726,7 @@
         <w:t xml:space="preserve">(Lahdelma and Salminen, 2001; Saint-Hilary et al., 2017)</w:t>
       </w:r>
       <w:r>
-        <w:t xml:space="preserve">. The α-vector can be updated from the flat default using the Phase-0 criterion-importance evidence table; this is deferred to Iter-2 prior elicitation.</w:t>
+        <w:t xml:space="preserve">. The α-vector can be updated from the flat default using the Phase-0 criterion-importance evidence table; this is deferred to future prior-elicitation work.</w:t>
       </w:r>
     </w:p>
     <w:p>
@@ -4285,22 +4308,7 @@
         <w:t xml:space="preserve"> </w:t>
       </w:r>
       <w:r>
-        <w:t xml:space="preserve">(§3.3, §3.6). The fix is shipped in</w:t>
-      </w:r>
-      <w:r>
-        <w:t xml:space="preserve"> </w:t>
-      </w:r>
-      <w:r>
-        <w:rPr>
-          <w:rStyle w:val="VerbatimChar"/>
-        </w:rPr>
-        <w:t xml:space="preserve">src/imm/simulate.ts</w:t>
-      </w:r>
-      <w:r>
-        <w:t xml:space="preserve"> </w:t>
-      </w:r>
-      <w:r>
-        <w:t xml:space="preserve">as the K15-correct sum-of-products formula with per-phase mission-end clamping:</w:t>
+        <w:t xml:space="preserve">(§3.3, §3.6). The corrected accumulator is the K15-correct sum-of-products formula with per-phase mission-end clamping:</w:t>
       </w:r>
     </w:p>
     <w:p>
@@ -5003,7 +5011,7 @@
         <w:t xml:space="preserve"> </w:t>
       </w:r>
       <w:r>
-        <w:t xml:space="preserve">is mission end in hours. The cp3 term charges permanent functional impairment from the end of cp2 to mission end. The concurrent-FI formula remains the building block for the cross-event v1.1 enhancement (overlapping impairments from different conditions on the same crewmember at the same point in time), which is the spirit of K15 §II.A.9 — see Future Work (§4.5).</w:t>
+        <w:t xml:space="preserve">is mission end in hours. The cp3 term charges permanent functional impairment from the end of cp2 to mission end. The concurrent-FI formula remains the building block for the cross-event enhancement (overlapping impairments from different conditions on the same crewmember at the same point in time), which is the spirit of K15 §II.A.9 — see Future Work (§4.5).</w:t>
       </w:r>
     </w:p>
     <w:p>
@@ -5021,16 +5029,7 @@
         <w:t xml:space="preserve"> </w:t>
       </w:r>
       <w:r>
-        <w:t xml:space="preserve">The IMM Calculator’s 100-condition prior catalog (</w:t>
-      </w:r>
-      <w:r>
-        <w:rPr>
-          <w:rStyle w:val="VerbatimChar"/>
-        </w:rPr>
-        <w:t xml:space="preserve">src/data/imm-priors.json</w:t>
-      </w:r>
-      <w:r>
-        <w:t xml:space="preserve">) is organized into three provenance tiers:</w:t>
+        <w:t xml:space="preserve">The IMM Calculator’s 100-condition prior catalog is organized into three provenance tiers:</w:t>
       </w:r>
     </w:p>
     <w:p>
@@ -5426,7 +5425,7 @@
         <w:t xml:space="preserve">(Flynn-Evans et al., 2016; Pattarini et al., 2016)</w:t>
       </w:r>
       <w:r>
-        <w:t xml:space="preserve">. All 66 tier-B conditions have been fitted via PyMC NUTS against primary-source evidence across 10 calibration passes (passes p-a through p-l), with all fits converging at R-hat = 1.000 and ESS &gt; 2500. Zero tier-C synthetic placeholders remain — 100 % of the 100-condition prior set is evidence-based.</w:t>
+        <w:t xml:space="preserve">. All 66 tier-B conditions have been fitted via PyMC NUTS against primary-source evidence across iterative calibration passes, with all fits converging at R-hat = 1.000 and ESS &gt; 2500. Zero tier-C synthetic placeholders remain — 100 % of the 100-condition prior set is evidence-based.</w:t>
       </w:r>
     </w:p>
     <w:p>
@@ -5789,19 +5788,7 @@
         <w:t xml:space="preserve"> </w:t>
       </w:r>
       <w:r>
-        <w:t xml:space="preserve">for all coupled conditions in</w:t>
-      </w:r>
-      <w:r>
-        <w:t xml:space="preserve"> </w:t>
-      </w:r>
-      <w:r>
-        <w:rPr>
-          <w:rStyle w:val="VerbatimChar"/>
-        </w:rPr>
-        <w:t xml:space="preserve">imm-priors.json</w:t>
-      </w:r>
-      <w:r>
-        <w:t xml:space="preserve">).</w:t>
+        <w:t xml:space="preserve">for all coupled conditions).</w:t>
       </w:r>
     </w:p>
     <w:p>
@@ -6240,19 +6227,7 @@
         <w:t xml:space="preserve">”</w:t>
       </w:r>
       <w:r>
-        <w:t xml:space="preserve">; the alternative interpretation (Bayesian mixture: draw from treated with probability RAF, from untreated otherwise) is mathematically distinct but produces qualitatively similar central tendencies for the regularity-assumption regime where treated and untreated modes are within ~2σ of each other, which holds for all 100 K15 conditions in</w:t>
-      </w:r>
-      <w:r>
-        <w:t xml:space="preserve"> </w:t>
-      </w:r>
-      <w:r>
-        <w:rPr>
-          <w:rStyle w:val="VerbatimChar"/>
-        </w:rPr>
-        <w:t xml:space="preserve">imm-priors.json</w:t>
-      </w:r>
-      <w:r>
-        <w:t xml:space="preserve">. Per-event evacuation and loss-of-crew-life probabilities (</w:t>
+        <w:t xml:space="preserve">; the alternative interpretation (Bayesian mixture: draw from treated with probability RAF, from untreated otherwise) is mathematically distinct but produces qualitatively similar central tendencies for the regularity-assumption regime where treated and untreated modes are within ~2σ of each other, which holds for all 100 K15 conditions. Per-event evacuation and loss-of-crew-life probabilities (</w:t>
       </w:r>
       <w:r>
         <w:rPr>
@@ -7525,7 +7500,62 @@
         <w:t xml:space="preserve"> </w:t>
       </w:r>
       <w:r>
-        <w:t xml:space="preserve">rather than calibrated model parameters: the magnitudes reflect a deliberate ordinal ranking (mental-health most coupled to Stage-A; renal least) consistent with the published spaceflight-vulnerability literature, but the exact numerical values have not been elicited from a primary-source per-condition regression. The dependence of Stage-B outputs on the FAMILY_BETA values is acknowledged as an open sensitivity-analysis item (§4.5) and an honest limitation (§4.4) — they are exposed for the operator to override per scenario rather than presented as fixed model truth.</w:t>
+        <w:t xml:space="preserve">rather than calibrated model parameters: the magnitudes reflect a deliberate ordinal ranking (mental-health most coupled to Stage-A; renal least) consistent with the published spaceflight-vulnerability literature, but the exact numerical values have not been elicited from a primary-source per-condition regression. Crucially, the coupling path is inactive in every result reported in this paper: the K15 reference crew, and the synthetic crews behind all reported Stage-B runs, carry no Stage-A scores, so</w:t>
+      </w:r>
+      <w:r>
+        <w:t xml:space="preserve"> </w:t>
+      </w:r>
+      <m:oMath>
+        <m:sSub>
+          <m:e>
+            <m:r>
+              <m:t>λ</m:t>
+            </m:r>
+          </m:e>
+          <m:sub>
+            <m:r>
+              <m:t>c</m:t>
+            </m:r>
+            <m:r>
+              <m:rPr>
+                <m:sty m:val="p"/>
+              </m:rPr>
+              <m:t>,</m:t>
+            </m:r>
+            <m:r>
+              <m:t>i</m:t>
+            </m:r>
+          </m:sub>
+        </m:sSub>
+      </m:oMath>
+      <w:r>
+        <w:t xml:space="preserve"> </w:t>
+      </w:r>
+      <w:r>
+        <w:t xml:space="preserve">reduces to</w:t>
+      </w:r>
+      <w:r>
+        <w:t xml:space="preserve"> </w:t>
+      </w:r>
+      <m:oMath>
+        <m:sSub>
+          <m:e>
+            <m:r>
+              <m:t>λ</m:t>
+            </m:r>
+          </m:e>
+          <m:sub>
+            <m:r>
+              <m:t>c</m:t>
+            </m:r>
+          </m:sub>
+        </m:sSub>
+      </m:oMath>
+      <w:r>
+        <w:t xml:space="preserve"> </w:t>
+      </w:r>
+      <w:r>
+        <w:t xml:space="preserve">and the FAMILY_BETA coefficients never fire — matching the NASA iMED reference model, which itself has no selection coupling. The coupling is implemented and unit-tested and is exercised in a released reproducer worked example, but its influence on the reported HSRB verdicts is therefore nil; the FAMILY_BETA values are exposed for the operator to override per scenario, and their sensitivity is an open analysis item (§4.5) and an honest limitation (§4.4) rather than a driver of the present results.</w:t>
       </w:r>
     </w:p>
     <w:p>
@@ -7948,13 +7978,13 @@
           <w:bCs/>
           <w:b/>
         </w:rPr>
-        <w:t xml:space="preserve">IMM-86 validation gate.</w:t>
-      </w:r>
-      <w:r>
-        <w:t xml:space="preserve"> </w:t>
-      </w:r>
-      <w:r>
-        <w:t xml:space="preserve">The K15 reproduction is enforced as a CI contract: the IMM-86 gate test runs the IMM Calculator at</w:t>
+        <w:t xml:space="preserve">K15-reproduction acceptance gate.</w:t>
+      </w:r>
+      <w:r>
+        <w:t xml:space="preserve"> </w:t>
+      </w:r>
+      <w:r>
+        <w:t xml:space="preserve">The K15 reproduction is enforced as a CI contract: the K15-reproduction gate test runs the IMM Calculator at</w:t>
       </w:r>
       <w:r>
         <w:t xml:space="preserve"> </w:t>
@@ -8004,37 +8034,7 @@
         <w:t xml:space="preserve"> </w:t>
       </w:r>
       <w:r>
-        <w:t xml:space="preserve">Selectron v0.5.4 is scoped to Earth-based analog isolation missions (MDRS, HI-SEAS, Mars-500, Antarctic winter-over, etc.) and LEO/ISS-baseline scenarios (ISS 6 mo K15 reference; S20 DRM1, DRM2). Two interplanetary missions — TM21 Accelerated Mars Mission (426 d) and Standard Mars Mission (923 d) — are catalogued in</w:t>
-      </w:r>
-      <w:r>
-        <w:t xml:space="preserve"> </w:t>
-      </w:r>
-      <w:r>
-        <w:rPr>
-          <w:rStyle w:val="VerbatimChar"/>
-        </w:rPr>
-        <w:t xml:space="preserve">src/data/imm-missions.ts</w:t>
-      </w:r>
-      <w:r>
-        <w:t xml:space="preserve"> </w:t>
-      </w:r>
-      <w:r>
-        <w:t xml:space="preserve">with</w:t>
-      </w:r>
-      <w:r>
-        <w:t xml:space="preserve"> </w:t>
-      </w:r>
-      <w:r>
-        <w:rPr>
-          <w:rStyle w:val="VerbatimChar"/>
-        </w:rPr>
-        <w:t xml:space="preserve">kind: "interplanetary-mars-future"</w:t>
-      </w:r>
-      <w:r>
-        <w:t xml:space="preserve"> </w:t>
-      </w:r>
-      <w:r>
-        <w:t xml:space="preserve">and filtered out of the active mission picker. A diagnostic at v0.5.0 showed that even with the K15-correct engine, the Mars pLOCL is 12–30× below the TM21 spec band — a structural gap that requires explicit modeling of comms-delay treatment degradation, cumulative-dose pathways, and partial-gravity EVA risk profiles, none of which are implemented in v0.5.0. The structural prerequisites for Mars and Artemis missions are documented in the repository and the broader scope rationale appears in §4.4.</w:t>
+        <w:t xml:space="preserve">Selectron is scoped to Earth-based analog isolation missions (MDRS, HI-SEAS, Mars-500, Antarctic winter-over, etc.) and LEO/ISS-baseline scenarios (ISS 6 mo K15 reference; S20 DRM1, DRM2). Two interplanetary missions — TM21 Accelerated Mars Mission (426 d) and Standard Mars Mission (923 d) — are catalogued in the mission registry as interplanetary-Mars-future and filtered out of the active mission picker. A diagnostic showed that even with the K15-correct engine, the Mars pLOCL is 12–30× below the TM21 spec band — a structural gap that requires explicit modeling of comms-delay treatment degradation, cumulative-dose pathways, and partial-gravity EVA risk profiles, none of which are implemented in the current release. The structural prerequisites for Mars and Artemis missions are documented in the repository and the broader scope rationale appears in §4.4.</w:t>
       </w:r>
     </w:p>
     <w:bookmarkEnd w:id="24"/>
@@ -8103,49 +8103,39 @@
         <w:t xml:space="preserve"> </w:t>
       </w:r>
       <w:r>
-        <w:t xml:space="preserve">posterior (§2.3) to an HSRB risk color:</w:t>
-      </w:r>
-      <w:r>
-        <w:t xml:space="preserve"> </w:t>
-      </w:r>
-      <m:oMath>
-        <m:r>
+        <w:t xml:space="preserve">posterior (§2.3) to an HSRB risk color: the mission-failure probability</w:t>
+      </w:r>
+      <w:r>
+        <w:t xml:space="preserve"> </w:t>
+      </w:r>
+      <m:oMath>
+        <m:r>
+          <m:t>1</m:t>
+        </m:r>
+        <m:r>
+          <m:rPr>
+            <m:sty m:val="p"/>
+          </m:rPr>
+          <m:t>−</m:t>
+        </m:r>
+        <m:r>
+          <m:rPr>
+            <m:sty m:val="p"/>
+          </m:rPr>
+          <m:t>M</m:t>
+        </m:r>
+        <m:r>
+          <m:rPr>
+            <m:sty m:val="p"/>
+          </m:rPr>
+          <m:t>S</m:t>
+        </m:r>
+        <m:r>
+          <m:rPr>
+            <m:sty m:val="p"/>
+          </m:rPr>
           <m:t>P</m:t>
         </m:r>
-        <m:d>
-          <m:dPr>
-            <m:begChr m:val="("/>
-            <m:endChr m:val=")"/>
-            <m:sepChr m:val=""/>
-            <m:grow/>
-          </m:dPr>
-          <m:e>
-            <m:r>
-              <m:t>χ</m:t>
-            </m:r>
-            <m:r>
-              <m:rPr>
-                <m:sty m:val="p"/>
-              </m:rPr>
-              <m:t>&lt;</m:t>
-            </m:r>
-            <m:sSup>
-              <m:e>
-                <m:r>
-                  <m:t>χ</m:t>
-                </m:r>
-              </m:e>
-              <m:sup>
-                <m:r>
-                  <m:rPr>
-                    <m:sty m:val="p"/>
-                  </m:rPr>
-                  <m:t>*</m:t>
-                </m:r>
-              </m:sup>
-            </m:sSup>
-          </m:e>
-        </m:d>
       </m:oMath>
       <w:r>
         <w:t xml:space="preserve"> </w:t>
@@ -8278,12 +8268,63 @@
         <w:t xml:space="preserve"> </w:t>
       </w:r>
       <w:r>
-        <w:t xml:space="preserve">is assigned by bucketing</w:t>
-      </w:r>
-      <w:r>
-        <w:t xml:space="preserve"> </w:t>
-      </w:r>
-      <m:oMath>
+        <w:t xml:space="preserve">is assigned by bucketing the mission-failure probability</w:t>
+      </w:r>
+      <w:r>
+        <w:t xml:space="preserve"> </w:t>
+      </w:r>
+      <m:oMath>
+        <m:sSub>
+          <m:e>
+            <m:r>
+              <m:t>P</m:t>
+            </m:r>
+          </m:e>
+          <m:sub>
+            <m:r>
+              <m:t>f</m:t>
+            </m:r>
+          </m:sub>
+        </m:sSub>
+        <m:r>
+          <m:rPr>
+            <m:sty m:val="p"/>
+          </m:rPr>
+          <m:t>=</m:t>
+        </m:r>
+        <m:r>
+          <m:t>1</m:t>
+        </m:r>
+        <m:r>
+          <m:rPr>
+            <m:sty m:val="p"/>
+          </m:rPr>
+          <m:t>−</m:t>
+        </m:r>
+        <m:r>
+          <m:rPr>
+            <m:sty m:val="p"/>
+          </m:rPr>
+          <m:t>M</m:t>
+        </m:r>
+        <m:r>
+          <m:rPr>
+            <m:sty m:val="p"/>
+          </m:rPr>
+          <m:t>S</m:t>
+        </m:r>
+        <m:r>
+          <m:rPr>
+            <m:sty m:val="p"/>
+          </m:rPr>
+          <m:t>P</m:t>
+        </m:r>
+        <m:r>
+          <m:rPr>
+            <m:sty m:val="p"/>
+          </m:rPr>
+          <m:t>=</m:t>
+        </m:r>
         <m:r>
           <m:t>P</m:t>
         </m:r>
@@ -8295,6 +8336,66 @@
             <m:grow/>
           </m:dPr>
           <m:e>
+            <m:r>
+              <m:rPr>
+                <m:sty m:val="p"/>
+              </m:rPr>
+              <m:t>E</m:t>
+            </m:r>
+            <m:r>
+              <m:rPr>
+                <m:sty m:val="p"/>
+              </m:rPr>
+              <m:t>V</m:t>
+            </m:r>
+            <m:r>
+              <m:rPr>
+                <m:sty m:val="p"/>
+              </m:rPr>
+              <m:t>A</m:t>
+            </m:r>
+            <m:r>
+              <m:rPr>
+                <m:sty m:val="p"/>
+              </m:rPr>
+              <m:t>C</m:t>
+            </m:r>
+            <m:r>
+              <m:rPr>
+                <m:sty m:val="p"/>
+              </m:rPr>
+              <m:t>∨</m:t>
+            </m:r>
+            <m:r>
+              <m:rPr>
+                <m:sty m:val="p"/>
+              </m:rPr>
+              <m:t>L</m:t>
+            </m:r>
+            <m:r>
+              <m:rPr>
+                <m:sty m:val="p"/>
+              </m:rPr>
+              <m:t>O</m:t>
+            </m:r>
+            <m:r>
+              <m:rPr>
+                <m:sty m:val="p"/>
+              </m:rPr>
+              <m:t>C</m:t>
+            </m:r>
+            <m:r>
+              <m:rPr>
+                <m:sty m:val="p"/>
+              </m:rPr>
+              <m:t>L</m:t>
+            </m:r>
+            <m:r>
+              <m:rPr>
+                <m:sty m:val="p"/>
+              </m:rPr>
+              <m:t>∨</m:t>
+            </m:r>
             <m:r>
               <m:t>χ</m:t>
             </m:r>
@@ -8326,7 +8427,7 @@
         <w:t xml:space="preserve"> </w:t>
       </w:r>
       <w:r>
-        <w:t xml:space="preserve">against In-Mission thresholds from JSC-66705 Rev A Figure 4 (p. 28): L1,</w:t>
+        <w:t xml:space="preserve">— the all-failure-modes complement of the Mission Success Probability defined in §2.3, and a conservative superset of the early-termination probability</w:t>
       </w:r>
       <w:r>
         <w:t xml:space="preserve"> </w:t>
@@ -8335,6 +8436,63 @@
         <m:r>
           <m:t>P</m:t>
         </m:r>
+        <m:d>
+          <m:dPr>
+            <m:begChr m:val="("/>
+            <m:endChr m:val=")"/>
+            <m:sepChr m:val=""/>
+            <m:grow/>
+          </m:dPr>
+          <m:e>
+            <m:r>
+              <m:t>χ</m:t>
+            </m:r>
+            <m:r>
+              <m:rPr>
+                <m:sty m:val="p"/>
+              </m:rPr>
+              <m:t>&lt;</m:t>
+            </m:r>
+            <m:sSup>
+              <m:e>
+                <m:r>
+                  <m:t>χ</m:t>
+                </m:r>
+              </m:e>
+              <m:sup>
+                <m:r>
+                  <m:rPr>
+                    <m:sty m:val="p"/>
+                  </m:rPr>
+                  <m:t>*</m:t>
+                </m:r>
+              </m:sup>
+            </m:sSup>
+          </m:e>
+        </m:d>
+      </m:oMath>
+      <w:r>
+        <w:t xml:space="preserve"> </w:t>
+      </w:r>
+      <w:r>
+        <w:t xml:space="preserve">— against In-Mission thresholds from JSC-66705 Rev A Figure 4 (p. 28): L1,</w:t>
+      </w:r>
+      <w:r>
+        <w:t xml:space="preserve"> </w:t>
+      </w:r>
+      <m:oMath>
+        <m:sSub>
+          <m:e>
+            <m:r>
+              <m:t>P</m:t>
+            </m:r>
+          </m:e>
+          <m:sub>
+            <m:r>
+              <m:t>f</m:t>
+            </m:r>
+          </m:sub>
+        </m:sSub>
         <m:r>
           <m:rPr>
             <m:sty m:val="p"/>
@@ -8373,9 +8531,18 @@
           </m:rPr>
           <m:t>&lt;</m:t>
         </m:r>
-        <m:r>
-          <m:t>P</m:t>
-        </m:r>
+        <m:sSub>
+          <m:e>
+            <m:r>
+              <m:t>P</m:t>
+            </m:r>
+          </m:e>
+          <m:sub>
+            <m:r>
+              <m:t>f</m:t>
+            </m:r>
+          </m:sub>
+        </m:sSub>
         <m:r>
           <m:rPr>
             <m:sty m:val="p"/>
@@ -8414,9 +8581,18 @@
           </m:rPr>
           <m:t>&lt;</m:t>
         </m:r>
-        <m:r>
-          <m:t>P</m:t>
-        </m:r>
+        <m:sSub>
+          <m:e>
+            <m:r>
+              <m:t>P</m:t>
+            </m:r>
+          </m:e>
+          <m:sub>
+            <m:r>
+              <m:t>f</m:t>
+            </m:r>
+          </m:sub>
+        </m:sSub>
         <m:r>
           <m:rPr>
             <m:sty m:val="p"/>
@@ -8455,9 +8631,18 @@
           </m:rPr>
           <m:t>&lt;</m:t>
         </m:r>
-        <m:r>
-          <m:t>P</m:t>
-        </m:r>
+        <m:sSub>
+          <m:e>
+            <m:r>
+              <m:t>P</m:t>
+            </m:r>
+          </m:e>
+          <m:sub>
+            <m:r>
+              <m:t>f</m:t>
+            </m:r>
+          </m:sub>
+        </m:sSub>
         <m:r>
           <m:rPr>
             <m:sty m:val="p"/>
@@ -8481,9 +8666,18 @@
         <w:t xml:space="preserve"> </w:t>
       </w:r>
       <m:oMath>
-        <m:r>
-          <m:t>P</m:t>
-        </m:r>
+        <m:sSub>
+          <m:e>
+            <m:r>
+              <m:t>P</m:t>
+            </m:r>
+          </m:e>
+          <m:sub>
+            <m:r>
+              <m:t>f</m:t>
+            </m:r>
+          </m:sub>
+        </m:sSub>
         <m:r>
           <m:rPr>
             <m:sty m:val="p"/>
@@ -9561,7 +9755,7 @@
         <w:t xml:space="preserve"> </w:t>
       </w:r>
       <w:r>
-        <w:t xml:space="preserve">the IMM-86 K15 reproduction gate outputs are seed-deterministic at</w:t>
+        <w:t xml:space="preserve">the K15-reproduction gate outputs are seed-deterministic at</w:t>
       </w:r>
       <w:r>
         <w:t xml:space="preserve"> </w:t>
@@ -9576,7 +9770,7 @@
         <w:t xml:space="preserve"> </w:t>
       </w:r>
       <w:r>
-        <w:t xml:space="preserve">under the recorded RNG-call sequence; adding new RNG draws to the per-trial loop changes the seed-determined output even when the change is mathematically equivalent. The manuscript figures and the IMM-86 acceptance gate are anchored to the submission commit’s RNG call sequence; future revisions that add or reorder RNG draws must re-baseline the gate’s accepted brackets and re-tag the release. The PRNG (Mulberry32, 32-bit, period</w:t>
+        <w:t xml:space="preserve">under the recorded RNG-call sequence; adding new RNG draws to the per-trial loop changes the seed-determined output even when the change is mathematically equivalent. The manuscript figures and the K15-reproduction acceptance gate are anchored to the submission commit’s RNG call sequence; future revisions that add or reorder RNG draws must re-baseline the gate’s accepted brackets and re-tag the release. The PRNG (Mulberry32, 32-bit, period</w:t>
       </w:r>
       <w:r>
         <w:t xml:space="preserve"> </w:t>
@@ -9596,22 +9790,7 @@
         </m:sSup>
       </m:oMath>
       <w:r>
-        <w:t xml:space="preserve">) consumes ~31 % of its period per</w:t>
-      </w:r>
-      <w:r>
-        <w:t xml:space="preserve"> </w:t>
-      </w:r>
-      <w:r>
-        <w:rPr>
-          <w:rStyle w:val="VerbatimChar"/>
-        </w:rPr>
-        <w:t xml:space="preserve">simulateIMM</w:t>
-      </w:r>
-      <w:r>
-        <w:t xml:space="preserve"> </w:t>
-      </w:r>
-      <w:r>
-        <w:t xml:space="preserve">run at</w:t>
+        <w:t xml:space="preserve">) consumes ~31 % of its period per IMM-simulation run at</w:t>
       </w:r>
       <w:r>
         <w:t xml:space="preserve"> </w:t>
@@ -9643,16 +9822,7 @@
         <w:t xml:space="preserve"> </w:t>
       </w:r>
       <w:r>
-        <w:t xml:space="preserve">on the 100-condition prior set (</w:t>
-      </w:r>
-      <w:r>
-        <w:rPr>
-          <w:rStyle w:val="VerbatimChar"/>
-        </w:rPr>
-        <w:t xml:space="preserve">scripts/audit_prng_period_budget.ts</w:t>
-      </w:r>
-      <w:r>
-        <w:t xml:space="preserve">, 2026-05-22) — well within the recommended ≤ 50 % safety margin; replacement with a longer-period PRNG (xoroshiro128++, period</w:t>
+        <w:t xml:space="preserve">on the 100-condition prior set (PRNG period-budget audit, 2026-05-22) — well within the recommended ≤ 50 % safety margin; replacement with a longer-period PRNG (xoroshiro128++, period</w:t>
       </w:r>
       <w:r>
         <w:t xml:space="preserve"> </w:t>
@@ -9672,7 +9842,7 @@
         </m:sSup>
       </m:oMath>
       <w:r>
-        <w:t xml:space="preserve">) is queued for v0.6.x if the prior set or trial count grows substantively. Reproducibility is enforced through a three-tier test suite: vitest unit and property tests cover engine mathematics, database schema migrations, and UI component behavior; the IMM-86 acceptance gate (26 K15-reproduction validation assertions at</w:t>
+        <w:t xml:space="preserve">) is planned for a future release if the prior set or trial count grows substantively. Reproducibility is enforced through a three-tier test suite: vitest unit and property tests cover engine mathematics, database schema migrations, and UI component behavior; the K15-reproduction acceptance gate (26 validation assertions at</w:t>
       </w:r>
       <w:r>
         <w:t xml:space="preserve"> </w:t>
@@ -9902,7 +10072,7 @@
           <w:bCs/>
           <w:b/>
         </w:rPr>
-        <w:t xml:space="preserve">IMM-86 K15 Table 1 reproduction gate</w:t>
+        <w:t xml:space="preserve">K15 Table 1 reproduction gate</w:t>
       </w:r>
       <w:r>
         <w:t xml:space="preserve">, which runs the Stage-B IMM Calculator at</w:t>
@@ -9994,7 +10164,7 @@
         <w:t xml:space="preserve"> </w:t>
       </w:r>
       <w:r>
-        <w:t xml:space="preserve">for the metrics on which Selectron has converged to the NASA-published interval (unlimited CHI at v0.5.4; all 3 TMEs are numerically within CI₉₅ but classified as documented-divergent due to the systematic gap between evidence-based rates and K15 iMED rates); and (ii)</w:t>
+        <w:t xml:space="preserve">for the metrics on which Selectron has converged to the NASA-published interval (unlimited CHI in the current release; all 3 TMEs are numerically within CI₉₅ but classified as documented-divergent due to the systematic gap between evidence-based rates and K15 iMED rates); and (ii)</w:t>
       </w:r>
       <w:r>
         <w:t xml:space="preserve"> </w:t>
@@ -10010,22 +10180,7 @@
         <w:t xml:space="preserve"> </w:t>
       </w:r>
       <w:r>
-        <w:t xml:space="preserve">for the remaining metrics where the per-condition calibration did not close the gap to within K15 CI₉₅, with each divergent bracket carrying a</w:t>
-      </w:r>
-      <w:r>
-        <w:t xml:space="preserve"> </w:t>
-      </w:r>
-      <w:r>
-        <w:rPr>
-          <w:rStyle w:val="VerbatimChar"/>
-        </w:rPr>
-        <w:t xml:space="preserve">tracking</w:t>
-      </w:r>
-      <w:r>
-        <w:t xml:space="preserve"> </w:t>
-      </w:r>
-      <w:r>
-        <w:t xml:space="preserve">field naming the open backlog item that owns the gap (see §4.4). The CI₉₅-width brackets pin each metric’s posterior width to its calibration baseline ±50 %, with a zero-spread tolerance for rare-event metrics whose 2.5th/97.5th percentiles collapse to the same value at</w:t>
+        <w:t xml:space="preserve">for the remaining metrics where the per-condition calibration did not close the gap to within K15 CI₉₅, with each divergent bracket carrying a tracking annotation naming the open audit item that owns the gap (see §4.4). The CI₉₅-width brackets pin each metric’s posterior width to its calibration baseline ±50 %, with a zero-spread tolerance for rare-event metrics whose 2.5th/97.5th percentiles collapse to the same value at</w:t>
       </w:r>
       <w:r>
         <w:t xml:space="preserve"> </w:t>
@@ -10062,7 +10217,7 @@
         <w:pStyle w:val="BodyText"/>
       </w:pPr>
       <w:r>
-        <w:t xml:space="preserve">The wider-bracket design provides one-directional regression protection — future improvements that move a divergent mean into K15 CI₉₅, or tighten a CI₉₅ width without breaking the lower bound, pass without test churn; regressions trigger immediate gate failure. Bracket-tightening is a one-way ratchet: a documented-divergent mean bracket is automatically narrowed to the K15 CI₉₅ whenever the observed value enters the K15 interval (verified by re-running the gate after a calibration revision); width brackets are re-baselined only after a deliberate engine or prior change, with the baseline value committed to the test file and tied to a tagged release. Reproduction of all 25 priority-score cells in JSC-66705 Rev A Figure 4 is asserted as a sub-test and constitutes the structural V&amp;V check for the HSRB mapping in §2.4.</w:t>
+        <w:t xml:space="preserve">The wider-bracket design provides one-directional regression protection — future improvements that move a divergent mean into K15 CI₉₅, or tighten a CI₉₅ width without breaking the lower bound, pass without spurious test failures; regressions trigger immediate gate failure. Bracket-tightening is one-directional: a documented-divergent mean bracket is automatically narrowed to the K15 CI₉₅ whenever the observed value enters the K15 interval (verified by re-running the gate after a calibration revision); width brackets are re-baselined only after a deliberate engine or prior change, with the baseline value committed to the test file and tied to a tagged release. Reproduction of all 25 priority-score cells in JSC-66705 Rev A Figure 4 is asserted as a sub-test and constitutes the structural V&amp;V check for the HSRB mapping in §2.4.</w:t>
       </w:r>
     </w:p>
     <w:p>
@@ -10617,7 +10772,7 @@
         <w:t xml:space="preserve"> </w:t>
       </w:r>
       <w:r>
-        <w:t xml:space="preserve">trials, seed 0xc0ffee (v0.5.x IMM Calculator outputs). The 5×5 priority-score grid is reproduced verbatim from JSC-66705 Rev A Figure 4 (p. 28). The highlighted cell is this run’s (L, C) bucket: L = bucketed</w:t>
+        <w:t xml:space="preserve">trials, seed 0xc0ffee. The 5×5 priority-score grid is reproduced verbatim from JSC-66705 Rev A Figure 4 (p. 28). The highlighted cell is this run’s (L, C) bucket: L = bucketed</w:t>
       </w:r>
       <w:r>
         <w:t xml:space="preserve"> </w:t>
@@ -10708,7 +10863,7 @@
         <w:t xml:space="preserve"> </w:t>
       </w:r>
       <w:r>
-        <w:t xml:space="preserve">under the Mission Objectives Impact sub-category (fractionLost = 17.2 % → C4). The L5 × C4 = 23 red verdict at v0.5.4 reflects the evidence-based community/military incidence rates; on the unlimited kit, the verdict drops to yellow (unlimited CHI</w:t>
+        <w:t xml:space="preserve">under the Mission Objectives Impact sub-category (fractionLost = 17.2 % → C4). The L5 × C4 = 23 red verdict reflects the evidence-based community/military incidence rates; on the unlimited kit, the verdict drops to yellow (unlimited CHI</w:t>
       </w:r>
       <w:r>
         <w:t xml:space="preserve"> </w:t>
@@ -11429,7 +11584,7 @@
           <w:bCs/>
           <w:b/>
         </w:rPr>
-        <w:t xml:space="preserve">Table 2. K15 Table 1 reproduction at v0.5.4</w:t>
+        <w:t xml:space="preserve">Table 2. K15 Table 1 reproduction</w:t>
       </w:r>
       <w:r>
         <w:t xml:space="preserve"> </w:t>
@@ -11461,19 +11616,7 @@
         </m:r>
       </m:oMath>
       <w:r>
-        <w:t xml:space="preserve">, seed 0xc0ffee, IMM-86 acceptance gate). Bold cells fall within K15’s published CI₉₅; the K15 CI₉₅ bracket appears in the rightmost column. Gate test:</w:t>
-      </w:r>
-      <w:r>
-        <w:t xml:space="preserve"> </w:t>
-      </w:r>
-      <w:r>
-        <w:rPr>
-          <w:rStyle w:val="VerbatimChar"/>
-        </w:rPr>
-        <w:t xml:space="preserve">tests/imm/validation_k15.test.ts</w:t>
-      </w:r>
-      <w:r>
-        <w:t xml:space="preserve">.</w:t>
+        <w:t xml:space="preserve">, seed 0xc0ffee, K15-reproduction acceptance gate). Bold cells fall within K15’s published CI₉₅; the K15 CI₉₅ bracket appears in the rightmost column. Gate: the K15-reproduction acceptance gate in the released test suite.</w:t>
       </w:r>
     </w:p>
     <w:tbl>
@@ -11527,7 +11670,7 @@
               <w:jc w:val="left"/>
             </w:pPr>
             <w:r>
-              <w:t xml:space="preserve">Selectron v0.5.4</w:t>
+              <w:t xml:space="preserve">Selectron</w:t>
             </w:r>
           </w:p>
         </w:tc>
@@ -13379,7 +13522,7 @@
         <w:t xml:space="preserve"> </w:t>
       </w:r>
       <w:r>
-        <w:t xml:space="preserve">threshold. C4 reflects ~17 % of crew-time lost to medical events at the operational ISS HMS kit. The shift from the earlier yellow verdict (v0.5.0: L4 × C3, score 18) to red reflects the community/military incidence recalibration, which grounded three prior rates against field-population evidence and removed the blanket tier-B multiplier. The red verdict is directionally consistent with the underlying evidence: the ISS HMS kit covers only a subset of the 100 K15 conditions, and the per-condition incidence rates at their evidence-based levels produce more aggregate medical events than the K15 iMED-sourced rates. A K15-reference crew on the unlimited kit would yield a yellow verdict (unlimited CHI</w:t>
+        <w:t xml:space="preserve">threshold. C4 reflects ~17 % of crew-time lost to medical events at the operational ISS HMS kit. The shift from an earlier calibration’s yellow verdict (L4 × C3, score 18) to red reflects the community/military incidence recalibration, which grounded three prior rates against field-population evidence and removed the blanket tier-B multiplier. The red verdict is directionally consistent with the underlying evidence: the ISS HMS kit covers only a subset of the 100 K15 conditions, and the per-condition incidence rates at their evidence-based levels produce more aggregate medical events than the K15 iMED-sourced rates. A K15-reference crew on the unlimited kit would yield a yellow verdict (unlimited CHI</w:t>
       </w:r>
       <w:r>
         <w:t xml:space="preserve"> </w:t>
@@ -15771,7 +15914,7 @@
         <w:t xml:space="preserve">(Saint-Hilary et al., 2017)</w:t>
       </w:r>
       <w:r>
-        <w:t xml:space="preserve">. It does not project that uncertainty forward to a mission, name the medical conditions a crew might face, or speak the language of a flight-readiness review. Stage B (the IMM Calculator), taken alone, returns Crew Health Index posteriors, evacuation and loss-of-crew-life probabilities, and total-medical-event expectations under the K15-aligned 100-condition hazard model, but it treats the crew as an exogenous input — disconnected from the selection criteria that justified the candidate’s inclusion. The dual-novelty contribution is the coupling: the Stage-A composite-score posterior enters Stage B as a per-candidate z-scored vulnerability modifier on condition incidence rates (58 of 100 conditions are vulnerability-coupled with family-specific β coefficients), and the Stage-B</w:t>
+        <w:t xml:space="preserve">. It does not project that uncertainty forward to a mission, name the medical conditions a crew might face, or speak the language of a flight-readiness review. Stage B (the IMM Calculator), taken alone, returns Crew Health Index posteriors, evacuation and loss-of-crew-life probabilities, and total-medical-event expectations under the K15-aligned 100-condition hazard model, but it treats the crew as an exogenous input — disconnected from the selection criteria that justified the candidate’s inclusion. The two stages are linked by the coupling — the Stage-A composite-score posterior is exposed to Stage B as a per-candidate z-scored vulnerability modifier on condition incidence rates (58 of 100 conditions are vulnerability-coupled with family-specific β coefficients) — and the Stage-B</w:t>
       </w:r>
       <w:r>
         <w:t xml:space="preserve"> </w:t>
@@ -15794,7 +15937,7 @@
         <w:t xml:space="preserve">(NASA Johnson Space Center, Health and Medical Technical Authority, 2020)</w:t>
       </w:r>
       <w:r>
-        <w:t xml:space="preserve">.</w:t>
+        <w:t xml:space="preserve">. The vulnerability-coupling pathway is implemented and unit-tested but is not exercised in any result reported here: every reported Stage-B run uses the K15 reference crew or synthetic crews that carry no Stage-A scores, so the validated path is the uncoupled IMM (matching NASA iMED, which has no selection coupling), and a coupled worked example is left to follow-on work (§4.5). The HSRB-mapping leg, by contrast, is exercised throughout.</w:t>
       </w:r>
     </w:p>
     <w:p>
@@ -16269,7 +16412,7 @@
         <w:t xml:space="preserve"> </w:t>
       </w:r>
       <w:r>
-        <w:t xml:space="preserve">Of 100 K15-canon conditions, 34 (tier-A) are directly tied to NASA-published IMM sources (K15, M18, G12, S20, A22, TM21) and use those papers’ incidence distributions; 66 (tier-B) are fitted via PyMC NUTS posteriors from terrestrial epidemiological base rates, Antarctic/submarine/analog cohort data, and military population references across 10 calibration passes (passes p-a through p-l), all converging at R-hat = 1.000 and ESS &gt; 2500. Zero tier-C synthetic placeholders remain — 100 % of the prior set is evidence-based, and all per-tier multipliers are set to 1.0 (no blanket calibration applied).</w:t>
+        <w:t xml:space="preserve">Of 100 K15-canon conditions, 34 (tier-A) are directly tied to NASA-published IMM sources (K15, M18, G12, S20, A22, TM21) and use those papers’ incidence distributions; 66 (tier-B) are fitted via PyMC NUTS posteriors from terrestrial epidemiological base rates, Antarctic/submarine/analog cohort data, and military population references across iterative calibration passes, all converging at R-hat = 1.000 and ESS &gt; 2500. Zero tier-C synthetic placeholders remain — 100 % of the prior set is evidence-based, and all per-tier multipliers are set to 1.0 (no blanket calibration applied).</w:t>
       </w:r>
     </w:p>
     <w:p>
@@ -16709,22 +16852,7 @@
         <w:t xml:space="preserve"> </w:t>
       </w:r>
       <w:r>
-        <w:t xml:space="preserve">are similarly under K15 reference and track as a per-condition severity audit. None of the eight divergences are masked: each carries an explicit</w:t>
-      </w:r>
-      <w:r>
-        <w:t xml:space="preserve"> </w:t>
-      </w:r>
-      <w:r>
-        <w:rPr>
-          <w:rStyle w:val="VerbatimChar"/>
-        </w:rPr>
-        <w:t xml:space="preserve">tracking</w:t>
-      </w:r>
-      <w:r>
-        <w:t xml:space="preserve"> </w:t>
-      </w:r>
-      <w:r>
-        <w:t xml:space="preserve">field in the IMM-86 acceptance gate’s bracket table, ensuring future regressions trigger immediate gate failure.</w:t>
+        <w:t xml:space="preserve">are similarly under K15 reference and track as a per-condition severity audit. None of the eight divergences are masked: each carries an explicit tracking annotation in the K15-reproduction acceptance gate’s bracket table, ensuring future regressions trigger immediate gate failure.</w:t>
       </w:r>
     </w:p>
     <w:p>
@@ -16742,7 +16870,7 @@
         <w:t xml:space="preserve"> </w:t>
       </w:r>
       <w:r>
-        <w:t xml:space="preserve">Selectron v0.5.4 is scoped to Earth-based analog isolation and LEO/ISS-baseline missions. Mars (TM21) and Artemis (lunar) missions are catalogued for forward-compatibility but filtered out of the active mission picker, because the IMM Calculator does not yet model the structural risk drivers required for interplanetary or lunar destinations — comms-delay treatment degradation, cumulative-dose pathways (galactic cosmic ray and solar particle event accumulation), and partial-gravity EVA risk profiles. An IMM Calculator run against the TM21 Mars DRMs at v0.5.4 produces a pLOCL 12–30× below the TM21 spec band — a structural-model gap rather than a calibration gap, and one that should not be papered over with re-elicitation. The structural prerequisites for re-enabling Mars and Artemis missions are catalogued in the repository.</w:t>
+        <w:t xml:space="preserve">Selectron is scoped to Earth-based analog isolation and LEO/ISS-baseline missions. Mars (TM21) and Artemis (lunar) missions are catalogued for forward-compatibility but filtered out of the active mission picker, because the IMM Calculator does not yet model the structural risk drivers required for interplanetary or lunar destinations — comms-delay treatment degradation, cumulative-dose pathways (galactic cosmic ray and solar particle event accumulation), and partial-gravity EVA risk profiles. An IMM Calculator run against the TM21 Mars DRMs produces a pLOCL 12–30× below the TM21 spec band — a structural-model gap rather than a calibration gap, and one that should not be papered over with re-elicitation. The structural prerequisites for re-enabling Mars and Artemis missions are catalogued in the repository.</w:t>
       </w:r>
     </w:p>
     <w:p>
@@ -16760,7 +16888,7 @@
         <w:t xml:space="preserve"> </w:t>
       </w:r>
       <w:r>
-        <w:t xml:space="preserve">the Dirichlet concentration is fixed at the flat default rather than fit from elicited expert means with heterogeneity-derived precision. The pipeline is exercised on a single canonical worked example (DEMO-01, eight missions, three tiers) for one synthetic operator, which is sufficient to demonstrate the dual-novelty architecture but cannot, by construction, characterize behavior across multi-candidate panels, across the analog-program operator population, or under the cross-cultural heterogeneity expected when the framework is deployed beyond the Colombian operational context described here.</w:t>
+        <w:t xml:space="preserve">the Dirichlet concentration is fixed at the flat default rather than fit from elicited expert means with heterogeneity-derived precision. The pipeline is exercised on a single canonical worked example (DEMO-01, eight missions, three tiers) for one synthetic operator, which is sufficient to demonstrate the dual-novelty architecture but cannot, by construction, characterize behavior across multi-candidate panels, across the analog-program operator population, or under the cross-cultural heterogeneity expected when the framework is deployed beyond the Colombian operational context described here. Relatedly, the Stage-A→Stage-B vulnerability coupling, though implemented and unit-tested, is exercised in none of the reported results (the reproduction crews carry no Stage-A scores); demonstrating it on a coupled crew and characterizing the FAMILY_BETA sensitivity is deferred to follow-on work (§4.5).</w:t>
       </w:r>
     </w:p>
     <w:bookmarkEnd w:id="68"/>
@@ -16856,16 +16984,7 @@
         <w:t xml:space="preserve"> </w:t>
       </w:r>
       <w:r>
-        <w:t xml:space="preserve">missions, currently catalogued as future features (</w:t>
-      </w:r>
-      <w:r>
-        <w:rPr>
-          <w:rStyle w:val="VerbatimChar"/>
-        </w:rPr>
-        <w:t xml:space="preserve">docs/future_features.md</w:t>
-      </w:r>
-      <w:r>
-        <w:t xml:space="preserve">): comms-delay treatment degradation, cumulative-dose pathways (GCR / SPE accumulation with the radiation-shielding factor as an explicit input), and partial-gravity EVA risk profiles — the Mars analog gap is structural (~12–30× under TM21 pLOCL spec) and resists calibration-only fixes. Fourth, the</w:t>
+        <w:t xml:space="preserve">missions, currently catalogued as future features in the repository: comms-delay treatment degradation, cumulative-dose pathways (GCR / SPE accumulation with the radiation-shielding factor as an explicit input), and partial-gravity EVA risk profiles — the Mars analog gap is structural (~12–30× under TM21 pLOCL spec) and resists calibration-only fixes. Fourth, the</w:t>
       </w:r>
       <w:r>
         <w:t xml:space="preserve"> </w:t>
@@ -16954,7 +17073,7 @@
         <w:pStyle w:val="FirstParagraph"/>
       </w:pPr>
       <w:r>
-        <w:t xml:space="preserve">Selectron closes two gaps in the analog-astronaut selection literature: the absence of a Bayesian MCDA pipeline that delivers credible-interval rank semantics rather than point-estimate rankings, and the absence of a formal bridge from analog Monte Carlo to NASA’s HSRB institutional risk language. The coupling between them — Stage-A score posteriors conditioning Stage-B per-condition vulnerability multipliers — is what makes the pair more than the sum of its parts. The K15 Table 1 reproduction, enforced as a CI-blocking acceptance gate, is the methodological evidence that the IMM Calculator is faithful to the NASA reference. The open challenge is outcome validation: the framework is exercised on synthetic candidates and cannot, by construction, be validated against analog-mission incident data until such registries become available to the research community. The artifact is MIT-licensed, browser-resident, and Zenodo-archived — decision-support input to selection panels, not an autonomous selector.</w:t>
+        <w:t xml:space="preserve">Selectron closes two gaps in the analog-astronaut selection literature: the absence of a Bayesian MCDA pipeline that delivers credible-interval rank semantics rather than point-estimate rankings, and the absence of a formal bridge from analog Monte Carlo to NASA’s HSRB institutional risk language. The architectural link between them — Stage-A score posteriors conditioning Stage-B per-condition vulnerability multipliers — is implemented and unit-tested; exercising it on a coupled crew is the immediate next step (§4.5), since the reproduction results reported here necessarily run with the coupling inactive. The K15 Table 1 reproduction, enforced as a CI-blocking acceptance gate, is the methodological evidence that the IMM Calculator is faithful to the NASA reference. The open challenge is outcome validation: the framework is exercised on synthetic candidates and cannot, by construction, be validated against analog-mission incident data until such registries become available to the research community. The artifact is MIT-licensed, browser-resident, and Zenodo-archived — decision-support input to selection panels, not an autonomous selector.</w:t>
       </w:r>
     </w:p>
     <w:bookmarkEnd w:id="71"/>
@@ -17129,6 +17248,24 @@
       </w:r>
       <w:r>
         <w:t xml:space="preserve">This is a methodology contribution exercised on synthetic data. No human or animal subjects were involved, no clinical or operational records were accessed, and no institutional review board approval was required.</w:t>
+      </w:r>
+    </w:p>
+    <w:p>
+      <w:pPr>
+        <w:pStyle w:val="BodyText"/>
+      </w:pPr>
+      <w:r>
+        <w:rPr>
+          <w:bCs/>
+          <w:b/>
+        </w:rPr>
+        <w:t xml:space="preserve">Declaration of generative AI and AI-assisted technologies in the writing process.</w:t>
+      </w:r>
+      <w:r>
+        <w:t xml:space="preserve"> </w:t>
+      </w:r>
+      <w:r>
+        <w:t xml:space="preserve">During the preparation of this work the author used Claude (Anthropic) for coding assistance and automated test generation, figure-rendering code, bibliography-verification queries, and copy-editing of author-written prose for grammar and readability. After using this tool, the author reviewed and edited the content as needed and takes full responsibility for the content of the publication. No generative-AI tool was used to generate the scientific argument, choose statistical methods, interpret results, or select references.</w:t>
       </w:r>
     </w:p>
     <w:bookmarkEnd w:id="73"/>

--- a/paper/submission/manuscript.docx
+++ b/paper/submission/manuscript.docx
@@ -7,49 +7,67 @@
         <w:pStyle w:val="Title"/>
       </w:pPr>
       <w:r>
+        <w:t xml:space="preserve">From</w:t>
+      </w:r>
+      <w:r>
+        <w:t xml:space="preserve"> </w:t>
+      </w:r>
+      <w:r>
+        <w:t xml:space="preserve">Mission</w:t>
+      </w:r>
+      <w:r>
+        <w:t xml:space="preserve"> </w:t>
+      </w:r>
+      <w:r>
+        <w:t xml:space="preserve">Medical</w:t>
+      </w:r>
+      <w:r>
+        <w:t xml:space="preserve"> </w:t>
+      </w:r>
+      <w:r>
+        <w:t xml:space="preserve">Risk</w:t>
+      </w:r>
+      <w:r>
+        <w:t xml:space="preserve"> </w:t>
+      </w:r>
+      <w:r>
+        <w:t xml:space="preserve">to</w:t>
+      </w:r>
+      <w:r>
+        <w:t xml:space="preserve"> </w:t>
+      </w:r>
+      <w:r>
+        <w:t xml:space="preserve">Crew</w:t>
+      </w:r>
+      <w:r>
+        <w:t xml:space="preserve"> </w:t>
+      </w:r>
+      <w:r>
+        <w:t xml:space="preserve">Selection:</w:t>
+      </w:r>
+      <w:r>
+        <w:t xml:space="preserve"> </w:t>
+      </w:r>
+      <w:r>
+        <w:t xml:space="preserve">A</w:t>
+      </w:r>
+      <w:r>
+        <w:t xml:space="preserve"> </w:t>
+      </w:r>
+      <w:r>
         <w:t xml:space="preserve">Reproducible</w:t>
       </w:r>
       <w:r>
         <w:t xml:space="preserve"> </w:t>
       </w:r>
       <w:r>
-        <w:t xml:space="preserve">NASA</w:t>
-      </w:r>
-      <w:r>
-        <w:t xml:space="preserve"> </w:t>
-      </w:r>
-      <w:r>
-        <w:t xml:space="preserve">Integrated</w:t>
-      </w:r>
-      <w:r>
-        <w:t xml:space="preserve"> </w:t>
-      </w:r>
-      <w:r>
-        <w:t xml:space="preserve">Medical</w:t>
-      </w:r>
-      <w:r>
-        <w:t xml:space="preserve"> </w:t>
-      </w:r>
-      <w:r>
-        <w:t xml:space="preserve">Model</w:t>
-      </w:r>
-      <w:r>
-        <w:t xml:space="preserve"> </w:t>
-      </w:r>
-      <w:r>
-        <w:t xml:space="preserve">Mission-Risk</w:t>
-      </w:r>
-      <w:r>
-        <w:t xml:space="preserve"> </w:t>
-      </w:r>
-      <w:r>
-        <w:t xml:space="preserve">Simulation</w:t>
-      </w:r>
-      <w:r>
-        <w:t xml:space="preserve"> </w:t>
-      </w:r>
-      <w:r>
-        <w:t xml:space="preserve">with</w:t>
+        <w:t xml:space="preserve">NASA-IMM</w:t>
+      </w:r>
+      <w:r>
+        <w:t xml:space="preserve"> </w:t>
+      </w:r>
+      <w:r>
+        <w:t xml:space="preserve">and</w:t>
       </w:r>
       <w:r>
         <w:t xml:space="preserve"> </w:t>
@@ -61,48 +79,6 @@
         <w:t xml:space="preserve"> </w:t>
       </w:r>
       <w:r>
-        <w:t xml:space="preserve">Likelihood</w:t>
-      </w:r>
-      <w:r>
-        <w:t xml:space="preserve"> </w:t>
-      </w:r>
-      <w:r>
-        <w:t xml:space="preserve">×</w:t>
-      </w:r>
-      <w:r>
-        <w:t xml:space="preserve"> </w:t>
-      </w:r>
-      <w:r>
-        <w:t xml:space="preserve">Consequence</w:t>
-      </w:r>
-      <w:r>
-        <w:t xml:space="preserve"> </w:t>
-      </w:r>
-      <w:r>
-        <w:t xml:space="preserve">Mapping:</w:t>
-      </w:r>
-      <w:r>
-        <w:t xml:space="preserve"> </w:t>
-      </w:r>
-      <w:r>
-        <w:t xml:space="preserve">A</w:t>
-      </w:r>
-      <w:r>
-        <w:t xml:space="preserve"> </w:t>
-      </w:r>
-      <w:r>
-        <w:t xml:space="preserve">Bayesian</w:t>
-      </w:r>
-      <w:r>
-        <w:t xml:space="preserve"> </w:t>
-      </w:r>
-      <w:r>
-        <w:t xml:space="preserve">MCDA</w:t>
-      </w:r>
-      <w:r>
-        <w:t xml:space="preserve"> </w:t>
-      </w:r>
-      <w:r>
         <w:t xml:space="preserve">Pipeline</w:t>
       </w:r>
       <w:r>
@@ -115,13 +91,13 @@
         <w:t xml:space="preserve"> </w:t>
       </w:r>
       <w:r>
-        <w:t xml:space="preserve">Analog-Astronaut</w:t>
-      </w:r>
-      <w:r>
-        <w:t xml:space="preserve"> </w:t>
-      </w:r>
-      <w:r>
-        <w:t xml:space="preserve">Selection</w:t>
+        <w:t xml:space="preserve">Analog</w:t>
+      </w:r>
+      <w:r>
+        <w:t xml:space="preserve"> </w:t>
+      </w:r>
+      <w:r>
+        <w:t xml:space="preserve">Astronauts</w:t>
       </w:r>
     </w:p>
     <w:p>
@@ -146,7 +122,7 @@
         <w:pStyle w:val="FirstParagraph"/>
       </w:pPr>
       <w:r>
-        <w:t xml:space="preserve">Analog-astronaut selection panels collapse genuine uncertainty into ordinal rankings, and analog mission-risk verdicts are rarely expressed in the institutional language of the NASA Human System Risk Board (HSRB; JSC-66705 Rev A). Selectron is a reproducible, MIT-licensed TypeScript pipeline that addresses both gaps. Stage A is a Bayesian multi-criteria decision analysis that places a Dirichlet prior over criterion weights and returns, for each candidate, a posterior over their composite score with rank credible intervals across a 12-criterion three-tier accessibility taxonomy. Stage B is an IMM Calculator aligned to the NASA Integrated Medical Model: an independent re-implementation of the</w:t>
+        <w:t xml:space="preserve">Selectron is a reproducible, MIT-licensed TypeScript pipeline that reproduces the NASA Integrated Medical Model (IMM) mission-risk simulation, maps it onto the NASA Human System Risk Board (HSRB; JSC-66705 Rev A) Likelihood × Consequence grid, and couples it to a Bayesian multi-criteria selection analysis — closing both the analog-to-HSRB risk-language gap and conventional panels’ ordinal-ranking collapse. Stage A is a Bayesian multi-criteria decision analysis that places a Dirichlet prior over criterion weights and returns, for each candidate, a posterior over their composite score with rank credible intervals across a 12-criterion three-tier accessibility taxonomy. Stage B is the IMM Calculator: an independent re-implementation of the</w:t>
       </w:r>
       <w:r>
         <w:t xml:space="preserve"> </w:t>
@@ -158,7 +134,7 @@
         <w:t xml:space="preserve"> </w:t>
       </w:r>
       <w:r>
-        <w:t xml:space="preserve">four-step medical-risk Monte Carlo over the canonical 100-condition catalogue at the NASA-canonical</w:t>
+        <w:t xml:space="preserve">four-step medical-risk Monte Carlo over the canonical 100-condition catalogue at</w:t>
       </w:r>
       <w:r>
         <w:t xml:space="preserve"> </w:t>
@@ -309,7 +285,7 @@
         <w:t xml:space="preserve"> </w:t>
       </w:r>
       <w:r>
-        <w:t xml:space="preserve">pp below the CI₉₅ lower bound, a marginal divergence a condition-set sensitivity analysis attributes to evidence-based incidence rates rather than circularity. The coupled Bayesian-MCDA-to-HSRB pipeline, enforced by a CI-blocking K15 acceptance gate, is novel for analog-astronaut selection.</w:t>
+        <w:t xml:space="preserve">pp below the CI₉₅ lower bound, a marginal divergence attributed to evidence-based incidence rates, not circularity. The coupled Bayesian-MCDA-to-HSRB pipeline, enforced by a CI-blocking K15 acceptance gate, is novel for analog-astronaut selection.</w:t>
       </w:r>
     </w:p>
     <w:p>
@@ -345,7 +321,16 @@
         <w:pStyle w:val="FirstParagraph"/>
       </w:pPr>
       <w:r>
-        <w:t xml:space="preserve">Selection panels for analog-astronaut programs collapse genuine uncertainty into ordinal rankings. A panel assigns criterion weights — typically without elicitation procedures — sums normalized scores, and produces a ranked list with the appearance of precision. That precision is illusory: when two candidates differ by less than the weight-elicitation error, a point-estimate rank is meaningless as a decision object</w:t>
+        <w:t xml:space="preserve">Selection panels for analog-astronaut programs collapse genuine uncertainty into ordinal rankings, even though a validated evidence base of behavioral and performance predictors exists for extreme-environment and Antarctic-analog crews</w:t>
+      </w:r>
+      <w:r>
+        <w:t xml:space="preserve"> </w:t>
+      </w:r>
+      <w:r>
+        <w:t xml:space="preserve">(Palinkas et al., 2004)</w:t>
+      </w:r>
+      <w:r>
+        <w:t xml:space="preserve">. A panel assigns criterion weights — typically without elicitation procedures — sums normalized scores, and produces a ranked list with the appearance of precision. That precision is illusory: when two candidates differ by less than the weight-elicitation error, a point-estimate rank is meaningless as a decision object</w:t>
       </w:r>
       <w:r>
         <w:t xml:space="preserve"> </w:t>
@@ -473,7 +458,35 @@
         <w:pStyle w:val="BodyText"/>
       </w:pPr>
       <w:r>
-        <w:t xml:space="preserve">The first gap is the absence of a Bayesian MCDA pipeline for astronaut, aircrew, or analog-astronaut selection. Multi-criteria decision analysis is well developed in health-technology assessment, where the linear additive value model with a Dirichlet prior over criterion weights unifies classical MCDA and the stochastic acceptability analysis of Lahdelma and Salminen, allowing the posterior over weights to collapse to SMAA-2 rank-acceptability indices as the prior weakens</w:t>
+        <w:t xml:space="preserve">The first gap is the absence of a</w:t>
+      </w:r>
+      <w:r>
+        <w:t xml:space="preserve"> </w:t>
+      </w:r>
+      <w:r>
+        <w:rPr>
+          <w:iCs/>
+          <w:i/>
+        </w:rPr>
+        <w:t xml:space="preserve">Bayesian</w:t>
+      </w:r>
+      <w:r>
+        <w:t xml:space="preserve"> </w:t>
+      </w:r>
+      <w:r>
+        <w:t xml:space="preserve">MCDA pipeline for analog-astronaut selection. Deterministic and fuzzy multi-criteria decision-making (MCDM) is, by contrast, well established for aircrew and pilot selection — Taylan and colleagues (2024), for example, compare fuzzy TOPSIS, VIKOR, and PROMETHEE across twelve candidate pilots</w:t>
+      </w:r>
+      <w:r>
+        <w:t xml:space="preserve"> </w:t>
+      </w:r>
+      <w:r>
+        <w:t xml:space="preserve">(Taylan et al., 2024)</w:t>
+      </w:r>
+      <w:r>
+        <w:t xml:space="preserve"> </w:t>
+      </w:r>
+      <w:r>
+        <w:t xml:space="preserve">— but such methods return a point ranking rather than a posterior over each candidate’s composite score, and none couples the ranking to a quantitative mission-risk model. Multi-criteria decision analysis is also well developed in health-technology assessment, where the linear additive value model with a Dirichlet prior over criterion weights unifies classical MCDA and the stochastic acceptability analysis of Lahdelma and Salminen, allowing the posterior over weights to collapse to SMAA-2 rank-acceptability indices as the prior weakens</w:t>
       </w:r>
       <w:r>
         <w:t xml:space="preserve"> </w:t>
@@ -491,7 +504,23 @@
         <w:t xml:space="preserve">(Li et al., 2020)</w:t>
       </w:r>
       <w:r>
-        <w:t xml:space="preserve">: the analysis elicits a Dirichlet posterior over criterion weights from managers’ pairwise comparisons but terminates there — it does not aggregate to a per-candidate composite posterior and does not deliver rank credible intervals or mission-risk verdicts. No published work extends Bayesian MCDA to aerospace or spaceflight crew selection (PubMed, Scopus, and Web of Science searched 2024-12 for</w:t>
+        <w:t xml:space="preserve">: the analysis elicits a Dirichlet posterior over criterion weights from managers’ pairwise comparisons but terminates there — it does not aggregate to a per-candidate composite posterior and does not deliver rank credible intervals or mission-risk verdicts. No published work extends</w:t>
+      </w:r>
+      <w:r>
+        <w:t xml:space="preserve"> </w:t>
+      </w:r>
+      <w:r>
+        <w:rPr>
+          <w:iCs/>
+          <w:i/>
+        </w:rPr>
+        <w:t xml:space="preserve">Bayesian</w:t>
+      </w:r>
+      <w:r>
+        <w:t xml:space="preserve"> </w:t>
+      </w:r>
+      <w:r>
+        <w:t xml:space="preserve">MCDA — a Dirichlet posterior over criterion weights propagated to per-candidate composite-score distributions with rank credible intervals — to spaceflight or analog-astronaut crew selection (PubMed, Scopus, and Web of Science searched 2024-12 for</w:t>
       </w:r>
       <w:r>
         <w:t xml:space="preserve"> </w:t>
@@ -625,7 +654,7 @@
         <w:t xml:space="preserve">Keenan et al. (2015)</w:t>
       </w:r>
       <w:r>
-        <w:t xml:space="preserve">, with the K15 §II.A.9 verbatim sum-of-products per-event quality-time-lost formula and a per-condition prior set organized across three provenance tiers (NASA-attributed, analog-literature, synthetic placeholder). It propagates the Stage-A score posterior through the mission-specific risk model at the NASA-canonical</w:t>
+        <w:t xml:space="preserve">, with the K15 §II.A.9 verbatim sum-of-products per-event quality-time-lost formula and a fully evidence-based per-condition prior set organized across two provenance tiers (NASA-attributed and analog-literature/PyMC-fitted), with no synthetic placeholders. It propagates the Stage-A score posterior through the mission-specific risk model at the NASA-canonical</w:t>
       </w:r>
       <w:r>
         <w:t xml:space="preserve"> </w:t>
@@ -1284,7 +1313,7 @@
         <w:t xml:space="preserve">(Malpica, 2026a)</w:t>
       </w:r>
       <w:r>
-        <w:t xml:space="preserve">. Each criterion is tied to a named instrument, a continuous or ordinal scale with defined bounds, and a predictive-validity or agency-standard anchor. The full criterion list with primary citations appears in Table 1.</w:t>
+        <w:t xml:space="preserve">. Each criterion is tied to a named instrument, a continuous or ordinal scale with defined bounds, and a predictive-validity or agency-standard anchor. The full taxonomy — construct, canonical Elite-tier instrument, scale and polarity, and first active tier — is given in Table 1; the per-instrument predictive-validity citations are enumerated in the Phase-0 taxonomy.</w:t>
       </w:r>
     </w:p>
     <w:p>
@@ -1304,6 +1333,887 @@
         <w:t xml:space="preserve">. The same 12 constructs are targeted at every tier; only the measurement instrument scales with program resources. When a program operates below Elite, the active subset size K determines the Dirichlet weight prior: each active criterion receives a flat-prior concentration α = 1/K, keeping the posterior aggregation internally honest about which constructs were measured.</w:t>
       </w:r>
     </w:p>
+    <w:p>
+      <w:pPr>
+        <w:pStyle w:val="BodyText"/>
+      </w:pPr>
+      <w:r>
+        <w:rPr>
+          <w:bCs/>
+          <w:b/>
+        </w:rPr>
+        <w:t xml:space="preserve">Table 1. The 12-criterion analog-astronaut selection taxonomy.</w:t>
+      </w:r>
+      <w:r>
+        <w:t xml:space="preserve"> </w:t>
+      </w:r>
+      <w:r>
+        <w:t xml:space="preserve">Five families (psychological 6, cognitive 2, behavioral 1, physical 2, professional 1). Each row gives the construct, its canonical Elite-tier instrument, the instrument scale and polarity (higher- or lower-is-better; lower-is-better criteria are inverted by the</w:t>
+      </w:r>
+      <w:r>
+        <w:t xml:space="preserve"> </w:t>
+      </w:r>
+      <m:oMath>
+        <m:r>
+          <m:t>z</m:t>
+        </m:r>
+        <m:d>
+          <m:dPr>
+            <m:begChr m:val="("/>
+            <m:endChr m:val=")"/>
+            <m:sepChr m:val=""/>
+            <m:grow/>
+          </m:dPr>
+          <m:e>
+            <m:r>
+              <m:rPr>
+                <m:sty m:val="p"/>
+              </m:rPr>
+              <m:t>⋅</m:t>
+            </m:r>
+          </m:e>
+        </m:d>
+      </m:oMath>
+      <w:r>
+        <w:t xml:space="preserve"> </w:t>
+      </w:r>
+      <w:r>
+        <w:t xml:space="preserve">normalization of §2.2), and the lowest accessibility tier at which the criterion becomes active. Eight criteria are active at Minimum, ten at Medium, twelve at Elite. Per-instrument predictive-validity citations are enumerated in the Phase-0 taxonomy</w:t>
+      </w:r>
+      <w:r>
+        <w:t xml:space="preserve"> </w:t>
+      </w:r>
+      <w:r>
+        <w:t xml:space="preserve">(Malpica, 2026a)</w:t>
+      </w:r>
+      <w:r>
+        <w:t xml:space="preserve">.</w:t>
+      </w:r>
+    </w:p>
+    <w:tbl>
+      <w:tblPr>
+        <w:tblStyle w:val="Table"/>
+        <w:tblW w:type="pct" w:w="5000"/>
+        <w:tblLook w:firstRow="1" w:lastRow="0" w:firstColumn="0" w:lastColumn="0" w:noHBand="0" w:noVBand="0" w:val="0020"/>
+        <w:jc w:val="start"/>
+      </w:tblPr>
+      <w:tblGrid>
+        <w:gridCol w:w="1584"/>
+        <w:gridCol w:w="1584"/>
+        <w:gridCol w:w="1584"/>
+        <w:gridCol w:w="1584"/>
+        <w:gridCol w:w="1584"/>
+      </w:tblGrid>
+      <w:tr>
+        <w:trPr>
+          <w:tblHeader w:val="true"/>
+        </w:trPr>
+        <w:tc>
+          <w:tcPr/>
+          <w:p>
+            <w:pPr>
+              <w:pStyle w:val="Compact"/>
+              <w:jc w:val="left"/>
+            </w:pPr>
+            <w:r>
+              <w:t xml:space="preserve">Family</w:t>
+            </w:r>
+          </w:p>
+        </w:tc>
+        <w:tc>
+          <w:tcPr/>
+          <w:p>
+            <w:pPr>
+              <w:pStyle w:val="Compact"/>
+              <w:jc w:val="left"/>
+            </w:pPr>
+            <w:r>
+              <w:t xml:space="preserve">Criterion (construct)</w:t>
+            </w:r>
+          </w:p>
+        </w:tc>
+        <w:tc>
+          <w:tcPr/>
+          <w:p>
+            <w:pPr>
+              <w:pStyle w:val="Compact"/>
+              <w:jc w:val="left"/>
+            </w:pPr>
+            <w:r>
+              <w:t xml:space="preserve">Canonical (Elite-tier) instrument</w:t>
+            </w:r>
+          </w:p>
+        </w:tc>
+        <w:tc>
+          <w:tcPr/>
+          <w:p>
+            <w:pPr>
+              <w:pStyle w:val="Compact"/>
+              <w:jc w:val="left"/>
+            </w:pPr>
+            <w:r>
+              <w:t xml:space="preserve">Scale (range; polarity)</w:t>
+            </w:r>
+          </w:p>
+        </w:tc>
+        <w:tc>
+          <w:tcPr/>
+          <w:p>
+            <w:pPr>
+              <w:pStyle w:val="Compact"/>
+              <w:jc w:val="left"/>
+            </w:pPr>
+            <w:r>
+              <w:t xml:space="preserve">First active tier</w:t>
+            </w:r>
+          </w:p>
+        </w:tc>
+      </w:tr>
+      <w:tr>
+        <w:tc>
+          <w:tcPr/>
+          <w:p>
+            <w:pPr>
+              <w:pStyle w:val="Compact"/>
+              <w:jc w:val="left"/>
+            </w:pPr>
+            <w:r>
+              <w:t xml:space="preserve">Psychological</w:t>
+            </w:r>
+          </w:p>
+        </w:tc>
+        <w:tc>
+          <w:tcPr/>
+          <w:p>
+            <w:pPr>
+              <w:pStyle w:val="Compact"/>
+              <w:jc w:val="left"/>
+            </w:pPr>
+            <w:r>
+              <w:t xml:space="preserve">Conscientiousness</w:t>
+            </w:r>
+          </w:p>
+        </w:tc>
+        <w:tc>
+          <w:tcPr/>
+          <w:p>
+            <w:pPr>
+              <w:pStyle w:val="Compact"/>
+              <w:jc w:val="left"/>
+            </w:pPr>
+            <w:r>
+              <w:t xml:space="preserve">NEO-PI-R, conscientiousness (T-score)</w:t>
+            </w:r>
+          </w:p>
+        </w:tc>
+        <w:tc>
+          <w:tcPr/>
+          <w:p>
+            <w:pPr>
+              <w:pStyle w:val="Compact"/>
+              <w:jc w:val="left"/>
+            </w:pPr>
+            <w:r>
+              <w:t xml:space="preserve">0–100; higher better</w:t>
+            </w:r>
+          </w:p>
+        </w:tc>
+        <w:tc>
+          <w:tcPr/>
+          <w:p>
+            <w:pPr>
+              <w:pStyle w:val="Compact"/>
+              <w:jc w:val="left"/>
+            </w:pPr>
+            <w:r>
+              <w:t xml:space="preserve">Minimum</w:t>
+            </w:r>
+          </w:p>
+        </w:tc>
+      </w:tr>
+      <w:tr>
+        <w:tc>
+          <w:tcPr/>
+          <w:p>
+            <w:pPr>
+              <w:pStyle w:val="Compact"/>
+              <w:jc w:val="left"/>
+            </w:pPr>
+            <w:r>
+              <w:t xml:space="preserve">Psychological</w:t>
+            </w:r>
+          </w:p>
+        </w:tc>
+        <w:tc>
+          <w:tcPr/>
+          <w:p>
+            <w:pPr>
+              <w:pStyle w:val="Compact"/>
+              <w:jc w:val="left"/>
+            </w:pPr>
+            <w:r>
+              <w:t xml:space="preserve">Emotional stability</w:t>
+            </w:r>
+          </w:p>
+        </w:tc>
+        <w:tc>
+          <w:tcPr/>
+          <w:p>
+            <w:pPr>
+              <w:pStyle w:val="Compact"/>
+              <w:jc w:val="left"/>
+            </w:pPr>
+            <w:r>
+              <w:t xml:space="preserve">NEO-PI-R neuroticism, reversed (T-score)</w:t>
+            </w:r>
+          </w:p>
+        </w:tc>
+        <w:tc>
+          <w:tcPr/>
+          <w:p>
+            <w:pPr>
+              <w:pStyle w:val="Compact"/>
+              <w:jc w:val="left"/>
+            </w:pPr>
+            <w:r>
+              <w:t xml:space="preserve">0–100; higher better</w:t>
+            </w:r>
+          </w:p>
+        </w:tc>
+        <w:tc>
+          <w:tcPr/>
+          <w:p>
+            <w:pPr>
+              <w:pStyle w:val="Compact"/>
+              <w:jc w:val="left"/>
+            </w:pPr>
+            <w:r>
+              <w:t xml:space="preserve">Minimum</w:t>
+            </w:r>
+          </w:p>
+        </w:tc>
+      </w:tr>
+      <w:tr>
+        <w:tc>
+          <w:tcPr/>
+          <w:p>
+            <w:pPr>
+              <w:pStyle w:val="Compact"/>
+              <w:jc w:val="left"/>
+            </w:pPr>
+            <w:r>
+              <w:t xml:space="preserve">Psychological</w:t>
+            </w:r>
+          </w:p>
+        </w:tc>
+        <w:tc>
+          <w:tcPr/>
+          <w:p>
+            <w:pPr>
+              <w:pStyle w:val="Compact"/>
+              <w:jc w:val="left"/>
+            </w:pPr>
+            <w:r>
+              <w:t xml:space="preserve">Resilience</w:t>
+            </w:r>
+          </w:p>
+        </w:tc>
+        <w:tc>
+          <w:tcPr/>
+          <w:p>
+            <w:pPr>
+              <w:pStyle w:val="Compact"/>
+              <w:jc w:val="left"/>
+            </w:pPr>
+            <w:r>
+              <w:t xml:space="preserve">CD-RISC-25 total</w:t>
+            </w:r>
+          </w:p>
+        </w:tc>
+        <w:tc>
+          <w:tcPr/>
+          <w:p>
+            <w:pPr>
+              <w:pStyle w:val="Compact"/>
+              <w:jc w:val="left"/>
+            </w:pPr>
+            <w:r>
+              <w:t xml:space="preserve">0–100; higher better</w:t>
+            </w:r>
+          </w:p>
+        </w:tc>
+        <w:tc>
+          <w:tcPr/>
+          <w:p>
+            <w:pPr>
+              <w:pStyle w:val="Compact"/>
+              <w:jc w:val="left"/>
+            </w:pPr>
+            <w:r>
+              <w:t xml:space="preserve">Minimum</w:t>
+            </w:r>
+          </w:p>
+        </w:tc>
+      </w:tr>
+      <w:tr>
+        <w:tc>
+          <w:tcPr/>
+          <w:p>
+            <w:pPr>
+              <w:pStyle w:val="Compact"/>
+              <w:jc w:val="left"/>
+            </w:pPr>
+            <w:r>
+              <w:t xml:space="preserve">Psychological</w:t>
+            </w:r>
+          </w:p>
+        </w:tc>
+        <w:tc>
+          <w:tcPr/>
+          <w:p>
+            <w:pPr>
+              <w:pStyle w:val="Compact"/>
+              <w:jc w:val="left"/>
+            </w:pPr>
+            <w:r>
+              <w:t xml:space="preserve">Depression-state baseline</w:t>
+            </w:r>
+          </w:p>
+        </w:tc>
+        <w:tc>
+          <w:tcPr/>
+          <w:p>
+            <w:pPr>
+              <w:pStyle w:val="Compact"/>
+              <w:jc w:val="left"/>
+            </w:pPr>
+            <w:r>
+              <w:t xml:space="preserve">BDI-II total</w:t>
+            </w:r>
+          </w:p>
+        </w:tc>
+        <w:tc>
+          <w:tcPr/>
+          <w:p>
+            <w:pPr>
+              <w:pStyle w:val="Compact"/>
+              <w:jc w:val="left"/>
+            </w:pPr>
+            <w:r>
+              <w:t xml:space="preserve">0–63; lower better</w:t>
+            </w:r>
+          </w:p>
+        </w:tc>
+        <w:tc>
+          <w:tcPr/>
+          <w:p>
+            <w:pPr>
+              <w:pStyle w:val="Compact"/>
+              <w:jc w:val="left"/>
+            </w:pPr>
+            <w:r>
+              <w:t xml:space="preserve">Minimum</w:t>
+            </w:r>
+          </w:p>
+        </w:tc>
+      </w:tr>
+      <w:tr>
+        <w:tc>
+          <w:tcPr/>
+          <w:p>
+            <w:pPr>
+              <w:pStyle w:val="Compact"/>
+              <w:jc w:val="left"/>
+            </w:pPr>
+            <w:r>
+              <w:t xml:space="preserve">Psychological</w:t>
+            </w:r>
+          </w:p>
+        </w:tc>
+        <w:tc>
+          <w:tcPr/>
+          <w:p>
+            <w:pPr>
+              <w:pStyle w:val="Compact"/>
+              <w:jc w:val="left"/>
+            </w:pPr>
+            <w:r>
+              <w:t xml:space="preserve">Emotional intelligence</w:t>
+            </w:r>
+          </w:p>
+        </w:tc>
+        <w:tc>
+          <w:tcPr/>
+          <w:p>
+            <w:pPr>
+              <w:pStyle w:val="Compact"/>
+              <w:jc w:val="left"/>
+            </w:pPr>
+            <w:r>
+              <w:t xml:space="preserve">MSCEIT v2.0 (standard score → z)</w:t>
+            </w:r>
+          </w:p>
+        </w:tc>
+        <w:tc>
+          <w:tcPr/>
+          <w:p>
+            <w:pPr>
+              <w:pStyle w:val="Compact"/>
+              <w:jc w:val="left"/>
+            </w:pPr>
+            <w:r>
+              <w:t xml:space="preserve">−3 to +3; higher better</w:t>
+            </w:r>
+          </w:p>
+        </w:tc>
+        <w:tc>
+          <w:tcPr/>
+          <w:p>
+            <w:pPr>
+              <w:pStyle w:val="Compact"/>
+              <w:jc w:val="left"/>
+            </w:pPr>
+            <w:r>
+              <w:t xml:space="preserve">Medium</w:t>
+            </w:r>
+          </w:p>
+        </w:tc>
+      </w:tr>
+      <w:tr>
+        <w:tc>
+          <w:tcPr/>
+          <w:p>
+            <w:pPr>
+              <w:pStyle w:val="Compact"/>
+              <w:jc w:val="left"/>
+            </w:pPr>
+            <w:r>
+              <w:t xml:space="preserve">Psychological</w:t>
+            </w:r>
+          </w:p>
+        </w:tc>
+        <w:tc>
+          <w:tcPr/>
+          <w:p>
+            <w:pPr>
+              <w:pStyle w:val="Compact"/>
+              <w:jc w:val="left"/>
+            </w:pPr>
+            <w:r>
+              <w:t xml:space="preserve">Psychiatric screen</w:t>
+            </w:r>
+          </w:p>
+        </w:tc>
+        <w:tc>
+          <w:tcPr/>
+          <w:p>
+            <w:pPr>
+              <w:pStyle w:val="Compact"/>
+              <w:jc w:val="left"/>
+            </w:pPr>
+            <w:r>
+              <w:t xml:space="preserve">MMPI-2-RF EID (T-score, reversed)</w:t>
+            </w:r>
+          </w:p>
+        </w:tc>
+        <w:tc>
+          <w:tcPr/>
+          <w:p>
+            <w:pPr>
+              <w:pStyle w:val="Compact"/>
+              <w:jc w:val="left"/>
+            </w:pPr>
+            <w:r>
+              <w:t xml:space="preserve">30–120; lower better</w:t>
+            </w:r>
+          </w:p>
+        </w:tc>
+        <w:tc>
+          <w:tcPr/>
+          <w:p>
+            <w:pPr>
+              <w:pStyle w:val="Compact"/>
+              <w:jc w:val="left"/>
+            </w:pPr>
+            <w:r>
+              <w:t xml:space="preserve">Elite</w:t>
+            </w:r>
+          </w:p>
+        </w:tc>
+      </w:tr>
+      <w:tr>
+        <w:tc>
+          <w:tcPr/>
+          <w:p>
+            <w:pPr>
+              <w:pStyle w:val="Compact"/>
+              <w:jc w:val="left"/>
+            </w:pPr>
+            <w:r>
+              <w:t xml:space="preserve">Cognitive</w:t>
+            </w:r>
+          </w:p>
+        </w:tc>
+        <w:tc>
+          <w:tcPr/>
+          <w:p>
+            <w:pPr>
+              <w:pStyle w:val="Compact"/>
+              <w:jc w:val="left"/>
+            </w:pPr>
+            <w:r>
+              <w:t xml:space="preserve">Cognitive throughput</w:t>
+            </w:r>
+          </w:p>
+        </w:tc>
+        <w:tc>
+          <w:tcPr/>
+          <w:p>
+            <w:pPr>
+              <w:pStyle w:val="Compact"/>
+              <w:jc w:val="left"/>
+            </w:pPr>
+            <w:r>
+              <w:t xml:space="preserve">NASA Cognition Test Battery (composite z)</w:t>
+            </w:r>
+          </w:p>
+        </w:tc>
+        <w:tc>
+          <w:tcPr/>
+          <w:p>
+            <w:pPr>
+              <w:pStyle w:val="Compact"/>
+              <w:jc w:val="left"/>
+            </w:pPr>
+            <w:r>
+              <w:t xml:space="preserve">−3 to +3; higher better</w:t>
+            </w:r>
+          </w:p>
+        </w:tc>
+        <w:tc>
+          <w:tcPr/>
+          <w:p>
+            <w:pPr>
+              <w:pStyle w:val="Compact"/>
+              <w:jc w:val="left"/>
+            </w:pPr>
+            <w:r>
+              <w:t xml:space="preserve">Medium</w:t>
+            </w:r>
+          </w:p>
+        </w:tc>
+      </w:tr>
+      <w:tr>
+        <w:tc>
+          <w:tcPr/>
+          <w:p>
+            <w:pPr>
+              <w:pStyle w:val="Compact"/>
+              <w:jc w:val="left"/>
+            </w:pPr>
+            <w:r>
+              <w:t xml:space="preserve">Cognitive</w:t>
+            </w:r>
+          </w:p>
+        </w:tc>
+        <w:tc>
+          <w:tcPr/>
+          <w:p>
+            <w:pPr>
+              <w:pStyle w:val="Compact"/>
+              <w:jc w:val="left"/>
+            </w:pPr>
+            <w:r>
+              <w:t xml:space="preserve">Vigilance</w:t>
+            </w:r>
+          </w:p>
+        </w:tc>
+        <w:tc>
+          <w:tcPr/>
+          <w:p>
+            <w:pPr>
+              <w:pStyle w:val="Compact"/>
+              <w:jc w:val="left"/>
+            </w:pPr>
+            <w:r>
+              <w:t xml:space="preserve">PVT-B mean reaction time</w:t>
+            </w:r>
+          </w:p>
+        </w:tc>
+        <w:tc>
+          <w:tcPr/>
+          <w:p>
+            <w:pPr>
+              <w:pStyle w:val="Compact"/>
+              <w:jc w:val="left"/>
+            </w:pPr>
+            <w:r>
+              <w:t xml:space="preserve">200–500 ms; lower better</w:t>
+            </w:r>
+          </w:p>
+        </w:tc>
+        <w:tc>
+          <w:tcPr/>
+          <w:p>
+            <w:pPr>
+              <w:pStyle w:val="Compact"/>
+              <w:jc w:val="left"/>
+            </w:pPr>
+            <w:r>
+              <w:t xml:space="preserve">Minimum</w:t>
+            </w:r>
+          </w:p>
+        </w:tc>
+      </w:tr>
+      <w:tr>
+        <w:tc>
+          <w:tcPr/>
+          <w:p>
+            <w:pPr>
+              <w:pStyle w:val="Compact"/>
+              <w:jc w:val="left"/>
+            </w:pPr>
+            <w:r>
+              <w:t xml:space="preserve">Behavioral</w:t>
+            </w:r>
+          </w:p>
+        </w:tc>
+        <w:tc>
+          <w:tcPr/>
+          <w:p>
+            <w:pPr>
+              <w:pStyle w:val="Compact"/>
+              <w:jc w:val="left"/>
+            </w:pPr>
+            <w:r>
+              <w:t xml:space="preserve">Teamwork</w:t>
+            </w:r>
+          </w:p>
+        </w:tc>
+        <w:tc>
+          <w:tcPr/>
+          <w:p>
+            <w:pPr>
+              <w:pStyle w:val="Compact"/>
+              <w:jc w:val="left"/>
+            </w:pPr>
+            <w:r>
+              <w:t xml:space="preserve">Behavioural-based interview (BBI)</w:t>
+            </w:r>
+          </w:p>
+        </w:tc>
+        <w:tc>
+          <w:tcPr/>
+          <w:p>
+            <w:pPr>
+              <w:pStyle w:val="Compact"/>
+              <w:jc w:val="left"/>
+            </w:pPr>
+            <w:r>
+              <w:t xml:space="preserve">1–5; higher better</w:t>
+            </w:r>
+          </w:p>
+        </w:tc>
+        <w:tc>
+          <w:tcPr/>
+          <w:p>
+            <w:pPr>
+              <w:pStyle w:val="Compact"/>
+              <w:jc w:val="left"/>
+            </w:pPr>
+            <w:r>
+              <w:t xml:space="preserve">Minimum</w:t>
+            </w:r>
+          </w:p>
+        </w:tc>
+      </w:tr>
+      <w:tr>
+        <w:tc>
+          <w:tcPr/>
+          <w:p>
+            <w:pPr>
+              <w:pStyle w:val="Compact"/>
+              <w:jc w:val="left"/>
+            </w:pPr>
+            <w:r>
+              <w:t xml:space="preserve">Physical</w:t>
+            </w:r>
+          </w:p>
+        </w:tc>
+        <w:tc>
+          <w:tcPr/>
+          <w:p>
+            <w:pPr>
+              <w:pStyle w:val="Compact"/>
+              <w:jc w:val="left"/>
+            </w:pPr>
+            <w:r>
+              <w:t xml:space="preserve">Cardiorespiratory fitness</w:t>
+            </w:r>
+          </w:p>
+        </w:tc>
+        <w:tc>
+          <w:tcPr/>
+          <w:p>
+            <w:pPr>
+              <w:pStyle w:val="Compact"/>
+              <w:jc w:val="left"/>
+            </w:pPr>
+            <w:r>
+              <w:t xml:space="preserve">Graded exercise test (VO₂max)</w:t>
+            </w:r>
+          </w:p>
+        </w:tc>
+        <w:tc>
+          <w:tcPr/>
+          <w:p>
+            <w:pPr>
+              <w:pStyle w:val="Compact"/>
+              <w:jc w:val="left"/>
+            </w:pPr>
+            <w:r>
+              <w:t xml:space="preserve">20–70 mL·kg⁻¹·min⁻¹; higher better</w:t>
+            </w:r>
+          </w:p>
+        </w:tc>
+        <w:tc>
+          <w:tcPr/>
+          <w:p>
+            <w:pPr>
+              <w:pStyle w:val="Compact"/>
+              <w:jc w:val="left"/>
+            </w:pPr>
+            <w:r>
+              <w:t xml:space="preserve">Minimum</w:t>
+            </w:r>
+          </w:p>
+        </w:tc>
+      </w:tr>
+      <w:tr>
+        <w:tc>
+          <w:tcPr/>
+          <w:p>
+            <w:pPr>
+              <w:pStyle w:val="Compact"/>
+              <w:jc w:val="left"/>
+            </w:pPr>
+            <w:r>
+              <w:t xml:space="preserve">Physical</w:t>
+            </w:r>
+          </w:p>
+        </w:tc>
+        <w:tc>
+          <w:tcPr/>
+          <w:p>
+            <w:pPr>
+              <w:pStyle w:val="Compact"/>
+              <w:jc w:val="left"/>
+            </w:pPr>
+            <w:r>
+              <w:t xml:space="preserve">Sensorimotor balance</w:t>
+            </w:r>
+          </w:p>
+        </w:tc>
+        <w:tc>
+          <w:tcPr/>
+          <w:p>
+            <w:pPr>
+              <w:pStyle w:val="Compact"/>
+              <w:jc w:val="left"/>
+            </w:pPr>
+            <w:r>
+              <w:t xml:space="preserve">NeuroCom Equitest SOT-5 Equilibrium Score</w:t>
+            </w:r>
+          </w:p>
+        </w:tc>
+        <w:tc>
+          <w:tcPr/>
+          <w:p>
+            <w:pPr>
+              <w:pStyle w:val="Compact"/>
+              <w:jc w:val="left"/>
+            </w:pPr>
+            <w:r>
+              <w:t xml:space="preserve">0–100; higher better</w:t>
+            </w:r>
+          </w:p>
+        </w:tc>
+        <w:tc>
+          <w:tcPr/>
+          <w:p>
+            <w:pPr>
+              <w:pStyle w:val="Compact"/>
+              <w:jc w:val="left"/>
+            </w:pPr>
+            <w:r>
+              <w:t xml:space="preserve">Elite</w:t>
+            </w:r>
+          </w:p>
+        </w:tc>
+      </w:tr>
+      <w:tr>
+        <w:tc>
+          <w:tcPr/>
+          <w:p>
+            <w:pPr>
+              <w:pStyle w:val="Compact"/>
+              <w:jc w:val="left"/>
+            </w:pPr>
+            <w:r>
+              <w:t xml:space="preserve">Professional</w:t>
+            </w:r>
+          </w:p>
+        </w:tc>
+        <w:tc>
+          <w:tcPr/>
+          <w:p>
+            <w:pPr>
+              <w:pStyle w:val="Compact"/>
+              <w:jc w:val="left"/>
+            </w:pPr>
+            <w:r>
+              <w:t xml:space="preserve">Technical competence</w:t>
+            </w:r>
+          </w:p>
+        </w:tc>
+        <w:tc>
+          <w:tcPr/>
+          <w:p>
+            <w:pPr>
+              <w:pStyle w:val="Compact"/>
+              <w:jc w:val="left"/>
+            </w:pPr>
+            <w:r>
+              <w:t xml:space="preserve">Structured behavioural rubric (panel)</w:t>
+            </w:r>
+          </w:p>
+        </w:tc>
+        <w:tc>
+          <w:tcPr/>
+          <w:p>
+            <w:pPr>
+              <w:pStyle w:val="Compact"/>
+              <w:jc w:val="left"/>
+            </w:pPr>
+            <w:r>
+              <w:t xml:space="preserve">1–10; higher better</w:t>
+            </w:r>
+          </w:p>
+        </w:tc>
+        <w:tc>
+          <w:tcPr/>
+          <w:p>
+            <w:pPr>
+              <w:pStyle w:val="Compact"/>
+              <w:jc w:val="left"/>
+            </w:pPr>
+            <w:r>
+              <w:t xml:space="preserve">Minimum</w:t>
+            </w:r>
+          </w:p>
+        </w:tc>
+      </w:tr>
+    </w:tbl>
     <w:p>
       <w:pPr>
         <w:pStyle w:val="BodyText"/>
@@ -4277,7 +5187,7 @@
         <w:t xml:space="preserve">(Keenan et al., 2015)</w:t>
       </w:r>
       <w:r>
-        <w:t xml:space="preserve">. K15 §II.A.5 establishes cp1 (diagnosis + initial treatment) and cp2 (ongoing treatment + convalescence) as temporally sequential clinical phases of a single event, not as overlapping impairments. The corrected sum-of-products formulation reduces per-event QTL by approximately 2–3× and restored Selectron’s K15 reproduction within K15’s published 95 % confidence interval (CI₉₅) on the issHMS scenario CHI metric. The within-event concurrent-FI fix alone moved CHI from 78.82 to 91.08 (Δ −16.11 → Δ −3.85, intermediate state); the subsequent per-condition</w:t>
+        <w:t xml:space="preserve">. K15 §II.A.5 establishes cp1 (diagnosis + initial treatment) and cp2 (ongoing treatment + convalescence) as temporally sequential clinical phases of a single event, not as overlapping impairments. The corrected sum-of-products formulation reduces per-event QTL by approximately 2–3× and moved the issHMS-scenario CHI substantially toward K15’s published 95 % confidence interval (CI₉₅). The within-event concurrent-FI fix alone moved CHI from 78.82 to 91.08 (Δ −16.11 → Δ −3.85), an intermediate state inside the CI₉₅; the subsequent per-condition</w:t>
       </w:r>
       <w:r>
         <w:t xml:space="preserve"> </w:t>
@@ -4292,7 +5202,7 @@
         <w:t xml:space="preserve"> </w:t>
       </w:r>
       <w:r>
-        <w:t xml:space="preserve">audit (next paragraph) and community/military incidence recalibration refined the final value to</w:t>
+        <w:t xml:space="preserve">audit (next paragraph) and community/military incidence recalibration then set the final value to</w:t>
       </w:r>
       <w:r>
         <w:t xml:space="preserve"> </w:t>
@@ -4302,13 +5212,13 @@
           <w:bCs/>
           <w:b/>
         </w:rPr>
-        <w:t xml:space="preserve">82.8 versus K15 reference 94.93, Δ −12.1, marginally below K15 CI₉₅ lower bound of 84.30</w:t>
-      </w:r>
-      <w:r>
-        <w:t xml:space="preserve"> </w:t>
-      </w:r>
-      <w:r>
-        <w:t xml:space="preserve">(§3.3, §3.6). The corrected accumulator is the K15-correct sum-of-products formula with per-phase mission-end clamping:</w:t>
+        <w:t xml:space="preserve">82.8 versus K15 reference 94.93, Δ −12.1, marginally below the K15 CI₉₅ lower bound of 84.30</w:t>
+      </w:r>
+      <w:r>
+        <w:t xml:space="preserve"> </w:t>
+      </w:r>
+      <w:r>
+        <w:t xml:space="preserve">(§3.3, §3.6). The metric that lands cleanly within K15 CI₉₅ is the unlimited-resources CHI (§3.3); the issHMS CHI is documented as a marginal evidence-driven divergence (§4.4). The corrected accumulator is the K15-correct sum-of-products formula with per-phase mission-end clamping:</w:t>
       </w:r>
     </w:p>
     <w:p>
@@ -5144,13 +6054,13 @@
         <w:t xml:space="preserve"> </w:t>
       </w:r>
       <w:r>
-        <w:t xml:space="preserve">events/person-day, promoted to tier-A NASA)</w:t>
-      </w:r>
-      <w:r>
-        <w:t xml:space="preserve"> </w:t>
-      </w:r>
-      <w:r>
-        <w:t xml:space="preserve">(Gilkey et al., 2012)</w:t>
+        <w:t xml:space="preserve">events/person-day, corroborated by the Czech/Brazilian Antarctic dental case series)</w:t>
+      </w:r>
+      <w:r>
+        <w:t xml:space="preserve"> </w:t>
+      </w:r>
+      <w:r>
+        <w:t xml:space="preserve">(Gilkey et al., 2012; Peřina et al., 2023)</w:t>
       </w:r>
       <w:r>
         <w:t xml:space="preserve">;</w:t>
@@ -9680,7 +10590,7 @@
         <w:t xml:space="preserve">(Li et al., 2018; You and Vite contributors, 2024)</w:t>
       </w:r>
       <w:r>
-        <w:t xml:space="preserve">. The application runs entirely in the browser — no server is required, and no Python is present in the production path. A PyMC notebook in</w:t>
+        <w:t xml:space="preserve">. The application runs entirely in the browser — no server is required, and no Python is present in the production path. The PyMC calibration code used for offline prior elicitation (the exploratory</w:t>
       </w:r>
       <w:r>
         <w:t xml:space="preserve"> </w:t>
@@ -9689,13 +10599,43 @@
         <w:rPr>
           <w:rStyle w:val="VerbatimChar"/>
         </w:rPr>
-        <w:t xml:space="preserve">paper/supplementary/S-Notebooks/</w:t>
-      </w:r>
-      <w:r>
-        <w:t xml:space="preserve"> </w:t>
-      </w:r>
-      <w:r>
-        <w:t xml:space="preserve">was used during exploratory prior elicitation and is archived for transparency, but it contributes no runtime state; all production scoring, simulation, and risk mapping are executed by the same TypeScript modules that back the application. This architecture eliminates figure-rot by construction: every number, chart, and ranking table in this manuscript is produced by the same source files that constitute the deployed application. Updating the implementation automatically updates the outputs — no separate figure-generation script can drift.</w:t>
+        <w:t xml:space="preserve">notebooks/</w:t>
+      </w:r>
+      <w:r>
+        <w:t xml:space="preserve"> </w:t>
+      </w:r>
+      <w:r>
+        <w:t xml:space="preserve">notebook together with the</w:t>
+      </w:r>
+      <w:r>
+        <w:t xml:space="preserve"> </w:t>
+      </w:r>
+      <w:r>
+        <w:rPr>
+          <w:rStyle w:val="VerbatimChar"/>
+        </w:rPr>
+        <w:t xml:space="preserve">python/</w:t>
+      </w:r>
+      <w:r>
+        <w:t xml:space="preserve"> </w:t>
+      </w:r>
+      <w:r>
+        <w:t xml:space="preserve">package and the</w:t>
+      </w:r>
+      <w:r>
+        <w:t xml:space="preserve"> </w:t>
+      </w:r>
+      <w:r>
+        <w:rPr>
+          <w:rStyle w:val="VerbatimChar"/>
+        </w:rPr>
+        <w:t xml:space="preserve">scripts/</w:t>
+      </w:r>
+      <w:r>
+        <w:t xml:space="preserve"> </w:t>
+      </w:r>
+      <w:r>
+        <w:t xml:space="preserve">fitting routines) is archived in the repository for transparency, but it contributes no runtime state; all production scoring, simulation, and risk mapping are executed by the same TypeScript modules that back the application. This architecture eliminates figure-rot by construction: every number, chart, and ranking table in this manuscript is produced by the same source files that constitute the deployed application. Updating the implementation automatically updates the outputs — no separate figure-generation script can drift.</w:t>
       </w:r>
     </w:p>
     <w:p>
@@ -9715,31 +10655,7 @@
         <w:t xml:space="preserve">https://github.com/strikerdlm/selectron</w:t>
       </w:r>
       <w:r>
-        <w:t xml:space="preserve">. A Zenodo archive of the manuscript commit carries the DOI</w:t>
-      </w:r>
-      <w:r>
-        <w:t xml:space="preserve"> </w:t>
-      </w:r>
-      <w:r>
-        <w:rPr>
-          <w:rStyle w:val="VerbatimChar"/>
-        </w:rPr>
-        <w:t xml:space="preserve">__ZENODO_DOI__</w:t>
-      </w:r>
-      <w:r>
-        <w:t xml:space="preserve">; the exact commit SHA used to generate all figures and tables is</w:t>
-      </w:r>
-      <w:r>
-        <w:t xml:space="preserve"> </w:t>
-      </w:r>
-      <w:r>
-        <w:rPr>
-          <w:rStyle w:val="VerbatimChar"/>
-        </w:rPr>
-        <w:t xml:space="preserve">__COMMIT_SHA__</w:t>
-      </w:r>
-      <w:r>
-        <w:t xml:space="preserve">.</w:t>
+        <w:t xml:space="preserve">. A Zenodo archive of the manuscript commit carries the DOI [Zenodo DOI — assigned upon archival]; the exact commit SHA used to generate all figures and tables is recorded at submission and reported in the Code-availability statement.</w:t>
       </w:r>
       <w:r>
         <w:t xml:space="preserve"> </w:t>
@@ -10164,7 +11080,7 @@
         <w:t xml:space="preserve"> </w:t>
       </w:r>
       <w:r>
-        <w:t xml:space="preserve">for the metrics on which Selectron has converged to the NASA-published interval (unlimited CHI in the current release; all 3 TMEs are numerically within CI₉₅ but classified as documented-divergent due to the systematic gap between evidence-based rates and K15 iMED rates); and (ii)</w:t>
+        <w:t xml:space="preserve">for the four metric–scenario combinations that fall inside the NASA-published interval — the unlimited-resources CHI and all three TME values; the TME means sit below K15’s iMED mean (≈ 98 vs 106) because the evidence-based incidence rates are systematically lower, but interval containment holds, so the gate enforces the K15 CI₉₅ directly rather than a widened bracket; and (ii)</w:t>
       </w:r>
       <w:r>
         <w:t xml:space="preserve"> </w:t>
@@ -10180,7 +11096,7 @@
         <w:t xml:space="preserve"> </w:t>
       </w:r>
       <w:r>
-        <w:t xml:space="preserve">for the remaining metrics where the per-condition calibration did not close the gap to within K15 CI₉₅, with each divergent bracket carrying a tracking annotation naming the open audit item that owns the gap (see §4.4). The CI₉₅-width brackets pin each metric’s posterior width to its calibration baseline ±50 %, with a zero-spread tolerance for rare-event metrics whose 2.5th/97.5th percentiles collapse to the same value at</w:t>
+        <w:t xml:space="preserve">for the remaining eight metrics where the per-condition calibration did not close the gap to within K15 CI₉₅, with each divergent bracket carrying a tracking annotation naming the open audit item that owns the gap (see §4.4). The CI₉₅-width brackets pin each metric’s posterior width to its calibration baseline ±50 %, with a zero-spread tolerance for rare-event metrics whose 2.5th/97.5th percentiles collapse to the same value at</w:t>
       </w:r>
       <w:r>
         <w:t xml:space="preserve"> </w:t>
@@ -10225,7 +11141,16 @@
         <w:pStyle w:val="BodyText"/>
       </w:pPr>
       <w:r>
-        <w:t xml:space="preserve">Factor 3 (Development Data Pedigree) is satisfied by the 31-paper analog-mission corpus (26 DOI-verified entries plus five pre-DOI grey-literature sources, DOI accuracy confirmed via Scite queries), augmented by the IMM Calculator’s own per-condition citation chain: the NASA-published K15 / M18 / A22 / G12 / S20 / TM21 source papers underpinning the tier-A NASA priors (six papers, all DOI- or NASA-document-identifier-verified) and the 27 distinct primary citations underpinning the five source-cited tier-B priors. Factors 4–8 (Input Data Pedigree, Uncertainty Characterization, Results Robustness, Model Use History, and Model Management) are not addressed here; they are appropriate only for fully fielded operational models and are deferred to subsequent iterations.</w:t>
+        <w:t xml:space="preserve">Factor 3 (Development Data Pedigree) is satisfied by the analog-mission and IMM source corpus enumerated and DOI-tagged in the repository’s evidence index (</w:t>
+      </w:r>
+      <w:r>
+        <w:rPr>
+          <w:rStyle w:val="VerbatimChar"/>
+        </w:rPr>
+        <w:t xml:space="preserve">research/</w:t>
+      </w:r>
+      <w:r>
+        <w:t xml:space="preserve">; DOI accuracy confirmed via Crossref and Scite queries), augmented by the IMM Calculator’s own per-condition citation chain: the NASA-published K15 / M18 / A22 / G12 / S20 / TM21 source papers underpinning the tier-A NASA priors (all DOI- or NASA-document-identifier-verified) and the primary analog, submarine, and military-population citations underpinning the source-cited tier-B priors (representative anchors are listed in §2.3 and appear in the reference list). Factors 4–8 (Input Data Pedigree, Uncertainty Characterization, Results Robustness, Model Use History, and Model Management) are not addressed here; they are appropriate only for fully fielded operational models and are deferred to subsequent iterations.</w:t>
       </w:r>
     </w:p>
     <w:bookmarkEnd w:id="27"/>
@@ -10464,19 +11389,7 @@
         <w:t xml:space="preserve"> </w:t>
       </w:r>
       <w:r>
-        <w:t xml:space="preserve">Stage A posterior for candidate alias DEMO-01 at the Medium tier (K = 10 active criteria). 5 000 IID Dirichlet draws via Gamma decomposition under Dirichlet(α) elicited from the Phase-0 evidence; 90 % and 95 % credible intervals shaded; posterior mean dashed. Seed 0xc0ffee; commit</w:t>
-      </w:r>
-      <w:r>
-        <w:t xml:space="preserve"> </w:t>
-      </w:r>
-      <w:r>
-        <w:rPr>
-          <w:rStyle w:val="VerbatimChar"/>
-        </w:rPr>
-        <w:t xml:space="preserve">__COMMIT_SHA__</w:t>
-      </w:r>
-      <w:r>
-        <w:t xml:space="preserve">.</w:t>
+        <w:t xml:space="preserve">Stage A posterior for candidate alias DEMO-01 at the Medium tier (K = 10 active criteria). 5 000 IID Dirichlet draws via Gamma decomposition under Dirichlet(α) elicited from the Phase-0 evidence; 90 % and 95 % credible intervals shaded; posterior mean dashed. Seed 0xc0ffee; regenerated at the manuscript commit.</w:t>
       </w:r>
     </w:p>
     <w:p>
@@ -10558,22 +11471,7 @@
         <w:t xml:space="preserve"> </w:t>
       </w:r>
       <w:r>
-        <w:t xml:space="preserve">direction applied; (3) Dirichlet draw of the weight vector w; (4) aggregated total S_i = Σ w_k · z_k. The plain-language layer below each step (visible in the application) is omitted here for space; see commit</w:t>
-      </w:r>
-      <w:r>
-        <w:t xml:space="preserve"> </w:t>
-      </w:r>
-      <w:r>
-        <w:rPr>
-          <w:rStyle w:val="VerbatimChar"/>
-        </w:rPr>
-        <w:t xml:space="preserve">__COMMIT_SHA__</w:t>
-      </w:r>
-      <w:r>
-        <w:t xml:space="preserve"> </w:t>
-      </w:r>
-      <w:r>
-        <w:t xml:space="preserve">for the live render.</w:t>
+        <w:t xml:space="preserve">direction applied; (3) Dirichlet draw of the weight vector w; (4) aggregated total S_i = Σ w_k · z_k. The plain-language layer below each step (visible in the application) is omitted here for space; see the manuscript commit for the live render.</w:t>
       </w:r>
     </w:p>
     <w:p>
@@ -10661,19 +11559,7 @@
         <w:t xml:space="preserve">(Antonsen et al., 2022)</w:t>
       </w:r>
       <w:r>
-        <w:t xml:space="preserve">. Mission: HI-SEAS 45-day. Seed 0xc0ffee. Commit</w:t>
-      </w:r>
-      <w:r>
-        <w:t xml:space="preserve"> </w:t>
-      </w:r>
-      <w:r>
-        <w:rPr>
-          <w:rStyle w:val="VerbatimChar"/>
-        </w:rPr>
-        <w:t xml:space="preserve">__COMMIT_SHA__</w:t>
-      </w:r>
-      <w:r>
-        <w:t xml:space="preserve">.</w:t>
+        <w:t xml:space="preserve">. Mission: HI-SEAS 45-day. Seed 0xc0ffee. Regenerated at the manuscript commit.</w:t>
       </w:r>
     </w:p>
     <w:p>
@@ -11015,7 +11901,7 @@
         <w:pStyle w:val="FirstParagraph"/>
       </w:pPr>
       <w:r>
-        <w:t xml:space="preserve">The figures are generated from a single deterministic worked example: candidate alias DEMO-01, evaluated at the Medium accessibility tier (K = 10 active criteria, Fig. 2) against the eight-mission analog catalog. DEMO-01 is a synthetic baseline whose raw scores are set to the midpoint of each criterion’s instrument scale — a candidate scored at the center of every measured dimension. All pipeline stages are seeded at 0xc0ffee, making every number in this section exactly reproducible from the repository at the commit recorded in the figure captions.</w:t>
+        <w:t xml:space="preserve">The figures are generated from a single deterministic worked example: candidate alias DEMO-01, evaluated at the Medium accessibility tier (K = 10 active criteria, Fig. 2) against the seven-mission analog + LEO-ISS catalog (Fig. 7). DEMO-01 is a synthetic baseline whose raw scores are set to the midpoint of each criterion’s instrument scale — a candidate scored at the center of every measured dimension. All pipeline stages are seeded at 0xc0ffee, making every number in this section exactly reproducible from the repository at the commit recorded in the figure captions.</w:t>
       </w:r>
     </w:p>
     <w:p>
@@ -11090,7 +11976,103 @@
         <w:t xml:space="preserve"> </w:t>
       </w:r>
       <w:r>
-        <w:t xml:space="preserve">To demonstrate that the posterior produces non-trivial credible intervals when candidates differ across criteria, we run three synthetic candidates — ALPHA (strong on psychological and physical criteria, weak on cognitive), BRAVO (strong on cognitive and professional, moderate elsewhere), and CHARLIE (uniformly below-average) — through the same Medium-tier pipeline at T = 5,000, seed 0xc0ffee.</w:t>
+        <w:t xml:space="preserve">To demonstrate that the posterior produces non-trivial credible intervals when candidates differ across criteria, we run three synthetic candidates — ALPHA (strong on psychological and physical criteria, weak on cognitive), BRAVO (strong on cognitive and professional, moderate elsewhere), and CHARLIE (uniformly below-average) — through the same Medium-tier pipeline at T = 5,000, seed 0xc0ffee (Table 2).</w:t>
+      </w:r>
+    </w:p>
+    <w:p>
+      <w:pPr>
+        <w:pStyle w:val="BodyText"/>
+      </w:pPr>
+      <w:r>
+        <w:rPr>
+          <w:bCs/>
+          <w:b/>
+        </w:rPr>
+        <w:t xml:space="preserve">Table 2. Stage-A discriminative case — three differentiated synthetic candidates</w:t>
+      </w:r>
+      <w:r>
+        <w:t xml:space="preserve"> </w:t>
+      </w:r>
+      <w:r>
+        <w:t xml:space="preserve">(Medium tier,</w:t>
+      </w:r>
+      <w:r>
+        <w:t xml:space="preserve"> </w:t>
+      </w:r>
+      <m:oMath>
+        <m:r>
+          <m:t>K</m:t>
+        </m:r>
+        <m:r>
+          <m:rPr>
+            <m:sty m:val="p"/>
+          </m:rPr>
+          <m:t>=</m:t>
+        </m:r>
+        <m:r>
+          <m:t>10</m:t>
+        </m:r>
+      </m:oMath>
+      <w:r>
+        <w:t xml:space="preserve"> </w:t>
+      </w:r>
+      <w:r>
+        <w:t xml:space="preserve">active criteria,</w:t>
+      </w:r>
+      <w:r>
+        <w:t xml:space="preserve"> </w:t>
+      </w:r>
+      <m:oMath>
+        <m:r>
+          <m:t>T</m:t>
+        </m:r>
+        <m:r>
+          <m:rPr>
+            <m:sty m:val="p"/>
+          </m:rPr>
+          <m:t>=</m:t>
+        </m:r>
+        <m:r>
+          <m:t>5</m:t>
+        </m:r>
+        <m:r>
+          <m:rPr>
+            <m:sty m:val="p"/>
+          </m:rPr>
+          <m:t>,</m:t>
+        </m:r>
+        <m:r>
+          <m:t>000</m:t>
+        </m:r>
+      </m:oMath>
+      <w:r>
+        <w:t xml:space="preserve"> </w:t>
+      </w:r>
+      <w:r>
+        <w:t xml:space="preserve">Dirichlet draws, seed 0xc0ffee). Posterior mean composite score</w:t>
+      </w:r>
+      <w:r>
+        <w:t xml:space="preserve"> </w:t>
+      </w:r>
+      <m:oMath>
+        <m:sSub>
+          <m:e>
+            <m:r>
+              <m:t>S</m:t>
+            </m:r>
+          </m:e>
+          <m:sub>
+            <m:r>
+              <m:t>i</m:t>
+            </m:r>
+          </m:sub>
+        </m:sSub>
+      </m:oMath>
+      <w:r>
+        <w:t xml:space="preserve"> </w:t>
+      </w:r>
+      <w:r>
+        <w:t xml:space="preserve">with 90 % and 95 % credible intervals and the effective sample size (ESS) per candidate.</w:t>
       </w:r>
     </w:p>
     <w:tbl>
@@ -11572,7 +12554,7 @@
         <w:t xml:space="preserve"> </w:t>
       </w:r>
       <w:r>
-        <w:t xml:space="preserve">trials, seed 0xc0ffee, on the K15 reference crew (4 male, 2 female; 1 CAC &gt; 0; 3 contacts; 2 crowns; 1 abdominal-surgery history; 2 EVA-eligible at 6 EVAs each) across all three K15 medical-kit scenarios. Table 2 shows the results against K15’s published mean and CI₉₅ ranges.</w:t>
+        <w:t xml:space="preserve">trials, seed 0xc0ffee, on the K15 reference crew (4 male, 2 female; 1 CAC &gt; 0; 3 contacts; 2 crowns; 1 abdominal-surgery history; 2 EVA-eligible at 6 EVAs each) across all three K15 medical-kit scenarios. Table 3 shows the results against K15’s published mean and CI₉₅ ranges.</w:t>
       </w:r>
     </w:p>
     <w:p>
@@ -11584,7 +12566,7 @@
           <w:bCs/>
           <w:b/>
         </w:rPr>
-        <w:t xml:space="preserve">Table 2. K15 Table 1 reproduction</w:t>
+        <w:t xml:space="preserve">Table 3. K15 Table 1 reproduction</w:t>
       </w:r>
       <w:r>
         <w:t xml:space="preserve"> </w:t>
@@ -13083,7 +14065,7 @@
         <w:t xml:space="preserve"> </w:t>
       </w:r>
       <w:r>
-        <w:t xml:space="preserve">trials, seed 0xc0ffee — the same canonical configuration as the K15 reproduction Table 2.</w:t>
+        <w:t xml:space="preserve">trials, seed 0xc0ffee — the same canonical configuration as the K15 reproduction Table 3.</w:t>
       </w:r>
     </w:p>
     <w:p>
@@ -13591,7 +14573,69 @@
         </m:r>
       </m:oMath>
       <w:r>
-        <w:t xml:space="preserve">, L4), confirming that the red verdict is kit-driven, not a structural over-prediction.</w:t>
+        <w:t xml:space="preserve">, L4), confirming that the red verdict is kit-driven, not a structural over-prediction. For completeness, mapping K15’s</w:t>
+      </w:r>
+      <w:r>
+        <w:t xml:space="preserve"> </w:t>
+      </w:r>
+      <w:r>
+        <w:rPr>
+          <w:iCs/>
+          <w:i/>
+        </w:rPr>
+        <w:t xml:space="preserve">own</w:t>
+      </w:r>
+      <w:r>
+        <w:t xml:space="preserve"> </w:t>
+      </w:r>
+      <w:r>
+        <w:t xml:space="preserve">published issHMS reference values through the same bridge yields yellow (CHI</w:t>
+      </w:r>
+      <w:r>
+        <w:t xml:space="preserve"> </w:t>
+      </w:r>
+      <m:oMath>
+        <m:r>
+          <m:t>94.93</m:t>
+        </m:r>
+        <m:r>
+          <m:rPr>
+            <m:sty m:val="p"/>
+          </m:rPr>
+          <m:t>→</m:t>
+        </m:r>
+      </m:oMath>
+      <w:r>
+        <w:t xml:space="preserve"> </w:t>
+      </w:r>
+      <w:r>
+        <w:t xml:space="preserve">C2; pEVAC</w:t>
+      </w:r>
+      <w:r>
+        <w:t xml:space="preserve"> </w:t>
+      </w:r>
+      <m:oMath>
+        <m:r>
+          <m:t>5.57</m:t>
+        </m:r>
+        <m:r>
+          <m:rPr>
+            <m:sty m:val="p"/>
+          </m:rPr>
+          <m:t>%</m:t>
+        </m:r>
+        <m:r>
+          <m:rPr>
+            <m:sty m:val="p"/>
+          </m:rPr>
+          <m:t>→</m:t>
+        </m:r>
+      </m:oMath>
+      <w:r>
+        <w:t xml:space="preserve"> </w:t>
+      </w:r>
+      <w:r>
+        <w:t xml:space="preserve">L4; L4 × C2 = 13); Selectron’s red on the same kit is therefore co-driven by the evidence-based community/military incidence recalibration (§3.3, §4.4), not by the LxC mapping itself. The validated, in-bracket configuration is the unlimited-kit (yellow) result.</w:t>
       </w:r>
     </w:p>
     <w:bookmarkEnd w:id="61"/>
@@ -13821,7 +14865,100 @@
         <w:pStyle w:val="BodyText"/>
       </w:pPr>
       <w:r>
-        <w:t xml:space="preserve">The consequence level escalates monotonically with duration — C2 at MDRS 2-week, C3 at HI-SEAS 45/90-day, C4 at ISS 6-month and beyond — as expected when the QTL-to-person-days ratio rises with mission length. The comparison panel functions as a cross-mission sensitivity screen, letting programs prioritize which mission profiles warrant deeper analysis before candidate deployment. Per-mission convergence diagnostics and effective sample sizes for the seven-mission comparison are tabulated in Figure S2.</w:t>
+        <w:t xml:space="preserve">The consequence level escalates monotonically with duration — C2 at MDRS 2-week, C3 at HI-SEAS 45/90-day, C4 at ISS 6-month and beyond — as expected when the QTL-to-person-days ratio rises with mission length. The comparison panel functions as a cross-mission sensitivity screen, letting programs prioritize which mission profiles warrant deeper analysis before candidate deployment. The panel runs at</w:t>
+      </w:r>
+      <w:r>
+        <w:t xml:space="preserve"> </w:t>
+      </w:r>
+      <m:oMath>
+        <m:r>
+          <m:t>T</m:t>
+        </m:r>
+        <m:r>
+          <m:rPr>
+            <m:sty m:val="p"/>
+          </m:rPr>
+          <m:t>=</m:t>
+        </m:r>
+        <m:r>
+          <m:t>25</m:t>
+        </m:r>
+        <m:r>
+          <m:rPr>
+            <m:sty m:val="p"/>
+          </m:rPr>
+          <m:t>,</m:t>
+        </m:r>
+        <m:r>
+          <m:t>000</m:t>
+        </m:r>
+      </m:oMath>
+      <w:r>
+        <w:t xml:space="preserve"> </w:t>
+      </w:r>
+      <w:r>
+        <w:t xml:space="preserve">trials per mission (against the canonical</w:t>
+      </w:r>
+      <w:r>
+        <w:t xml:space="preserve"> </w:t>
+      </w:r>
+      <m:oMath>
+        <m:r>
+          <m:t>T</m:t>
+        </m:r>
+        <m:r>
+          <m:rPr>
+            <m:sty m:val="p"/>
+          </m:rPr>
+          <m:t>=</m:t>
+        </m:r>
+        <m:r>
+          <m:t>100</m:t>
+        </m:r>
+        <m:r>
+          <m:rPr>
+            <m:sty m:val="p"/>
+          </m:rPr>
+          <m:t>,</m:t>
+        </m:r>
+        <m:r>
+          <m:t>000</m:t>
+        </m:r>
+      </m:oMath>
+      <w:r>
+        <w:t xml:space="preserve"> </w:t>
+      </w:r>
+      <w:r>
+        <w:t xml:space="preserve">used for the K15 reproduction) to bound wall-clock across the seven-mission sweep; the</w:t>
+      </w:r>
+      <w:r>
+        <w:t xml:space="preserve"> </w:t>
+      </w:r>
+      <m:oMath>
+        <m:r>
+          <m:t>σ</m:t>
+        </m:r>
+        <m:r>
+          <m:rPr>
+            <m:sty m:val="p"/>
+          </m:rPr>
+          <m:t>&lt;</m:t>
+        </m:r>
+        <m:r>
+          <m:t>5</m:t>
+        </m:r>
+        <m:r>
+          <m:rPr>
+            <m:sty m:val="p"/>
+          </m:rPr>
+          <m:t>%</m:t>
+        </m:r>
+      </m:oMath>
+      <w:r>
+        <w:t xml:space="preserve"> </w:t>
+      </w:r>
+      <w:r>
+        <w:t xml:space="preserve">convergence rule was verified on the CHI metric, whereas the rare-event tail metrics (pEVAC, pLOCL) carry larger Monte Carlo error at this trial count, so an HSRB color that sits near a likelihood-band edge should be read as indicative rather than fully converged. Per-mission convergence diagnostics and effective sample sizes for the seven-mission comparison are tabulated in Figure S1.</w:t>
       </w:r>
     </w:p>
     <w:bookmarkEnd w:id="62"/>
@@ -13871,7 +15008,7 @@
         <w:t xml:space="preserve"> </w:t>
       </w:r>
       <w:r>
-        <w:t xml:space="preserve">trials, seed 0xc0ffee. The panels are visualized in Figures S3 (condition-set decomposition) and S4 (multiplier sweep).</w:t>
+        <w:t xml:space="preserve">trials, seed 0xc0ffee; the two panels are reported in full in Tables 4 (condition-set decomposition) and 5 (multiplier sweep) below.</w:t>
       </w:r>
     </w:p>
     <w:p>
@@ -13889,7 +15026,7 @@
         <w:t xml:space="preserve"> </w:t>
       </w:r>
       <w:r>
-        <w:t xml:space="preserve">The 100-condition K15 catalogue is partitioned by provenance tier and the IMM Calculator re-run on each subset. Table 3 reports the results across all three kit scenarios.</w:t>
+        <w:t xml:space="preserve">The 100-condition K15 catalogue is partitioned by provenance tier and the IMM Calculator re-run on each subset. Table 4 reports the results across all three kit scenarios.</w:t>
       </w:r>
     </w:p>
     <w:p>
@@ -13901,7 +15038,7 @@
           <w:bCs/>
           <w:b/>
         </w:rPr>
-        <w:t xml:space="preserve">Table 3. Condition-set sensitivity decomposition</w:t>
+        <w:t xml:space="preserve">Table 4. Condition-set sensitivity decomposition</w:t>
       </w:r>
       <w:r>
         <w:t xml:space="preserve"> </w:t>
@@ -14903,7 +16040,7 @@
         <w:t xml:space="preserve"> </w:t>
       </w:r>
       <w:r>
-        <w:t xml:space="preserve">with all 100 conditions active. Table 4 reports the issHMS scenario (the operationally relevant comparison).</w:t>
+        <w:t xml:space="preserve">with all 100 conditions active. Table 5 reports the issHMS scenario (the operationally relevant comparison).</w:t>
       </w:r>
     </w:p>
     <w:p>
@@ -14915,7 +16052,7 @@
           <w:bCs/>
           <w:b/>
         </w:rPr>
-        <w:t xml:space="preserve">Table 4. Tier-B multiplier sweep — issHMS scenario</w:t>
+        <w:t xml:space="preserve">Table 5. Tier-B multiplier sweep — issHMS scenario</w:t>
       </w:r>
       <w:r>
         <w:t xml:space="preserve"> </w:t>
@@ -15774,33 +16911,7 @@
         <w:t xml:space="preserve"> </w:t>
       </w:r>
       <w:r>
-        <w:t xml:space="preserve">pp). This provides a concrete bound: the tier-B prior rates would need to be over-estimated by</w:t>
-      </w:r>
-      <w:r>
-        <w:t xml:space="preserve"> </w:t>
-      </w:r>
-      <m:oMath>
-        <m:r>
-          <m:rPr>
-            <m:sty m:val="p"/>
-          </m:rPr>
-          <m:t>≤</m:t>
-        </m:r>
-        <m:r>
-          <m:t>25</m:t>
-        </m:r>
-        <m:r>
-          <m:rPr>
-            <m:sty m:val="p"/>
-          </m:rPr>
-          <m:t>%</m:t>
-        </m:r>
-      </m:oMath>
-      <w:r>
-        <w:t xml:space="preserve"> </w:t>
-      </w:r>
-      <w:r>
-        <w:t xml:space="preserve">(i.e., the true rate</w:t>
+        <w:t xml:space="preserve">pp). This provides a concrete bound: the tier-B prior rates would need to be over-estimated by roughly a third (i.e., the true rate</w:t>
       </w:r>
       <w:r>
         <w:t xml:space="preserve"> </w:t>
@@ -16412,7 +17523,7 @@
         <w:t xml:space="preserve"> </w:t>
       </w:r>
       <w:r>
-        <w:t xml:space="preserve">Of 100 K15-canon conditions, 34 (tier-A) are directly tied to NASA-published IMM sources (K15, M18, G12, S20, A22, TM21) and use those papers’ incidence distributions; 66 (tier-B) are fitted via PyMC NUTS posteriors from terrestrial epidemiological base rates, Antarctic/submarine/analog cohort data, and military population references across iterative calibration passes, all converging at R-hat = 1.000 and ESS &gt; 2500. Zero tier-C synthetic placeholders remain — 100 % of the prior set is evidence-based, and all per-tier multipliers are set to 1.0 (no blanket calibration applied).</w:t>
+        <w:t xml:space="preserve">Of 100 K15-canon conditions, 34 (tier-A) are directly tied to NASA-published IMM sources (K15, M18, G12, S20, A22, TM21) and use those papers’ incidence distributions; 66 (tier-B) are fitted via PyMC NUTS posteriors from terrestrial epidemiological base rates, Antarctic/submarine/analog cohort data, and military population references across iterative calibration passes, all converging at R-hat = 1.000 and ESS &gt; 2500. Zero tier-C synthetic placeholders remain — 100 % of the prior set is evidence-based, and all per-tier multipliers are set to 1.0 (no blanket calibration applied). The R-hat = 1.000 and ESS &gt; 2500 figures characterize sampler convergence, not evidential strength: several tier-B anchors are small-n, single-cohort analog or submarine studies, so the posteriors are evidence-based but inherit the limited pedigree of their source cohorts — consistent with the NASA-STD-7009A input-data-pedigree, uncertainty-characterization, and results-robustness factors (4–6) being explicitly deferred (§2.6).</w:t>
       </w:r>
     </w:p>
     <w:p>
@@ -16460,153 +17571,7 @@
         </m:d>
       </m:oMath>
       <w:r>
-        <w:t xml:space="preserve">, with TME = 39.3 (the tier-A conditions account for ~40 % of total medical events). The 66 tier-B conditions contribute additional risk that is independently evidence-based from terrestrial and analog-population epidemiological data, not back-fitted against K15 aggregates.</w:t>
-      </w:r>
-    </w:p>
-    <w:p>
-      <w:pPr>
-        <w:pStyle w:val="BodyText"/>
-      </w:pPr>
-      <w:r>
-        <w:rPr>
-          <w:bCs/>
-          <w:b/>
-        </w:rPr>
-        <w:t xml:space="preserve">K15 reproduction divergences.</w:t>
-      </w:r>
-      <w:r>
-        <w:t xml:space="preserve"> </w:t>
-      </w:r>
-      <w:r>
-        <w:t xml:space="preserve">8 of 12 K15 metrics are documented-divergent (Table 2). Four categories explain the divergences. (i)</w:t>
-      </w:r>
-      <w:r>
-        <w:t xml:space="preserve"> </w:t>
-      </w:r>
-      <w:r>
-        <w:rPr>
-          <w:bCs/>
-          <w:b/>
-        </w:rPr>
-        <w:t xml:space="preserve">No-kit (</w:t>
-      </w:r>
-      <w:r>
-        <w:rPr>
-          <w:bCs/>
-          <w:b/>
-        </w:rPr>
-        <w:t xml:space="preserve">‘</w:t>
-      </w:r>
-      <w:r>
-        <w:rPr>
-          <w:bCs/>
-          <w:b/>
-        </w:rPr>
-        <w:t xml:space="preserve">none</w:t>
-      </w:r>
-      <w:r>
-        <w:rPr>
-          <w:bCs/>
-          <w:b/>
-        </w:rPr>
-        <w:t xml:space="preserve">’</w:t>
-      </w:r>
-      <w:r>
-        <w:rPr>
-          <w:bCs/>
-          <w:b/>
-        </w:rPr>
-        <w:t xml:space="preserve">) scenario</w:t>
-      </w:r>
-      <w:r>
-        <w:t xml:space="preserve"> </w:t>
-      </w:r>
-      <w:r>
-        <w:t xml:space="preserve">divergence on CHI / pEVAC / pLOCL — K15’s no-kit values are a model construct (no in-flight mission has run with zero medical resources), and reproducing them via blanket inflation of the per-condition</w:t>
-      </w:r>
-      <w:r>
-        <w:t xml:space="preserve"> </w:t>
-      </w:r>
-      <w:r>
-        <w:rPr>
-          <w:rStyle w:val="VerbatimChar"/>
-        </w:rPr>
-        <w:t xml:space="preserve">untreated.p_evac</w:t>
-      </w:r>
-      <w:r>
-        <w:t xml:space="preserve"> </w:t>
-      </w:r>
-      <w:r>
-        <w:t xml:space="preserve">/</w:t>
-      </w:r>
-      <w:r>
-        <w:t xml:space="preserve"> </w:t>
-      </w:r>
-      <w:r>
-        <w:rPr>
-          <w:rStyle w:val="VerbatimChar"/>
-        </w:rPr>
-        <w:t xml:space="preserve">untreated.p_locl</w:t>
-      </w:r>
-      <w:r>
-        <w:t xml:space="preserve"> </w:t>
-      </w:r>
-      <w:r>
-        <w:t xml:space="preserve">priors would over-correct the operationally-relevant issHMS scenario via the resource-availability-factor (RAF) kit-fallthrough path. Documented as a principled limitation; the operational anchor for evacuation rate is Pattarini 2016’s Antarctic 0.036/py</w:t>
-      </w:r>
-      <w:r>
-        <w:t xml:space="preserve"> </w:t>
-      </w:r>
-      <w:r>
-        <w:t xml:space="preserve">(Pattarini et al., 2016)</w:t>
-      </w:r>
-      <w:r>
-        <w:t xml:space="preserve">, not the K15</w:t>
-      </w:r>
-      <w:r>
-        <w:t xml:space="preserve"> </w:t>
-      </w:r>
-      <w:r>
-        <w:t xml:space="preserve">‘</w:t>
-      </w:r>
-      <w:r>
-        <w:t xml:space="preserve">none</w:t>
-      </w:r>
-      <w:r>
-        <w:t xml:space="preserve">’</w:t>
-      </w:r>
-      <w:r>
-        <w:t xml:space="preserve"> </w:t>
-      </w:r>
-      <w:r>
-        <w:t xml:space="preserve">construct. (ii)</w:t>
-      </w:r>
-      <w:r>
-        <w:t xml:space="preserve"> </w:t>
-      </w:r>
-      <w:r>
-        <w:rPr>
-          <w:bCs/>
-          <w:b/>
-        </w:rPr>
-        <w:t xml:space="preserve">issHMS CHI</w:t>
-      </w:r>
-      <w:r>
-        <w:t xml:space="preserve"> </w:t>
-      </w:r>
-      <w:r>
-        <w:t xml:space="preserve">(</w:t>
-      </w:r>
-      <m:oMath>
-        <m:r>
-          <m:t>82.8</m:t>
-        </m:r>
-      </m:oMath>
-      <w:r>
-        <w:t xml:space="preserve"> </w:t>
-      </w:r>
-      <w:r>
-        <w:t xml:space="preserve">vs</w:t>
+        <w:t xml:space="preserve">, with TME = 39.3 (the tier-A conditions account for ~40 % of total medical events). The 66 tier-B conditions contribute additional risk that is independently evidence-based from terrestrial and analog-population epidemiological data, not back-fitted against K15 aggregates. This non-circularity demonstration is specific to the CHI metric: the tier-A-only TME of 39.3 does not itself fall within K15’s TME CI₉₅ of</w:t>
       </w:r>
       <w:r>
         <w:t xml:space="preserve"> </w:t>
@@ -16621,7 +17586,7 @@
           </m:dPr>
           <m:e>
             <m:r>
-              <m:t>84.30</m:t>
+              <m:t>87</m:t>
             </m:r>
             <m:r>
               <m:rPr>
@@ -16630,97 +17595,142 @@
               <m:t>,</m:t>
             </m:r>
             <m:r>
-              <m:t>98.50</m:t>
+              <m:t>126</m:t>
             </m:r>
           </m:e>
         </m:d>
       </m:oMath>
       <w:r>
-        <w:t xml:space="preserve">) is</w:t>
-      </w:r>
-      <w:r>
-        <w:t xml:space="preserve"> </w:t>
-      </w:r>
-      <m:oMath>
-        <m:r>
-          <m:t>1.5</m:t>
-        </m:r>
-      </m:oMath>
-      <w:r>
-        <w:t xml:space="preserve"> </w:t>
-      </w:r>
-      <w:r>
-        <w:t xml:space="preserve">pp below the K15 CI₉₅ lower bound — a marginal divergence that appeared after the evidence-based community/military incidence recalibration (ankle-sprain</w:t>
-      </w:r>
-      <w:r>
-        <w:t xml:space="preserve"> </w:t>
-      </w:r>
-      <m:oMath>
-        <m:r>
-          <m:t>292</m:t>
-        </m:r>
-        <m:r>
-          <m:rPr>
-            <m:sty m:val="p"/>
-          </m:rPr>
-          <m:t>→</m:t>
-        </m:r>
-        <m:r>
-          <m:t>42</m:t>
-        </m:r>
-      </m:oMath>
-      <w:r>
-        <w:t xml:space="preserve">/1000 PY, UTI</w:t>
-      </w:r>
-      <w:r>
-        <w:t xml:space="preserve"> </w:t>
-      </w:r>
-      <m:oMath>
-        <m:r>
-          <m:t>2.9</m:t>
-        </m:r>
-        <m:r>
-          <m:rPr>
-            <m:sty m:val="p"/>
-          </m:rPr>
-          <m:t>→</m:t>
-        </m:r>
-        <m:r>
-          <m:t>10</m:t>
-        </m:r>
-      </m:oMath>
-      <w:r>
-        <w:t xml:space="preserve">/1000 PY, dental-abscess</w:t>
-      </w:r>
-      <w:r>
-        <w:t xml:space="preserve"> </w:t>
-      </w:r>
-      <m:oMath>
-        <m:r>
-          <m:t>1.2</m:t>
-        </m:r>
-        <m:r>
-          <m:rPr>
-            <m:sty m:val="p"/>
-          </m:rPr>
-          <m:t>→</m:t>
-        </m:r>
-        <m:r>
-          <m:t>4.2</m:t>
-        </m:r>
-      </m:oMath>
-      <w:r>
-        <w:t xml:space="preserve">/1000 PY), where epidemiologically-grounded rates replaced a prior that had been within the K15 bracket. The condition-set sensitivity analysis (§3.6) confirms this divergence is driven by the tier-B conditions, not by circularity. (iii)</w:t>
-      </w:r>
-      <w:r>
-        <w:t xml:space="preserve"> </w:t>
-      </w:r>
+        <w:t xml:space="preserve">, so no single condition subset reproduces both CHI and TME simultaneously — the CHI bracket is recovered by the tier-A subset, while the TME envelope requires the full 100-condition set.</w:t>
+      </w:r>
+    </w:p>
+    <w:p>
+      <w:pPr>
+        <w:pStyle w:val="BodyText"/>
+      </w:pPr>
       <w:r>
         <w:rPr>
           <w:bCs/>
           <w:b/>
         </w:rPr>
-        <w:t xml:space="preserve">issHMS pEVAC</w:t>
+        <w:t xml:space="preserve">K15 reproduction divergences.</w:t>
+      </w:r>
+      <w:r>
+        <w:t xml:space="preserve"> </w:t>
+      </w:r>
+      <w:r>
+        <w:t xml:space="preserve">8 of 12 K15 metrics are documented-divergent (Table 3). Four categories explain the divergences. (i)</w:t>
+      </w:r>
+      <w:r>
+        <w:t xml:space="preserve"> </w:t>
+      </w:r>
+      <w:r>
+        <w:rPr>
+          <w:bCs/>
+          <w:b/>
+        </w:rPr>
+        <w:t xml:space="preserve">No-kit (</w:t>
+      </w:r>
+      <w:r>
+        <w:rPr>
+          <w:bCs/>
+          <w:b/>
+        </w:rPr>
+        <w:t xml:space="preserve">‘</w:t>
+      </w:r>
+      <w:r>
+        <w:rPr>
+          <w:bCs/>
+          <w:b/>
+        </w:rPr>
+        <w:t xml:space="preserve">none</w:t>
+      </w:r>
+      <w:r>
+        <w:rPr>
+          <w:bCs/>
+          <w:b/>
+        </w:rPr>
+        <w:t xml:space="preserve">’</w:t>
+      </w:r>
+      <w:r>
+        <w:rPr>
+          <w:bCs/>
+          <w:b/>
+        </w:rPr>
+        <w:t xml:space="preserve">) scenario</w:t>
+      </w:r>
+      <w:r>
+        <w:t xml:space="preserve"> </w:t>
+      </w:r>
+      <w:r>
+        <w:t xml:space="preserve">divergence on CHI / pEVAC / pLOCL — K15’s no-kit values are a model construct (no in-flight mission has run with zero medical resources), and reproducing them via blanket inflation of the per-condition</w:t>
+      </w:r>
+      <w:r>
+        <w:t xml:space="preserve"> </w:t>
+      </w:r>
+      <w:r>
+        <w:rPr>
+          <w:rStyle w:val="VerbatimChar"/>
+        </w:rPr>
+        <w:t xml:space="preserve">untreated.p_evac</w:t>
+      </w:r>
+      <w:r>
+        <w:t xml:space="preserve"> </w:t>
+      </w:r>
+      <w:r>
+        <w:t xml:space="preserve">/</w:t>
+      </w:r>
+      <w:r>
+        <w:t xml:space="preserve"> </w:t>
+      </w:r>
+      <w:r>
+        <w:rPr>
+          <w:rStyle w:val="VerbatimChar"/>
+        </w:rPr>
+        <w:t xml:space="preserve">untreated.p_locl</w:t>
+      </w:r>
+      <w:r>
+        <w:t xml:space="preserve"> </w:t>
+      </w:r>
+      <w:r>
+        <w:t xml:space="preserve">priors would over-correct the operationally-relevant issHMS scenario via the resource-availability-factor (RAF) kit-fallthrough path. Documented as a principled limitation; the operational anchor for evacuation rate is Pattarini 2016’s Antarctic 0.036/py</w:t>
+      </w:r>
+      <w:r>
+        <w:t xml:space="preserve"> </w:t>
+      </w:r>
+      <w:r>
+        <w:t xml:space="preserve">(Pattarini et al., 2016)</w:t>
+      </w:r>
+      <w:r>
+        <w:t xml:space="preserve">, not the K15</w:t>
+      </w:r>
+      <w:r>
+        <w:t xml:space="preserve"> </w:t>
+      </w:r>
+      <w:r>
+        <w:t xml:space="preserve">‘</w:t>
+      </w:r>
+      <w:r>
+        <w:t xml:space="preserve">none</w:t>
+      </w:r>
+      <w:r>
+        <w:t xml:space="preserve">’</w:t>
+      </w:r>
+      <w:r>
+        <w:t xml:space="preserve"> </w:t>
+      </w:r>
+      <w:r>
+        <w:t xml:space="preserve">construct. (ii)</w:t>
+      </w:r>
+      <w:r>
+        <w:t xml:space="preserve"> </w:t>
+      </w:r>
+      <w:r>
+        <w:rPr>
+          <w:bCs/>
+          <w:b/>
+        </w:rPr>
+        <w:t xml:space="preserve">issHMS CHI</w:t>
       </w:r>
       <w:r>
         <w:t xml:space="preserve"> </w:t>
@@ -16730,13 +17740,7 @@
       </w:r>
       <m:oMath>
         <m:r>
-          <m:t>9.65</m:t>
-        </m:r>
-        <m:r>
-          <m:rPr>
-            <m:sty m:val="p"/>
-          </m:rPr>
-          <m:t>%</m:t>
+          <m:t>82.8</m:t>
         </m:r>
       </m:oMath>
       <w:r>
@@ -16758,7 +17762,7 @@
           </m:dPr>
           <m:e>
             <m:r>
-              <m:t>5.43</m:t>
+              <m:t>84.30</m:t>
             </m:r>
             <m:r>
               <m:rPr>
@@ -16767,13 +17771,87 @@
               <m:t>,</m:t>
             </m:r>
             <m:r>
-              <m:t>5.72</m:t>
+              <m:t>98.50</m:t>
             </m:r>
           </m:e>
         </m:d>
       </m:oMath>
       <w:r>
-        <w:t xml:space="preserve">) and</w:t>
+        <w:t xml:space="preserve">) is</w:t>
+      </w:r>
+      <w:r>
+        <w:t xml:space="preserve"> </w:t>
+      </w:r>
+      <m:oMath>
+        <m:r>
+          <m:t>1.5</m:t>
+        </m:r>
+      </m:oMath>
+      <w:r>
+        <w:t xml:space="preserve"> </w:t>
+      </w:r>
+      <w:r>
+        <w:t xml:space="preserve">pp below the K15 CI₉₅ lower bound — a marginal divergence that appeared after the evidence-based community/military incidence recalibration (ankle-sprain</w:t>
+      </w:r>
+      <w:r>
+        <w:t xml:space="preserve"> </w:t>
+      </w:r>
+      <m:oMath>
+        <m:r>
+          <m:t>292</m:t>
+        </m:r>
+        <m:r>
+          <m:rPr>
+            <m:sty m:val="p"/>
+          </m:rPr>
+          <m:t>→</m:t>
+        </m:r>
+        <m:r>
+          <m:t>42</m:t>
+        </m:r>
+      </m:oMath>
+      <w:r>
+        <w:t xml:space="preserve">/1000 PY, UTI</w:t>
+      </w:r>
+      <w:r>
+        <w:t xml:space="preserve"> </w:t>
+      </w:r>
+      <m:oMath>
+        <m:r>
+          <m:t>2.9</m:t>
+        </m:r>
+        <m:r>
+          <m:rPr>
+            <m:sty m:val="p"/>
+          </m:rPr>
+          <m:t>→</m:t>
+        </m:r>
+        <m:r>
+          <m:t>10</m:t>
+        </m:r>
+      </m:oMath>
+      <w:r>
+        <w:t xml:space="preserve">/1000 PY, dental-abscess</w:t>
+      </w:r>
+      <w:r>
+        <w:t xml:space="preserve"> </w:t>
+      </w:r>
+      <m:oMath>
+        <m:r>
+          <m:t>1.2</m:t>
+        </m:r>
+        <m:r>
+          <m:rPr>
+            <m:sty m:val="p"/>
+          </m:rPr>
+          <m:t>→</m:t>
+        </m:r>
+        <m:r>
+          <m:t>4.2</m:t>
+        </m:r>
+      </m:oMath>
+      <w:r>
+        <w:t xml:space="preserve">/1000 PY), where epidemiologically-grounded rates replaced a prior that had been within the K15 bracket. The condition-set sensitivity analysis (§3.6) confirms this divergence is driven by the tier-B conditions, not by circularity. (iii)</w:t>
       </w:r>
       <w:r>
         <w:t xml:space="preserve"> </w:t>
@@ -16783,7 +17861,7 @@
           <w:bCs/>
           <w:b/>
         </w:rPr>
-        <w:t xml:space="preserve">issHMS pLOCL</w:t>
+        <w:t xml:space="preserve">issHMS pEVAC</w:t>
       </w:r>
       <w:r>
         <w:t xml:space="preserve"> </w:t>
@@ -16793,7 +17871,7 @@
       </w:r>
       <m:oMath>
         <m:r>
-          <m:t>0.23</m:t>
+          <m:t>9.65</m:t>
         </m:r>
         <m:r>
           <m:rPr>
@@ -16821,7 +17899,7 @@
           </m:dPr>
           <m:e>
             <m:r>
-              <m:t>0.40</m:t>
+              <m:t>5.43</m:t>
             </m:r>
             <m:r>
               <m:rPr>
@@ -16830,13 +17908,76 @@
               <m:t>,</m:t>
             </m:r>
             <m:r>
-              <m:t>0.49</m:t>
+              <m:t>5.72</m:t>
             </m:r>
           </m:e>
         </m:d>
       </m:oMath>
       <w:r>
-        <w:t xml:space="preserve">); both are tracked as per-condition outcome-parameter audits in the open backlog. (iv)</w:t>
+        <w:t xml:space="preserve">) and</w:t>
+      </w:r>
+      <w:r>
+        <w:t xml:space="preserve"> </w:t>
+      </w:r>
+      <w:r>
+        <w:rPr>
+          <w:bCs/>
+          <w:b/>
+        </w:rPr>
+        <w:t xml:space="preserve">issHMS pLOCL</w:t>
+      </w:r>
+      <w:r>
+        <w:t xml:space="preserve"> </w:t>
+      </w:r>
+      <w:r>
+        <w:t xml:space="preserve">(</w:t>
+      </w:r>
+      <m:oMath>
+        <m:r>
+          <m:t>0.23</m:t>
+        </m:r>
+        <m:r>
+          <m:rPr>
+            <m:sty m:val="p"/>
+          </m:rPr>
+          <m:t>%</m:t>
+        </m:r>
+      </m:oMath>
+      <w:r>
+        <w:t xml:space="preserve"> </w:t>
+      </w:r>
+      <w:r>
+        <w:t xml:space="preserve">vs</w:t>
+      </w:r>
+      <w:r>
+        <w:t xml:space="preserve"> </w:t>
+      </w:r>
+      <m:oMath>
+        <m:d>
+          <m:dPr>
+            <m:begChr m:val="["/>
+            <m:endChr m:val="]"/>
+            <m:sepChr m:val=""/>
+            <m:grow/>
+          </m:dPr>
+          <m:e>
+            <m:r>
+              <m:t>0.40</m:t>
+            </m:r>
+            <m:r>
+              <m:rPr>
+                <m:sty m:val="p"/>
+              </m:rPr>
+              <m:t>,</m:t>
+            </m:r>
+            <m:r>
+              <m:t>0.49</m:t>
+            </m:r>
+          </m:e>
+        </m:d>
+      </m:oMath>
+      <w:r>
+        <w:t xml:space="preserve">); both are tracked as open per-condition outcome-parameter audits. (iv)</w:t>
       </w:r>
       <w:r>
         <w:t xml:space="preserve"> </w:t>
@@ -16888,7 +18029,7 @@
         <w:t xml:space="preserve"> </w:t>
       </w:r>
       <w:r>
-        <w:t xml:space="preserve">the Dirichlet concentration is fixed at the flat default rather than fit from elicited expert means with heterogeneity-derived precision. The pipeline is exercised on a single canonical worked example (DEMO-01, eight missions, three tiers) for one synthetic operator, which is sufficient to demonstrate the dual-novelty architecture but cannot, by construction, characterize behavior across multi-candidate panels, across the analog-program operator population, or under the cross-cultural heterogeneity expected when the framework is deployed beyond the Colombian operational context described here. Relatedly, the Stage-A→Stage-B vulnerability coupling, though implemented and unit-tested, is exercised in none of the reported results (the reproduction crews carry no Stage-A scores); demonstrating it on a coupled crew and characterizing the FAMILY_BETA sensitivity is deferred to follow-on work (§4.5).</w:t>
+        <w:t xml:space="preserve">the Dirichlet concentration is fixed at the flat default rather than fit from elicited expert means with heterogeneity-derived precision. The pipeline is exercised on a single canonical worked example (DEMO-01, seven missions, three tiers) for one synthetic operator, which is sufficient to demonstrate the dual-novelty architecture but cannot, by construction, characterize behavior across multi-candidate panels, across the analog-program operator population, or under the cross-cultural heterogeneity expected when the framework is deployed beyond the Colombian operational context described here. Relatedly, the Stage-A→Stage-B vulnerability coupling, though implemented and unit-tested, is exercised in none of the reported results (the reproduction crews carry no Stage-A scores); demonstrating it on a coupled crew and characterizing the FAMILY_BETA sensitivity is deferred to follow-on work (§4.5).</w:t>
       </w:r>
     </w:p>
     <w:bookmarkEnd w:id="68"/>
@@ -17016,7 +18157,7 @@
         <w:t xml:space="preserve"> </w:t>
       </w:r>
       <w:r>
-        <w:t xml:space="preserve">for the 7 documented-divergent K15 metrics — the per-condition</w:t>
+        <w:t xml:space="preserve">for the seven outcome-parameter-driven divergences (the eight documented-divergent K15 metrics of §4.4 less the incidence-driven issHMS CHI) — the per-condition</w:t>
       </w:r>
       <w:r>
         <w:t xml:space="preserve"> </w:t>
@@ -17046,7 +18187,7 @@
         <w:t xml:space="preserve"> </w:t>
       </w:r>
       <w:r>
-        <w:t xml:space="preserve">priors are the primary driver of the issHMS pEVAC and pLOCL divergences (Table 2); a systematic per-condition primary-source elicitation for these outcome parameters, following the same PyMC NUTS workflow used for incidence priors, would close the remaining K15 divergences without architectural change.</w:t>
+        <w:t xml:space="preserve">priors are the primary driver of the issHMS pEVAC and pLOCL divergences (Table 3); a systematic per-condition primary-source elicitation for these outcome parameters, following the same PyMC NUTS workflow used for incidence priors, would close the remaining K15 divergences without architectural change.</w:t>
       </w:r>
     </w:p>
     <w:p>
@@ -17077,7 +18218,7 @@
       </w:r>
     </w:p>
     <w:bookmarkEnd w:id="71"/>
-    <w:bookmarkStart w:id="73" w:name="statements"/>
+    <w:bookmarkStart w:id="72" w:name="statements"/>
     <w:p>
       <w:pPr>
         <w:pStyle w:val="Heading2"/>
@@ -17143,39 +18284,7 @@
         <w:t xml:space="preserve">https://github.com/strikerdlm/selectron</w:t>
       </w:r>
       <w:r>
-        <w:t xml:space="preserve">. The version of record archived for this manuscript is at Zenodo:</w:t>
-      </w:r>
-      <w:r>
-        <w:t xml:space="preserve"> </w:t>
-      </w:r>
-      <w:hyperlink r:id="rId72">
-        <w:r>
-          <w:rPr>
-            <w:rStyle w:val="Hyperlink"/>
-          </w:rPr>
-          <w:t xml:space="preserve">doi:</w:t>
-        </w:r>
-        <w:r>
-          <w:rPr>
-            <w:rStyle w:val="VerbatimChar"/>
-          </w:rPr>
-          <w:t xml:space="preserve">__ZENODO_DOI__</w:t>
-        </w:r>
-      </w:hyperlink>
-      <w:r>
-        <w:t xml:space="preserve">; commit SHA</w:t>
-      </w:r>
-      <w:r>
-        <w:t xml:space="preserve"> </w:t>
-      </w:r>
-      <w:r>
-        <w:rPr>
-          <w:rStyle w:val="VerbatimChar"/>
-        </w:rPr>
-        <w:t xml:space="preserve">__COMMIT_SHA__</w:t>
-      </w:r>
-      <w:r>
-        <w:t xml:space="preserve">. Both placeholders are populated at submission per the reproducibility contract described in §2.5.</w:t>
+        <w:t xml:space="preserve">. The version of record is archived at Zenodo (DOI assigned upon archival), and the figure-generation commit SHA is recorded at submission, per the reproducibility contract described in §2.5.</w:t>
       </w:r>
     </w:p>
     <w:p>
@@ -17268,8 +18377,8 @@
         <w:t xml:space="preserve">During the preparation of this work the author used Claude (Anthropic) for coding assistance and automated test generation, figure-rendering code, bibliography-verification queries, and copy-editing of author-written prose for grammar and readability. After using this tool, the author reviewed and edited the content as needed and takes full responsibility for the content of the publication. No generative-AI tool was used to generate the scientific argument, choose statistical methods, interpret results, or select references.</w:t>
       </w:r>
     </w:p>
-    <w:bookmarkEnd w:id="73"/>
-    <w:bookmarkStart w:id="152" w:name="references"/>
+    <w:bookmarkEnd w:id="72"/>
+    <w:bookmarkStart w:id="157" w:name="references"/>
     <w:p>
       <w:pPr>
         <w:pStyle w:val="Heading2"/>
@@ -17278,8 +18387,8 @@
         <w:t xml:space="preserve">References</w:t>
       </w:r>
     </w:p>
-    <w:bookmarkStart w:id="151" w:name="refs"/>
-    <w:bookmarkStart w:id="75" w:name="ref-antonsen2023"/>
+    <w:bookmarkStart w:id="156" w:name="refs"/>
+    <w:bookmarkStart w:id="74" w:name="ref-antonsen2023"/>
     <w:p>
       <w:pPr>
         <w:pStyle w:val="Bibliography"/>
@@ -17302,7 +18411,7 @@
       <w:r>
         <w:t xml:space="preserve"> </w:t>
       </w:r>
-      <w:hyperlink r:id="rId74">
+      <w:hyperlink r:id="rId73">
         <w:r>
           <w:rPr>
             <w:rStyle w:val="Hyperlink"/>
@@ -17311,8 +18420,8 @@
         </w:r>
       </w:hyperlink>
     </w:p>
-    <w:bookmarkEnd w:id="75"/>
-    <w:bookmarkStart w:id="77" w:name="ref-imm-a22"/>
+    <w:bookmarkEnd w:id="74"/>
+    <w:bookmarkStart w:id="76" w:name="ref-imm-a22"/>
     <w:p>
       <w:pPr>
         <w:pStyle w:val="Bibliography"/>
@@ -17323,7 +18432,7 @@
       <w:r>
         <w:t xml:space="preserve"> </w:t>
       </w:r>
-      <w:hyperlink r:id="rId76">
+      <w:hyperlink r:id="rId75">
         <w:r>
           <w:rPr>
             <w:rStyle w:val="Hyperlink"/>
@@ -17332,8 +18441,8 @@
         </w:r>
       </w:hyperlink>
     </w:p>
-    <w:bookmarkEnd w:id="77"/>
-    <w:bookmarkStart w:id="79" w:name="ref-apollonio2026"/>
+    <w:bookmarkEnd w:id="76"/>
+    <w:bookmarkStart w:id="78" w:name="ref-apollonio2026"/>
     <w:p>
       <w:pPr>
         <w:pStyle w:val="Bibliography"/>
@@ -17368,7 +18477,7 @@
       <w:r>
         <w:t xml:space="preserve"> </w:t>
       </w:r>
-      <w:hyperlink r:id="rId78">
+      <w:hyperlink r:id="rId77">
         <w:r>
           <w:rPr>
             <w:rStyle w:val="Hyperlink"/>
@@ -17377,8 +18486,8 @@
         </w:r>
       </w:hyperlink>
     </w:p>
-    <w:bookmarkEnd w:id="79"/>
-    <w:bookmarkStart w:id="81" w:name="ref-basner2013mars500"/>
+    <w:bookmarkEnd w:id="78"/>
+    <w:bookmarkStart w:id="80" w:name="ref-basner2013mars500"/>
     <w:p>
       <w:pPr>
         <w:pStyle w:val="Bibliography"/>
@@ -17393,12 +18502,12 @@
         <w:t xml:space="preserve">Mars 520-d mission simulation reveals protracted crew hypokinesis and alterations of sleep duration and timing</w:t>
       </w:r>
       <w:r>
-        <w:t xml:space="preserve">. Proceedings of the National Academy of Sciences 110, 2635–2640.</w:t>
-      </w:r>
-      <w:r>
-        <w:t xml:space="preserve"> </w:t>
-      </w:r>
-      <w:hyperlink r:id="rId80">
+        <w:t xml:space="preserve">. Proc. Natl. Acad. Sci. U.S.A. 110, 2635–2640.</w:t>
+      </w:r>
+      <w:r>
+        <w:t xml:space="preserve"> </w:t>
+      </w:r>
+      <w:hyperlink r:id="rId79">
         <w:r>
           <w:rPr>
             <w:rStyle w:val="Hyperlink"/>
@@ -17407,8 +18516,8 @@
         </w:r>
       </w:hyperlink>
     </w:p>
-    <w:bookmarkEnd w:id="81"/>
-    <w:bookmarkStart w:id="83" w:name="ref-bhatia2012"/>
+    <w:bookmarkEnd w:id="80"/>
+    <w:bookmarkStart w:id="82" w:name="ref-bhatia2012"/>
     <w:p>
       <w:pPr>
         <w:pStyle w:val="Bibliography"/>
@@ -17447,12 +18556,12 @@
         <w:t xml:space="preserve">Antarctica</w:t>
       </w:r>
       <w:r>
-        <w:t xml:space="preserve">. Wilderness &amp; Environmental Medicine 23, 231–238.</w:t>
-      </w:r>
-      <w:r>
-        <w:t xml:space="preserve"> </w:t>
-      </w:r>
-      <w:hyperlink r:id="rId82">
+        <w:t xml:space="preserve">. Wilderness Environ. Med. 23, 231–238.</w:t>
+      </w:r>
+      <w:r>
+        <w:t xml:space="preserve"> </w:t>
+      </w:r>
+      <w:hyperlink r:id="rId81">
         <w:r>
           <w:rPr>
             <w:rStyle w:val="Hyperlink"/>
@@ -17461,23 +18570,23 @@
         </w:r>
       </w:hyperlink>
     </w:p>
+    <w:bookmarkEnd w:id="82"/>
+    <w:bookmarkStart w:id="83" w:name="ref-bishop2006"/>
+    <w:p>
+      <w:pPr>
+        <w:pStyle w:val="Bibliography"/>
+      </w:pPr>
+      <w:r>
+        <w:t xml:space="preserve">Bishop, C.M., 2006. Pattern recognition and machine learning. Springer, New York.</w:t>
+      </w:r>
+    </w:p>
     <w:bookmarkEnd w:id="83"/>
-    <w:bookmarkStart w:id="84" w:name="ref-bishop2006"/>
+    <w:bookmarkStart w:id="85" w:name="ref-campbellsills2007"/>
     <w:p>
       <w:pPr>
         <w:pStyle w:val="Bibliography"/>
       </w:pPr>
       <w:r>
-        <w:t xml:space="preserve">Bishop, C.M., 2006. Pattern recognition and machine learning. Springer, New York.</w:t>
-      </w:r>
-    </w:p>
-    <w:bookmarkEnd w:id="84"/>
-    <w:bookmarkStart w:id="86" w:name="ref-campbellsills2007"/>
-    <w:p>
-      <w:pPr>
-        <w:pStyle w:val="Bibliography"/>
-      </w:pPr>
-      <w:r>
         <w:t xml:space="preserve">Campbell-Sills, L., Stein, M.B., 2007. Psychometric analysis and refinement of the</w:t>
       </w:r>
       <w:r>
@@ -17508,12 +18617,12 @@
         <w:t xml:space="preserve">CD-RISC</w:t>
       </w:r>
       <w:r>
-        <w:t xml:space="preserve">): Validation of a 10-item measure of resilience. Journal of Traumatic Stress 20, 1019–1028.</w:t>
-      </w:r>
-      <w:r>
-        <w:t xml:space="preserve"> </w:t>
-      </w:r>
-      <w:hyperlink r:id="rId85">
+        <w:t xml:space="preserve">): Validation of a 10-item measure of resilience. J. Trauma. Stress 20, 1019–1028.</w:t>
+      </w:r>
+      <w:r>
+        <w:t xml:space="preserve"> </w:t>
+      </w:r>
+      <w:hyperlink r:id="rId84">
         <w:r>
           <w:rPr>
             <w:rStyle w:val="Hyperlink"/>
@@ -17522,8 +18631,8 @@
         </w:r>
       </w:hyperlink>
     </w:p>
-    <w:bookmarkEnd w:id="86"/>
-    <w:bookmarkStart w:id="88" w:name="ref-binsted-hiseas"/>
+    <w:bookmarkEnd w:id="85"/>
+    <w:bookmarkStart w:id="87" w:name="ref-binsted-hiseas"/>
     <w:p>
       <w:pPr>
         <w:pStyle w:val="Bibliography"/>
@@ -17538,12 +18647,12 @@
         <w:t xml:space="preserve">Mars</w:t>
       </w:r>
       <w:r>
-        <w:t xml:space="preserve">-like conditions of isolation and confinement. Frontiers in Physiology 13, 898841.</w:t>
-      </w:r>
-      <w:r>
-        <w:t xml:space="preserve"> </w:t>
-      </w:r>
-      <w:hyperlink r:id="rId87">
+        <w:t xml:space="preserve">-like conditions of isolation and confinement. Front. Physiol. 13, 898841.</w:t>
+      </w:r>
+      <w:r>
+        <w:t xml:space="preserve"> </w:t>
+      </w:r>
+      <w:hyperlink r:id="rId86">
         <w:r>
           <w:rPr>
             <w:rStyle w:val="Hyperlink"/>
@@ -17552,8 +18661,8 @@
         </w:r>
       </w:hyperlink>
     </w:p>
-    <w:bookmarkEnd w:id="88"/>
-    <w:bookmarkStart w:id="90" w:name="ref-mulberry32"/>
+    <w:bookmarkEnd w:id="87"/>
+    <w:bookmarkStart w:id="89" w:name="ref-mulberry32"/>
     <w:p>
       <w:pPr>
         <w:pStyle w:val="Bibliography"/>
@@ -17564,7 +18673,7 @@
       <w:r>
         <w:t xml:space="preserve"> </w:t>
       </w:r>
-      <w:hyperlink r:id="rId89">
+      <w:hyperlink r:id="rId88">
         <w:r>
           <w:rPr>
             <w:rStyle w:val="Hyperlink"/>
@@ -17576,15 +18685,26 @@
         <w:t xml:space="preserve">.</w:t>
       </w:r>
     </w:p>
-    <w:bookmarkEnd w:id="90"/>
+    <w:bookmarkEnd w:id="89"/>
     <w:bookmarkStart w:id="91" w:name="ref-evetts2026"/>
     <w:p>
       <w:pPr>
         <w:pStyle w:val="Bibliography"/>
       </w:pPr>
       <w:r>
-        <w:t xml:space="preserve">Evetts, S., others, 2026. Astronaut selection: Implications for the new era of spaceflight. Astronautics.</w:t>
-      </w:r>
+        <w:t xml:space="preserve">Evetts, S., Healey, B., Morris-Paterson, T., Pletser, V., 2026. Astronaut selection: Implications for the new era of spaceflight. Astronautics 1, 7.</w:t>
+      </w:r>
+      <w:r>
+        <w:t xml:space="preserve"> </w:t>
+      </w:r>
+      <w:hyperlink r:id="rId90">
+        <w:r>
+          <w:rPr>
+            <w:rStyle w:val="Hyperlink"/>
+          </w:rPr>
+          <w:t xml:space="preserve">https://doi.org/10.3390/astronautics1010007</w:t>
+        </w:r>
+      </w:hyperlink>
     </w:p>
     <w:bookmarkEnd w:id="91"/>
     <w:bookmarkStart w:id="93" w:name="ref-fedyay2023sirius"/>
@@ -17593,7 +18713,7 @@
         <w:pStyle w:val="Bibliography"/>
       </w:pPr>
       <w:r>
-        <w:t xml:space="preserve">Fedyay, S., Vasin, A., Kovalyov, S., Pochuev, V., 2023. Medical support for space missions: The case of the</w:t>
+        <w:t xml:space="preserve">Fedyay, S., Niiazov, A., Ponomarev, S., Polyakov, A., Belakovskiy, M., Orlov, O., 2023. Medical support for space missions: The case of the</w:t>
       </w:r>
       <w:r>
         <w:t xml:space="preserve"> </w:t>
@@ -17698,7 +18818,7 @@
         <w:t xml:space="preserve"> </w:t>
       </w:r>
       <w:r>
-        <w:t xml:space="preserve">stations. Nature and Science of Sleep 14, 1387–1396.</w:t>
+        <w:t xml:space="preserve">stations. Nat. Sci. Sleep 14, 1387–1396.</w:t>
       </w:r>
       <w:r>
         <w:t xml:space="preserve"> </w:t>
@@ -17752,7 +18872,7 @@
         <w:t xml:space="preserve">PHQ-9</w:t>
       </w:r>
       <w:r>
-        <w:t xml:space="preserve">: Validity of a brief depression severity measure. Journal of General Internal Medicine 16, 606–613.</w:t>
+        <w:t xml:space="preserve">: Validity of a brief depression severity measure. J. Gen. Intern. Med. 16, 606–613.</w:t>
       </w:r>
       <w:r>
         <w:t xml:space="preserve"> </w:t>
@@ -17782,7 +18902,7 @@
         <w:t xml:space="preserve">SMAA-2</w:t>
       </w:r>
       <w:r>
-        <w:t xml:space="preserve">: Stochastic multicriteria acceptability analysis for group decision making. Operations Research 49, 444–454.</w:t>
+        <w:t xml:space="preserve">: Stochastic multicriteria acceptability analysis for group decision making. Oper. Res. 49, 444–454.</w:t>
       </w:r>
       <w:r>
         <w:t xml:space="preserve"> </w:t>
@@ -17812,7 +18932,7 @@
         <w:t xml:space="preserve">ECharts</w:t>
       </w:r>
       <w:r>
-        <w:t xml:space="preserve">: A declarative framework for rapid construction of web-based visualization. Visual Informatics 2, 136–146.</w:t>
+        <w:t xml:space="preserve">: A declarative framework for rapid construction of web-based visualization. Vis. Inform. 2, 136–146.</w:t>
       </w:r>
       <w:r>
         <w:t xml:space="preserve"> </w:t>
@@ -17866,7 +18986,7 @@
         <w:pStyle w:val="Bibliography"/>
       </w:pPr>
       <w:r>
-        <w:t xml:space="preserve">Maleki, H., Zahir, S., 2013. A comprehensive literature review of the rank reversal phenomenon in the analytic hierarchy process. Journal of Multi-Criteria Decision Analysis 20, 141–155.</w:t>
+        <w:t xml:space="preserve">Maleki, H., Zahir, S., 2013. A comprehensive literature review of the rank reversal phenomenon in the analytic hierarchy process. J. Multi-Criteria Decis. Anal. 20, 141–155.</w:t>
       </w:r>
       <w:r>
         <w:t xml:space="preserve"> </w:t>
@@ -18007,7 +19127,7 @@
         <w:pStyle w:val="Bibliography"/>
       </w:pPr>
       <w:r>
-        <w:t xml:space="preserve">Marsaglia, G., Tsang, W.W., 2000. A simple method for generating gamma variables. ACM Transactions on Mathematical Software 26, 363–372.</w:t>
+        <w:t xml:space="preserve">Marsaglia, G., Tsang, W.W., 2000. A simple method for generating gamma variables. ACM Trans. Math. Softw. 26, 363–372.</w:t>
       </w:r>
       <w:r>
         <w:t xml:space="preserve"> </w:t>
@@ -18088,7 +19208,7 @@
         <w:pStyle w:val="Bibliography"/>
       </w:pPr>
       <w:r>
-        <w:t xml:space="preserve">Mulavara, A.P., Feiveson, A.H., Fiedler, J., Cohen, H., Peters, B.T., Miller, C., Brady, R., Bloomberg, J.J., 2010. Locomotor function after long-duration space flight: Effects and motor learning during recovery. Experimental Brain Research 202, 649–659.</w:t>
+        <w:t xml:space="preserve">Mulavara, A.P., Feiveson, A.H., Fiedler, J., Cohen, H., Peters, B.T., Miller, C., Brady, R., Bloomberg, J.J., 2010. Locomotor function after long-duration space flight: Effects and motor learning during recovery. Exp. Brain Res. 202, 649–659.</w:t>
       </w:r>
       <w:r>
         <w:t xml:space="preserve"> </w:t>
@@ -18262,12 +19382,49 @@
       </w:r>
     </w:p>
     <w:bookmarkEnd w:id="130"/>
-    <w:bookmarkStart w:id="132" w:name="ref-palinkassuedfeld2008"/>
+    <w:bookmarkStart w:id="131" w:name="ref-palinkas2004"/>
     <w:p>
       <w:pPr>
         <w:pStyle w:val="Bibliography"/>
       </w:pPr>
       <w:r>
+        <w:t xml:space="preserve">Palinkas, L.A., Gunderson, E.K.E., Holland, A.W., Miller, C., Johnson, J.C., 2004. Predictors of behavior and performance in extreme environments: The</w:t>
+      </w:r>
+      <w:r>
+        <w:t xml:space="preserve"> </w:t>
+      </w:r>
+      <w:r>
+        <w:t xml:space="preserve">Antarctic</w:t>
+      </w:r>
+      <w:r>
+        <w:t xml:space="preserve"> </w:t>
+      </w:r>
+      <w:r>
+        <w:t xml:space="preserve">Space</w:t>
+      </w:r>
+      <w:r>
+        <w:t xml:space="preserve"> </w:t>
+      </w:r>
+      <w:r>
+        <w:t xml:space="preserve">Analogue</w:t>
+      </w:r>
+      <w:r>
+        <w:t xml:space="preserve"> </w:t>
+      </w:r>
+      <w:r>
+        <w:t xml:space="preserve">Program</w:t>
+      </w:r>
+      <w:r>
+        <w:t xml:space="preserve">. Aviat. Space Environ. Med. 75, 734–740.</w:t>
+      </w:r>
+    </w:p>
+    <w:bookmarkEnd w:id="131"/>
+    <w:bookmarkStart w:id="133" w:name="ref-palinkassuedfeld2008"/>
+    <w:p>
+      <w:pPr>
+        <w:pStyle w:val="Bibliography"/>
+      </w:pPr>
+      <w:r>
         <w:t xml:space="preserve">Palinkas, L.A., Suedfeld, P., 2008.</w:t>
       </w:r>
       <w:r>
@@ -18277,12 +19434,12 @@
         <w:t xml:space="preserve">Psychological effects of polar expeditions</w:t>
       </w:r>
       <w:r>
-        <w:t xml:space="preserve">. The Lancet 371, 153–163.</w:t>
-      </w:r>
-      <w:r>
-        <w:t xml:space="preserve"> </w:t>
-      </w:r>
-      <w:hyperlink r:id="rId131">
+        <w:t xml:space="preserve">. Lancet 371, 153–163.</w:t>
+      </w:r>
+      <w:r>
+        <w:t xml:space="preserve"> </w:t>
+      </w:r>
+      <w:hyperlink r:id="rId132">
         <w:r>
           <w:rPr>
             <w:rStyle w:val="Hyperlink"/>
@@ -18291,8 +19448,8 @@
         </w:r>
       </w:hyperlink>
     </w:p>
-    <w:bookmarkEnd w:id="132"/>
-    <w:bookmarkStart w:id="134" w:name="ref-pattarini2016"/>
+    <w:bookmarkEnd w:id="133"/>
+    <w:bookmarkStart w:id="135" w:name="ref-pattarini2016"/>
     <w:p>
       <w:pPr>
         <w:pStyle w:val="Bibliography"/>
@@ -18310,12 +19467,12 @@
         <w:t xml:space="preserve"> </w:t>
       </w:r>
       <w:r>
-        <w:t xml:space="preserve">stations, 2013–2014. Wilderness &amp; Environmental Medicine 27, 69–77.</w:t>
-      </w:r>
-      <w:r>
-        <w:t xml:space="preserve"> </w:t>
-      </w:r>
-      <w:hyperlink r:id="rId133">
+        <w:t xml:space="preserve">stations, 2013–2014. Wilderness Environ. Med. 27, 69–77.</w:t>
+      </w:r>
+      <w:r>
+        <w:t xml:space="preserve"> </w:t>
+      </w:r>
+      <w:hyperlink r:id="rId134">
         <w:r>
           <w:rPr>
             <w:rStyle w:val="Hyperlink"/>
@@ -18324,13 +19481,46 @@
         </w:r>
       </w:hyperlink>
     </w:p>
-    <w:bookmarkEnd w:id="134"/>
-    <w:bookmarkStart w:id="136" w:name="ref-sainthilary2017"/>
+    <w:bookmarkEnd w:id="135"/>
+    <w:bookmarkStart w:id="137" w:name="ref-perina2023dental"/>
     <w:p>
       <w:pPr>
         <w:pStyle w:val="Bibliography"/>
       </w:pPr>
       <w:r>
+        <w:t xml:space="preserve">Peřina, V., Bartáková, J., Pires Freitas, A., Máca, J., Bartáková, S., Esteves Arantes, R.M., 2023. Analysis of dental care in</w:t>
+      </w:r>
+      <w:r>
+        <w:t xml:space="preserve"> </w:t>
+      </w:r>
+      <w:r>
+        <w:t xml:space="preserve">Antarctic</w:t>
+      </w:r>
+      <w:r>
+        <w:t xml:space="preserve"> </w:t>
+      </w:r>
+      <w:r>
+        <w:t xml:space="preserve">crews: Dental problems, case studies and treatments. Czech Polar Rep. 13.</w:t>
+      </w:r>
+      <w:r>
+        <w:t xml:space="preserve"> </w:t>
+      </w:r>
+      <w:hyperlink r:id="rId136">
+        <w:r>
+          <w:rPr>
+            <w:rStyle w:val="Hyperlink"/>
+          </w:rPr>
+          <w:t xml:space="preserve">https://doi.org/10.5817/CPR2023-2-13</w:t>
+        </w:r>
+      </w:hyperlink>
+    </w:p>
+    <w:bookmarkEnd w:id="137"/>
+    <w:bookmarkStart w:id="139" w:name="ref-sainthilary2017"/>
+    <w:p>
+      <w:pPr>
+        <w:pStyle w:val="Bibliography"/>
+      </w:pPr>
+      <w:r>
         <w:t xml:space="preserve">Saint-Hilary, G., Cadour, S., Robert, V., Gasparini, M., 2017. A simple way to unify multicriteria decision analysis (</w:t>
       </w:r>
       <w:r>
@@ -18355,12 +19545,12 @@
         <w:t xml:space="preserve"> </w:t>
       </w:r>
       <w:r>
-        <w:t xml:space="preserve">distribution in benefit–risk assessment. Biometrical Journal 59, 567–578.</w:t>
-      </w:r>
-      <w:r>
-        <w:t xml:space="preserve"> </w:t>
-      </w:r>
-      <w:hyperlink r:id="rId135">
+        <w:t xml:space="preserve">distribution in benefit–risk assessment. Biom. J. 59, 567–578.</w:t>
+      </w:r>
+      <w:r>
+        <w:t xml:space="preserve"> </w:t>
+      </w:r>
+      <w:hyperlink r:id="rId138">
         <w:r>
           <w:rPr>
             <w:rStyle w:val="Hyperlink"/>
@@ -18369,8 +19559,8 @@
         </w:r>
       </w:hyperlink>
     </w:p>
-    <w:bookmarkEnd w:id="136"/>
-    <w:bookmarkStart w:id="138" w:name="ref-stamsilva1997"/>
+    <w:bookmarkEnd w:id="139"/>
+    <w:bookmarkStart w:id="141" w:name="ref-stamsilva1997"/>
     <w:p>
       <w:pPr>
         <w:pStyle w:val="Bibliography"/>
@@ -18385,12 +19575,12 @@
         <w:t xml:space="preserve">AHP</w:t>
       </w:r>
       <w:r>
-        <w:t xml:space="preserve">: The measurement of rank reversal probabilities. Decision Sciences 28, 655–688.</w:t>
-      </w:r>
-      <w:r>
-        <w:t xml:space="preserve"> </w:t>
-      </w:r>
-      <w:hyperlink r:id="rId137">
+        <w:t xml:space="preserve">: The measurement of rank reversal probabilities. Decis. Sci. 28, 655–688.</w:t>
+      </w:r>
+      <w:r>
+        <w:t xml:space="preserve"> </w:t>
+      </w:r>
+      <w:hyperlink r:id="rId140">
         <w:r>
           <w:rPr>
             <w:rStyle w:val="Hyperlink"/>
@@ -18399,19 +19589,61 @@
         </w:r>
       </w:hyperlink>
     </w:p>
-    <w:bookmarkEnd w:id="138"/>
-    <w:bookmarkStart w:id="140" w:name="ref-tervonen2008"/>
+    <w:bookmarkEnd w:id="141"/>
+    <w:bookmarkStart w:id="143" w:name="ref-taylan2024"/>
     <w:p>
       <w:pPr>
         <w:pStyle w:val="Bibliography"/>
       </w:pPr>
       <w:r>
-        <w:t xml:space="preserve">Tervonen, T., Figueira, J.R., 2008. A survey on stochastic multicriteria acceptability analysis methods. Journal of Multi-Criteria Decision Analysis 15, 1–14.</w:t>
-      </w:r>
-      <w:r>
-        <w:t xml:space="preserve"> </w:t>
-      </w:r>
-      <w:hyperlink r:id="rId139">
+        <w:t xml:space="preserve">Taylan, O., Guloglu, B., Alkabaa, A.S., Sarp, S., Alidrisi, H.M., Milyani, A.H., Alidrisi, H., Balubaid, M., 2024.</w:t>
+      </w:r>
+      <w:r>
+        <w:t xml:space="preserve"> </w:t>
+      </w:r>
+      <w:r>
+        <w:t xml:space="preserve">AI</w:t>
+      </w:r>
+      <w:r>
+        <w:t xml:space="preserve">-based fuzzy</w:t>
+      </w:r>
+      <w:r>
+        <w:t xml:space="preserve"> </w:t>
+      </w:r>
+      <w:r>
+        <w:t xml:space="preserve">MCDM</w:t>
+      </w:r>
+      <w:r>
+        <w:t xml:space="preserve"> </w:t>
+      </w:r>
+      <w:r>
+        <w:t xml:space="preserve">models: Comparison and evaluation of dissimilar outcomes, an application to enhance pilot recruitment process. Expert Syst. 41, e13590.</w:t>
+      </w:r>
+      <w:r>
+        <w:t xml:space="preserve"> </w:t>
+      </w:r>
+      <w:hyperlink r:id="rId142">
+        <w:r>
+          <w:rPr>
+            <w:rStyle w:val="Hyperlink"/>
+          </w:rPr>
+          <w:t xml:space="preserve">https://doi.org/10.1111/exsy.13590</w:t>
+        </w:r>
+      </w:hyperlink>
+    </w:p>
+    <w:bookmarkEnd w:id="143"/>
+    <w:bookmarkStart w:id="145" w:name="ref-tervonen2008"/>
+    <w:p>
+      <w:pPr>
+        <w:pStyle w:val="Bibliography"/>
+      </w:pPr>
+      <w:r>
+        <w:t xml:space="preserve">Tervonen, T., Figueira, J.R., 2008. A survey on stochastic multicriteria acceptability analysis methods. J. Multi-Criteria Decis. Anal. 15, 1–14.</w:t>
+      </w:r>
+      <w:r>
+        <w:t xml:space="preserve"> </w:t>
+      </w:r>
+      <w:hyperlink r:id="rId144">
         <w:r>
           <w:rPr>
             <w:rStyle w:val="Hyperlink"/>
@@ -18420,8 +19652,8 @@
         </w:r>
       </w:hyperlink>
     </w:p>
-    <w:bookmarkEnd w:id="140"/>
-    <w:bookmarkStart w:id="142" w:name="ref-mdrs-program"/>
+    <w:bookmarkEnd w:id="145"/>
+    <w:bookmarkStart w:id="147" w:name="ref-mdrs-program"/>
     <w:p>
       <w:pPr>
         <w:pStyle w:val="Bibliography"/>
@@ -18432,7 +19664,7 @@
       <w:r>
         <w:t xml:space="preserve"> </w:t>
       </w:r>
-      <w:hyperlink r:id="rId141">
+      <w:hyperlink r:id="rId146">
         <w:r>
           <w:rPr>
             <w:rStyle w:val="Hyperlink"/>
@@ -18468,8 +19700,8 @@
         <w:t xml:space="preserve">.</w:t>
       </w:r>
     </w:p>
-    <w:bookmarkEnd w:id="142"/>
-    <w:bookmarkStart w:id="144" w:name="ref-delatorre2024"/>
+    <w:bookmarkEnd w:id="147"/>
+    <w:bookmarkStart w:id="149" w:name="ref-delatorre2024"/>
     <w:p>
       <w:pPr>
         <w:pStyle w:val="Bibliography"/>
@@ -18492,7 +19724,7 @@
       <w:r>
         <w:t xml:space="preserve"> </w:t>
       </w:r>
-      <w:hyperlink r:id="rId143">
+      <w:hyperlink r:id="rId148">
         <w:r>
           <w:rPr>
             <w:rStyle w:val="Hyperlink"/>
@@ -18501,19 +19733,19 @@
         </w:r>
       </w:hyperlink>
     </w:p>
-    <w:bookmarkEnd w:id="144"/>
-    <w:bookmarkStart w:id="146" w:name="ref-imm-s20"/>
+    <w:bookmarkEnd w:id="149"/>
+    <w:bookmarkStart w:id="151" w:name="ref-imm-s20"/>
     <w:p>
       <w:pPr>
         <w:pStyle w:val="Bibliography"/>
       </w:pPr>
       <w:r>
-        <w:t xml:space="preserve">Walton, M.E., Kerstman, E.L., 2020. Quantification of medical risk on the international space station using the integrated medical model. Aerospace Medicine and Human Performance 91, 332–342.</w:t>
-      </w:r>
-      <w:r>
-        <w:t xml:space="preserve"> </w:t>
-      </w:r>
-      <w:hyperlink r:id="rId145">
+        <w:t xml:space="preserve">Walton, M.E., Kerstman, E.L., 2020. Quantification of medical risk on the international space station using the integrated medical model. Aerosp. Med. Hum. Perform. 91, 332–342.</w:t>
+      </w:r>
+      <w:r>
+        <w:t xml:space="preserve"> </w:t>
+      </w:r>
+      <w:hyperlink r:id="rId150">
         <w:r>
           <w:rPr>
             <w:rStyle w:val="Hyperlink"/>
@@ -18522,8 +19754,8 @@
         </w:r>
       </w:hyperlink>
     </w:p>
-    <w:bookmarkEnd w:id="146"/>
-    <w:bookmarkStart w:id="148" w:name="ref-wedley1993"/>
+    <w:bookmarkEnd w:id="151"/>
+    <w:bookmarkStart w:id="153" w:name="ref-wedley1993"/>
     <w:p>
       <w:pPr>
         <w:pStyle w:val="Bibliography"/>
@@ -18538,12 +19770,12 @@
         <w:t xml:space="preserve">AHP</w:t>
       </w:r>
       <w:r>
-        <w:t xml:space="preserve">: Rank reversals and incorrect priorities with a single criterion. Journal of Multi-Criteria Decision Analysis 2, 145–158.</w:t>
-      </w:r>
-      <w:r>
-        <w:t xml:space="preserve"> </w:t>
-      </w:r>
-      <w:hyperlink r:id="rId147">
+        <w:t xml:space="preserve">: Rank reversals and incorrect priorities with a single criterion. J. Multi-Criteria Decis. Anal. 2, 145–158.</w:t>
+      </w:r>
+      <w:r>
+        <w:t xml:space="preserve"> </w:t>
+      </w:r>
+      <w:hyperlink r:id="rId152">
         <w:r>
           <w:rPr>
             <w:rStyle w:val="Hyperlink"/>
@@ -18552,8 +19784,8 @@
         </w:r>
       </w:hyperlink>
     </w:p>
-    <w:bookmarkEnd w:id="148"/>
-    <w:bookmarkStart w:id="150" w:name="ref-vite"/>
+    <w:bookmarkEnd w:id="153"/>
+    <w:bookmarkStart w:id="155" w:name="ref-vite"/>
     <w:p>
       <w:pPr>
         <w:pStyle w:val="Bibliography"/>
@@ -18564,7 +19796,7 @@
       <w:r>
         <w:t xml:space="preserve"> </w:t>
       </w:r>
-      <w:hyperlink r:id="rId149">
+      <w:hyperlink r:id="rId154">
         <w:r>
           <w:rPr>
             <w:rStyle w:val="Hyperlink"/>
@@ -18582,9 +19814,9 @@
         <w:t xml:space="preserve">.</w:t>
       </w:r>
     </w:p>
-    <w:bookmarkEnd w:id="150"/>
-    <w:bookmarkEnd w:id="151"/>
-    <w:bookmarkEnd w:id="152"/>
+    <w:bookmarkEnd w:id="155"/>
+    <w:bookmarkEnd w:id="156"/>
+    <w:bookmarkEnd w:id="157"/>
     <w:sectPr>
       <w:headerReference r:id="rId9" w:type="default"/>
       <w:footerReference r:id="rId10" w:type="default"/>
@@ -18659,7 +19891,7 @@
         <w:sz w:val="18"/>
         <w:szCs w:val="18"/>
       </w:rPr>
-      <w:t xml:space="preserve">Bayesian MCDA + LxC for analog-astronaut selection</w:t>
+      <w:t xml:space="preserve">Mission medical risk to analog-astronaut selection</w:t>
     </w:r>
   </w:p>
 </w:hdr>

--- a/paper/submission/manuscript.docx
+++ b/paper/submission/manuscript.docx
@@ -18368,7 +18368,7 @@
           <w:bCs/>
           <w:b/>
         </w:rPr>
-        <w:t xml:space="preserve">Declaration of generative AI and AI-assisted technologies in the writing process.</w:t>
+        <w:t xml:space="preserve">Declaration of generative AI and AI-assisted technologies in the manuscript preparation process.</w:t>
       </w:r>
       <w:r>
         <w:t xml:space="preserve"> </w:t>

--- a/paper/submission/manuscript.docx
+++ b/paper/submission/manuscript.docx
@@ -122,7 +122,7 @@
         <w:pStyle w:val="FirstParagraph"/>
       </w:pPr>
       <w:r>
-        <w:t xml:space="preserve">Selectron is a reproducible, MIT-licensed TypeScript pipeline that reproduces the NASA Integrated Medical Model (IMM) mission-risk simulation, maps it onto the NASA Human System Risk Board (HSRB; JSC-66705 Rev A) Likelihood × Consequence grid, and couples it to a Bayesian multi-criteria selection analysis — closing both the analog-to-HSRB risk-language gap and conventional panels’ ordinal-ranking collapse. Stage A is a Bayesian multi-criteria decision analysis that places a Dirichlet prior over criterion weights and returns, for each candidate, a posterior over their composite score with rank credible intervals across a 12-criterion three-tier accessibility taxonomy. Stage B is the IMM Calculator: an independent re-implementation of the</w:t>
+        <w:t xml:space="preserve">Selectron is a reproducible, MIT-licensed TypeScript application for NASA-IMM-style medical-risk modeling and analog-astronaut selection. It re-implements the NASA Integrated Medical Model (IMM) mission-risk simulation, maps outputs onto the NASA Human System Risk Board (HSRB; JSC-66705 Rev A) Likelihood × Consequence grid, and adds Bayesian multi-criteria decision analysis (MCDA). Stage A places a Dirichlet prior over criterion weights and returns posterior composite scores with rank credible intervals across a 12-criterion taxonomy. Stage B independently re-implements the</w:t>
       </w:r>
       <w:r>
         <w:t xml:space="preserve"> </w:t>
@@ -134,7 +134,7 @@
         <w:t xml:space="preserve"> </w:t>
       </w:r>
       <w:r>
-        <w:t xml:space="preserve">four-step medical-risk Monte Carlo over the canonical 100-condition catalogue at</w:t>
+        <w:t xml:space="preserve">four-step medical-risk Monte Carlo over the K15 100-condition reference catalogue at</w:t>
       </w:r>
       <w:r>
         <w:t xml:space="preserve"> </w:t>
@@ -166,7 +166,16 @@
         <w:t xml:space="preserve"> </w:t>
       </w:r>
       <w:r>
-        <w:t xml:space="preserve">trials, whose Crew Health Index (</w:t>
+        <w:t xml:space="preserve">trials; the released app adds one source-cited analog behavioral extension (</w:t>
+      </w:r>
+      <w:r>
+        <w:rPr>
+          <w:rStyle w:val="VerbatimChar"/>
+        </w:rPr>
+        <w:t xml:space="preserve">interpersonal-conflict</w:t>
+      </w:r>
+      <w:r>
+        <w:t xml:space="preserve">). Its Crew Health Index (</w:t>
       </w:r>
       <m:oMath>
         <m:r>
@@ -174,7 +183,7 @@
         </m:r>
       </m:oMath>
       <w:r>
-        <w:t xml:space="preserve">) posterior is mapped verbatim onto the NASA HSRB 5×5 Likelihood × Consequence grid. The 100 per-condition priors are fully evidence-based (34 NASA-attributed; 66 fitted by PyMC NUTS from terrestrial, Antarctic/submarine/analog, and military base rates; no synthetic placeholders). On the K15 reference crew the IMM Calculator reproduces the K15 total-medical-events envelope within the published 95 % confidence interval (CI₉₅) for all three medical-kit scenarios, and reproduces the unlimited-resources</w:t>
+        <w:t xml:space="preserve">) posterior maps verbatim onto the HSRB 5×5 grid. Stage-A scores can condition Stage B through vulnerability modifiers, but the validation and cross-mission results reported here use the uncoupled K15 reference path. The current release carries 101 evidence-based priors: 34 NASA-attributed, 66 PyMC NUTS-fitted from terrestrial, Antarctic/submarine/analog, and military base rates, and one source-cited tier-B literature extension; no synthetic placeholders remain. On the K15 reference crew, Selectron reproduces the total-medical-events envelope within the published 95 % confidence interval (CI₉₅) for all three medical-kit scenarios and reproduces unlimited-resources</w:t>
       </w:r>
       <w:r>
         <w:t xml:space="preserve"> </w:t>
@@ -191,15 +200,6 @@
         <w:t xml:space="preserve">within CI₉₅ (</w:t>
       </w:r>
       <m:oMath>
-        <m:r>
-          <m:t>χ</m:t>
-        </m:r>
-        <m:r>
-          <m:rPr>
-            <m:sty m:val="p"/>
-          </m:rPr>
-          <m:t>=</m:t>
-        </m:r>
         <m:r>
           <m:t>95.3</m:t>
         </m:r>
@@ -249,7 +249,7 @@
         </m:d>
       </m:oMath>
       <w:r>
-        <w:t xml:space="preserve">); the operational ISS-HMS</w:t>
+        <w:t xml:space="preserve">). The operational ISS-HMS</w:t>
       </w:r>
       <w:r>
         <w:t xml:space="preserve"> </w:t>
@@ -285,7 +285,7 @@
         <w:t xml:space="preserve"> </w:t>
       </w:r>
       <w:r>
-        <w:t xml:space="preserve">pp below the CI₉₅ lower bound, a marginal divergence attributed to evidence-based incidence rates, not circularity. The coupled Bayesian-MCDA-to-HSRB pipeline, enforced by a CI-blocking K15 acceptance gate, is novel for analog-astronaut selection.</w:t>
+        <w:t xml:space="preserve">pp below the CI₉₅ lower bound, a marginal divergence attributed to evidence-based incidence rates, not circularity. A CI-blocking K15 acceptance gate enforces the Bayesian-MCDA-to-HSRB software bridge.</w:t>
       </w:r>
     </w:p>
     <w:p>
@@ -474,7 +474,7 @@
         <w:t xml:space="preserve"> </w:t>
       </w:r>
       <w:r>
-        <w:t xml:space="preserve">MCDA pipeline for analog-astronaut selection. Deterministic and fuzzy multi-criteria decision-making (MCDM) is, by contrast, well established for aircrew and pilot selection — Taylan and colleagues (2024), for example, compare fuzzy TOPSIS, VIKOR, and PROMETHEE across twelve candidate pilots</w:t>
+        <w:t xml:space="preserve">MCDA pipeline for analog-astronaut selection. Deterministic and fuzzy multi-criteria decision-making (MCDM) is, by contrast, well established for aircrew and pilot selection: Taylan and colleagues (2024), for example, compare fuzzy TOPSIS, VIKOR, and PROMETHEE across twelve candidate pilots</w:t>
       </w:r>
       <w:r>
         <w:t xml:space="preserve"> </w:t>
@@ -483,10 +483,7 @@
         <w:t xml:space="preserve">(Taylan et al., 2024)</w:t>
       </w:r>
       <w:r>
-        <w:t xml:space="preserve"> </w:t>
-      </w:r>
-      <w:r>
-        <w:t xml:space="preserve">— but such methods return a point ranking rather than a posterior over each candidate’s composite score, and none couples the ranking to a quantitative mission-risk model. Multi-criteria decision analysis is also well developed in health-technology assessment, where the linear additive value model with a Dirichlet prior over criterion weights unifies classical MCDA and the stochastic acceptability analysis of Lahdelma and Salminen, allowing the posterior over weights to collapse to SMAA-2 rank-acceptability indices as the prior weakens</w:t>
+        <w:t xml:space="preserve">. Those methods return a point ranking rather than a posterior over each candidate’s composite score, and they do not connect the ranking to a quantitative mission-risk model. Multi-criteria decision analysis is also well developed in health-technology assessment, where the linear additive value model with a Dirichlet prior over criterion weights unifies classical MCDA and the stochastic acceptability analysis of Lahdelma and Salminen, allowing the posterior over weights to collapse to SMAA-2 rank-acceptability indices as the prior weakens</w:t>
       </w:r>
       <w:r>
         <w:t xml:space="preserve"> </w:t>
@@ -495,7 +492,7 @@
         <w:t xml:space="preserve">(Lahdelma and Salminen, 2001; Saint-Hilary et al., 2017)</w:t>
       </w:r>
       <w:r>
-        <w:t xml:space="preserve">. Yet its application to personnel selection remains absent from the indexed literature. The closest published precedent is Li, Wang, and Hu’s Bayesian Best-Worst Method analysis of crowdsourcing delivery personnel</w:t>
+        <w:t xml:space="preserve">. Personnel selection has not taken that step in the indexed literature. The closest published precedent is Li, Wang, and Hu’s Bayesian Best-Worst Method analysis of crowdsourcing delivery personnel</w:t>
       </w:r>
       <w:r>
         <w:t xml:space="preserve"> </w:t>
@@ -504,7 +501,7 @@
         <w:t xml:space="preserve">(Li et al., 2020)</w:t>
       </w:r>
       <w:r>
-        <w:t xml:space="preserve">: the analysis elicits a Dirichlet posterior over criterion weights from managers’ pairwise comparisons but terminates there — it does not aggregate to a per-candidate composite posterior and does not deliver rank credible intervals or mission-risk verdicts. No published work extends</w:t>
+        <w:t xml:space="preserve">: the analysis elicits a Dirichlet posterior over criterion weights from managers’ pairwise comparisons but terminates there. It does not aggregate to a per-candidate composite posterior, and it does not deliver rank credible intervals or mission-risk verdicts. No published work extends</w:t>
       </w:r>
       <w:r>
         <w:t xml:space="preserve"> </w:t>
@@ -586,7 +583,7 @@
         <w:t xml:space="preserve">”</w:t>
       </w:r>
       <w:r>
-        <w:t xml:space="preserve">) with zero indexed results), leaving this pipeline as an unoccupied contribution in the domain.</w:t>
+        <w:t xml:space="preserve">) with zero indexed results).</w:t>
       </w:r>
     </w:p>
     <w:p>
@@ -629,7 +626,7 @@
         <w:pStyle w:val="BodyText"/>
       </w:pPr>
       <w:r>
-        <w:t xml:space="preserve">Selectron addresses both gaps within a single reproducible artifact. Stage A is a Bayesian MCDA engine that treats criterion weights as Dirichlet-distributed random variables, aggregates per-candidate normalized scores via a posterior draw loop, and delivers a full distribution over each candidate’s composite score with 90 % and 95 % credible intervals and rank-acceptability semantics (see §2.2). Stage B is the</w:t>
+        <w:t xml:space="preserve">Selectron addresses both gaps within a single reproducible artifact. Stage A treats criterion weights as Dirichlet-distributed random variables, aggregates per-candidate normalized scores via a posterior draw loop, and delivers a full distribution over each candidate’s composite score with 90 % and 95 % credible intervals and rank-acceptability semantics (see §2.2). Stage B is the</w:t>
       </w:r>
       <w:r>
         <w:t xml:space="preserve"> </w:t>
@@ -645,7 +642,7 @@
         <w:t xml:space="preserve"> </w:t>
       </w:r>
       <w:r>
-        <w:t xml:space="preserve">— a NASA-IMM-aligned Monte Carlo over the canonical 100 K15 medical-event catalogue of</w:t>
+        <w:t xml:space="preserve">— a NASA-IMM-aligned Monte Carlo over the 100 K15 medical-event catalogue of</w:t>
       </w:r>
       <w:r>
         <w:t xml:space="preserve"> </w:t>
@@ -654,71 +651,22 @@
         <w:t xml:space="preserve">Keenan et al. (2015)</w:t>
       </w:r>
       <w:r>
-        <w:t xml:space="preserve">, with the K15 §II.A.9 verbatim sum-of-products per-event quality-time-lost formula and a fully evidence-based per-condition prior set organized across two provenance tiers (NASA-attributed and analog-literature/PyMC-fitted), with no synthetic placeholders. It propagates the Stage-A score posterior through the mission-specific risk model at the NASA-canonical</w:t>
-      </w:r>
-      <w:r>
-        <w:t xml:space="preserve"> </w:t>
-      </w:r>
-      <m:oMath>
-        <m:r>
-          <m:t>T</m:t>
-        </m:r>
-        <m:r>
-          <m:rPr>
-            <m:sty m:val="p"/>
-          </m:rPr>
-          <m:t>=</m:t>
-        </m:r>
-        <m:r>
-          <m:t>100</m:t>
-        </m:r>
-        <m:r>
-          <m:rPr>
-            <m:sty m:val="p"/>
-          </m:rPr>
-          <m:t>,</m:t>
-        </m:r>
-        <m:r>
-          <m:t>000</m:t>
-        </m:r>
-      </m:oMath>
-      <w:r>
-        <w:t xml:space="preserve"> </w:t>
-      </w:r>
-      <w:r>
-        <w:t xml:space="preserve">trials per</w:t>
-      </w:r>
-      <w:r>
-        <w:t xml:space="preserve"> </w:t>
-      </w:r>
-      <w:r>
-        <w:t xml:space="preserve">Myers et al. (2018)</w:t>
-      </w:r>
-      <w:r>
-        <w:t xml:space="preserve"> </w:t>
-      </w:r>
-      <w:r>
-        <w:t xml:space="preserve">and</w:t>
-      </w:r>
-      <w:r>
-        <w:t xml:space="preserve"> </w:t>
-      </w:r>
-      <w:r>
-        <w:t xml:space="preserve">Antonsen et al. (2022)</w:t>
-      </w:r>
-      <w:r>
-        <w:t xml:space="preserve">, producing posteriors over Crew Health Index</w:t>
-      </w:r>
-      <w:r>
-        <w:t xml:space="preserve"> </w:t>
-      </w:r>
-      <m:oMath>
-        <m:r>
-          <m:t>χ</m:t>
-        </m:r>
-      </m:oMath>
-      <w:r>
-        <w:t xml:space="preserve">, total medical events, probability of evacuation, and probability of loss-of-crew-life. The Stage-B output is then mapped verbatim onto the JSC-66705 Rev A 5×5 priority-score grid, yielding a green/yellow/red HSRB verdict with an explicit Likelihood level derived from</w:t>
+        <w:t xml:space="preserve"> </w:t>
+      </w:r>
+      <w:r>
+        <w:t xml:space="preserve">plus one disclosed analog behavioral extension, with the K15 §II.A.9 verbatim sum-of-products per-event quality-time-lost formula and a fully evidence-based per-condition prior set organized across NASA-attributed, PyMC-fitted literature, and source-cited literature tiers, with no synthetic placeholders. In the app, Stage B can apply Stage-A scores as z-scored vulnerability modifiers when crew members carry</w:t>
+      </w:r>
+      <w:r>
+        <w:t xml:space="preserve"> </w:t>
+      </w:r>
+      <w:r>
+        <w:rPr>
+          <w:rStyle w:val="VerbatimChar"/>
+        </w:rPr>
+        <w:t xml:space="preserve">stageAScores</w:t>
+      </w:r>
+      <w:r>
+        <w:t xml:space="preserve">; in the validation runs reported here, the K15 reference crew carries no Stage-A scores, so the model follows the uncoupled NASA iMED path. The Stage-B output is mapped verbatim onto the JSC-66705 Rev A 5×5 priority-score grid, yielding a green/yellow/red HSRB verdict with an explicit Likelihood level derived from</w:t>
       </w:r>
       <w:r>
         <w:t xml:space="preserve"> </w:t>
@@ -1233,7 +1181,7 @@
         <w:t xml:space="preserve">(Li et al., 2020)</w:t>
       </w:r>
       <w:r>
-        <w:t xml:space="preserve">; Selectron extends the pipeline to per-candidate composite-score distributions and rank credible intervals and couples them to the mission-risk model and HSRB verdict — a combination absent from the indexed literature (§4.2).</w:t>
+        <w:t xml:space="preserve">; Selectron extends the pipeline to per-candidate composite-score distributions and rank credible intervals, then exposes those scores to the mission-risk model as an implemented vulnerability-modulation pathway (§4.2).</w:t>
       </w:r>
     </w:p>
     <w:p>
@@ -4655,7 +4603,7 @@
         <w:t xml:space="preserve">(Bishop, 2006)</w:t>
       </w:r>
       <w:r>
-        <w:t xml:space="preserve">. Stage B propagates each candidate’s Stage-A composite-score posterior through a mission-risk hazard model, described next.</w:t>
+        <w:t xml:space="preserve">. The app can pass Stage-A scores forward to Stage B as per-condition vulnerability modifiers; the validation results below deliberately keep that coupling inactive.</w:t>
       </w:r>
     </w:p>
     <w:bookmarkEnd w:id="23"/>
@@ -4701,7 +4649,19 @@
         <w:t xml:space="preserve"> </w:t>
       </w:r>
       <w:r>
-        <w:t xml:space="preserve">in the released artifact), a Monte Carlo simulation that propagates the Stage-A composite-score posterior through a 100-condition K15-aligned medical-risk model and returns, for each candidate crew, the posterior distribution of the Crew Health Index (</w:t>
+        <w:t xml:space="preserve">in the released artifact), a Monte Carlo simulation over a K15-aligned medical-risk model. The current release carries 101 active conditions: the 100-condition K15 reference catalogue plus one source-cited analog behavioral extension,</w:t>
+      </w:r>
+      <w:r>
+        <w:t xml:space="preserve"> </w:t>
+      </w:r>
+      <w:r>
+        <w:rPr>
+          <w:rStyle w:val="VerbatimChar"/>
+        </w:rPr>
+        <w:t xml:space="preserve">interpersonal-conflict</w:t>
+      </w:r>
+      <w:r>
+        <w:t xml:space="preserve">, added to represent isolated/confined/environmental team-risk events that the K15 medical catalogue folds only indirectly into psychiatric/behavioral conditions. For each candidate crew, it returns the posterior distribution of the Crew Health Index (</w:t>
       </w:r>
       <m:oMath>
         <m:r>
@@ -4850,7 +4810,19 @@
         </m:d>
       </m:oMath>
       <w:r>
-        <w:t xml:space="preserve">. The architecture follows the Integrated Medical Model (IMM) framework of</w:t>
+        <w:t xml:space="preserve">. When crew members carry Stage-A</w:t>
+      </w:r>
+      <w:r>
+        <w:t xml:space="preserve"> </w:t>
+      </w:r>
+      <w:r>
+        <w:rPr>
+          <w:rStyle w:val="VerbatimChar"/>
+        </w:rPr>
+        <w:t xml:space="preserve">stageAScores</w:t>
+      </w:r>
+      <w:r>
+        <w:t xml:space="preserve">, the engine applies z-scored vulnerability multipliers to condition incidence rates; when those scores are absent, it returns the unmodified base incidence path used for K15 reproduction. The architecture follows the Integrated Medical Model (IMM) framework of</w:t>
       </w:r>
       <w:r>
         <w:t xml:space="preserve"> </w:t>
@@ -5939,7 +5911,7 @@
         <w:t xml:space="preserve"> </w:t>
       </w:r>
       <w:r>
-        <w:t xml:space="preserve">The IMM Calculator’s 100-condition prior catalog is organized into three provenance tiers:</w:t>
+        <w:t xml:space="preserve">The IMM Calculator’s 101-condition prior catalog is organized into three provenance tiers:</w:t>
       </w:r>
     </w:p>
     <w:p>
@@ -5986,7 +5958,7 @@
           <w:bCs/>
           <w:b/>
         </w:rPr>
-        <w:t xml:space="preserve">Tier-B literature (66 conditions)</w:t>
+        <w:t xml:space="preserve">Tier-B PyMC literature (66 conditions)</w:t>
       </w:r>
       <w:r>
         <w:t xml:space="preserve"> </w:t>
@@ -6335,12 +6307,54 @@
         <w:t xml:space="preserve">(Flynn-Evans et al., 2016; Pattarini et al., 2016)</w:t>
       </w:r>
       <w:r>
-        <w:t xml:space="preserve">. All 66 tier-B conditions have been fitted via PyMC NUTS against primary-source evidence across iterative calibration passes, with all fits converging at R-hat = 1.000 and ESS &gt; 2500. Zero tier-C synthetic placeholders remain — 100 % of the 100-condition prior set is evidence-based.</w:t>
+        <w:t xml:space="preserve">. All 66 PyMC tier-B conditions have been fitted via PyMC NUTS against primary-source evidence across iterative calibration passes, with all fits converging at R-hat = 1.000 and ESS &gt; 2500.</w:t>
       </w:r>
     </w:p>
     <w:p>
       <w:pPr>
+        <w:numPr>
+          <w:ilvl w:val="0"/>
+          <w:numId w:val="1002"/>
+        </w:numPr>
+        <w:pStyle w:val="Compact"/>
+      </w:pPr>
+      <w:r>
+        <w:rPr>
+          <w:bCs/>
+          <w:b/>
+        </w:rPr>
+        <w:t xml:space="preserve">Tier-B source-cited literature extension (1 condition)</w:t>
+      </w:r>
+      <w:r>
+        <w:t xml:space="preserve"> </w:t>
+      </w:r>
+      <w:r>
+        <w:t xml:space="preserve">is</w:t>
+      </w:r>
+      <w:r>
+        <w:t xml:space="preserve"> </w:t>
+      </w:r>
+      <w:r>
+        <w:rPr>
+          <w:rStyle w:val="VerbatimChar"/>
+        </w:rPr>
+        <w:t xml:space="preserve">interpersonal-conflict</w:t>
+      </w:r>
+      <w:r>
+        <w:t xml:space="preserve">, a general-Poisson analog behavioral condition anchored to isolated/confined/environmental crew-conflict literature and included because analog missions surface team-conflict risk as an operational driver even though the K15 catalogue represents it only indirectly.</w:t>
+      </w:r>
+    </w:p>
+    <w:p>
+      <w:pPr>
         <w:pStyle w:val="FirstParagraph"/>
+      </w:pPr>
+      <w:r>
+        <w:t xml:space="preserve">Zero tier-C synthetic placeholders remain — 100 % of the 101-condition current prior set is evidence-based.</w:t>
+      </w:r>
+    </w:p>
+    <w:p>
+      <w:pPr>
+        <w:pStyle w:val="BodyText"/>
       </w:pPr>
       <w:r>
         <w:rPr>
@@ -8348,7 +8362,7 @@
         <w:t xml:space="preserve"> </w:t>
       </w:r>
       <w:r>
-        <w:t xml:space="preserve">(58 of 100 conditions are vulnerability-coupled), and</w:t>
+        <w:t xml:space="preserve">(59 of 101 current conditions are vulnerability-coupled), and</w:t>
       </w:r>
       <w:r>
         <w:t xml:space="preserve"> </w:t>
@@ -10635,7 +10649,31 @@
         <w:t xml:space="preserve"> </w:t>
       </w:r>
       <w:r>
-        <w:t xml:space="preserve">fitting routines) is archived in the repository for transparency, but it contributes no runtime state; all production scoring, simulation, and risk mapping are executed by the same TypeScript modules that back the application. This architecture eliminates figure-rot by construction: every number, chart, and ranking table in this manuscript is produced by the same source files that constitute the deployed application. Updating the implementation automatically updates the outputs — no separate figure-generation script can drift.</w:t>
+        <w:t xml:space="preserve">fitting routines) is archived in the repository for transparency, but it contributes no runtime state. Production scoring, simulation, and risk mapping are executed by the same TypeScript modules that back the application. This architecture limits figure drift: every number, chart, and ranking table in this manuscript is produced by the same source files that constitute the deployed application, and the v0.5.6 release metadata is aligned across</w:t>
+      </w:r>
+      <w:r>
+        <w:t xml:space="preserve"> </w:t>
+      </w:r>
+      <w:r>
+        <w:rPr>
+          <w:rStyle w:val="VerbatimChar"/>
+        </w:rPr>
+        <w:t xml:space="preserve">package.json</w:t>
+      </w:r>
+      <w:r>
+        <w:t xml:space="preserve">,</w:t>
+      </w:r>
+      <w:r>
+        <w:t xml:space="preserve"> </w:t>
+      </w:r>
+      <w:r>
+        <w:rPr>
+          <w:rStyle w:val="VerbatimChar"/>
+        </w:rPr>
+        <w:t xml:space="preserve">CITATION.cff</w:t>
+      </w:r>
+      <w:r>
+        <w:t xml:space="preserve">, README, the app chrome, and the ASR submission checklist.</w:t>
       </w:r>
     </w:p>
     <w:p>
@@ -10655,7 +10693,19 @@
         <w:t xml:space="preserve">https://github.com/strikerdlm/selectron</w:t>
       </w:r>
       <w:r>
-        <w:t xml:space="preserve">. A Zenodo archive of the manuscript commit carries the DOI [Zenodo DOI — assigned upon archival]; the exact commit SHA used to generate all figures and tables is recorded at submission and reported in the Code-availability statement.</w:t>
+        <w:t xml:space="preserve">. The version of record is Selectron v0.5.6; the current figure-generation commit marker is</w:t>
+      </w:r>
+      <w:r>
+        <w:t xml:space="preserve"> </w:t>
+      </w:r>
+      <w:r>
+        <w:rPr>
+          <w:rStyle w:val="VerbatimChar"/>
+        </w:rPr>
+        <w:t xml:space="preserve">538e16ccff94</w:t>
+      </w:r>
+      <w:r>
+        <w:t xml:space="preserve">, and the Zenodo DOI will be recorded at final archive time and reported in the Code-availability statement.</w:t>
       </w:r>
       <w:r>
         <w:t xml:space="preserve"> </w:t>
@@ -10738,7 +10788,7 @@
         <w:t xml:space="preserve"> </w:t>
       </w:r>
       <w:r>
-        <w:t xml:space="preserve">on the 100-condition prior set (PRNG period-budget audit, 2026-05-22) — well within the recommended ≤ 50 % safety margin; replacement with a longer-period PRNG (xoroshiro128++, period</w:t>
+        <w:t xml:space="preserve">on the current 101-condition prior set (PRNG period-budget audit, 2026-05-22) — well within the recommended ≤ 50 % safety margin; replacement with a longer-period PRNG (xoroshiro128++, period</w:t>
       </w:r>
       <w:r>
         <w:t xml:space="preserve"> </w:t>
@@ -13647,7 +13697,7 @@
         </m:d>
       </m:oMath>
       <w:r>
-        <w:t xml:space="preserve">. All 100 condition priors are evidence-based (34 tier-A NASA-attributed + 66 tier-B PyMC NUTS-fitted from terrestrial epidemiological base rates, Antarctic/submarine/analog cohorts, and military population references); zero tier-C synthetic placeholders remain, and no blanket tier multiplier is applied (all per-tier multipliers are set to 1.0). The condition-set sensitivity analysis in §3.6 demonstrates that this reproduction is non-circular. The TME values converge tightly:</w:t>
+        <w:t xml:space="preserve">. All 101 current condition priors are evidence-based (34 tier-A NASA-attributed + 66 tier-B PyMC NUTS-fitted from terrestrial epidemiological base rates, Antarctic/submarine/analog cohorts, and military population references + one source-cited tier-B analog extension); zero tier-C synthetic placeholders remain, and no blanket tier multiplier is applied (all per-tier multipliers are set to 1.0). The condition-set sensitivity analysis in §3.6 demonstrates that this reproduction is non-circular. The TME values converge tightly:</w:t>
       </w:r>
       <w:r>
         <w:t xml:space="preserve"> </w:t>
@@ -14469,7 +14519,7 @@
         <w:pStyle w:val="BodyText"/>
       </w:pPr>
       <w:r>
-        <w:t xml:space="preserve">The verdict has a direct operational reading. L5 reflects the cumulative failure modes across all 100 K15 conditions over the 180-day mission — 14 % of trials produce at least one of: EVAC, LOCL, or CHI below the</w:t>
+        <w:t xml:space="preserve">The verdict has a direct operational reading. L5 reflects the cumulative failure modes across the current K15-derived condition set over the 180-day mission — 14 % of trials produce at least one of: EVAC, LOCL, or CHI below the</w:t>
       </w:r>
       <w:r>
         <w:t xml:space="preserve"> </w:t>
@@ -14504,7 +14554,7 @@
         <w:t xml:space="preserve"> </w:t>
       </w:r>
       <w:r>
-        <w:t xml:space="preserve">threshold. C4 reflects ~17 % of crew-time lost to medical events at the operational ISS HMS kit. The shift from an earlier calibration’s yellow verdict (L4 × C3, score 18) to red reflects the community/military incidence recalibration, which grounded three prior rates against field-population evidence and removed the blanket tier-B multiplier. The red verdict is directionally consistent with the underlying evidence: the ISS HMS kit covers only a subset of the 100 K15 conditions, and the per-condition incidence rates at their evidence-based levels produce more aggregate medical events than the K15 iMED-sourced rates. A K15-reference crew on the unlimited kit would yield a yellow verdict (unlimited CHI</w:t>
+        <w:t xml:space="preserve">threshold. C4 reflects ~17 % of crew-time lost to medical events at the operational ISS HMS kit. The shift from an earlier calibration’s yellow verdict (L4 × C3, score 18) to red reflects the community/military incidence recalibration, which grounded three prior rates against field-population evidence and removed the blanket tier-B multiplier. The red verdict is directionally consistent with the underlying evidence: the ISS HMS kit covers only a subset of the current condition set, and the per-condition incidence rates at their evidence-based levels produce more aggregate medical events than the K15 iMED-sourced rates. A K15-reference crew on the unlimited kit would yield a yellow verdict (unlimited CHI</w:t>
       </w:r>
       <w:r>
         <w:t xml:space="preserve"> </w:t>
@@ -14829,7 +14879,7 @@
         <w:pStyle w:val="BodyText"/>
       </w:pPr>
       <w:r>
-        <w:t xml:space="preserve">The cross-mission monotonicity is the expected behaviour from a working IMM Calculator: longer missions accumulate more medical events at the per-person-day incidence rates, and the resulting QTL grows roughly linearly with duration once the per-event severity distributions are integrated. The IMM Calculator’s K15-aligned 100-condition prior set produces the expected pattern across the analog catalogue without any analog-specific calibration. This is an</w:t>
+        <w:t xml:space="preserve">The cross-mission monotonicity is the expected behaviour from a working IMM Calculator: longer missions accumulate more medical events at the per-person-day incidence rates, and the resulting QTL grows roughly linearly with duration once the per-event severity distributions are integrated. The IMM Calculator’s K15-derived prior set, now including the disclosed analog interpersonal-conflict extension, produces the expected pattern across the analog catalogue without aggregate back-calibration to analog outcomes. This is an</w:t>
       </w:r>
       <w:r>
         <w:t xml:space="preserve"> </w:t>
@@ -15026,7 +15076,7 @@
         <w:t xml:space="preserve"> </w:t>
       </w:r>
       <w:r>
-        <w:t xml:space="preserve">The 100-condition K15 catalogue is partitioned by provenance tier and the IMM Calculator re-run on each subset. Table 4 reports the results across all three kit scenarios.</w:t>
+        <w:t xml:space="preserve">The current 101-condition catalogue is partitioned by provenance tier and the IMM Calculator re-run on each subset. Table 4 reports the results across all three kit scenarios.</w:t>
       </w:r>
     </w:p>
     <w:p>
@@ -15174,7 +15224,7 @@
               <w:jc w:val="left"/>
             </w:pPr>
             <w:r>
-              <w:t xml:space="preserve">Full model (100 conditions)</w:t>
+              <w:t xml:space="preserve">Full model (101 conditions)</w:t>
             </w:r>
           </w:p>
         </w:tc>
@@ -16040,7 +16090,7 @@
         <w:t xml:space="preserve"> </w:t>
       </w:r>
       <w:r>
-        <w:t xml:space="preserve">with all 100 conditions active. Table 5 reports the issHMS scenario (the operationally relevant comparison).</w:t>
+        <w:t xml:space="preserve">with all 101 current conditions active. Table 5 reports the issHMS scenario (the operationally relevant comparison).</w:t>
       </w:r>
     </w:p>
     <w:p>
@@ -17002,13 +17052,13 @@
         <w:t xml:space="preserve">4. Discussion</w:t>
       </w:r>
     </w:p>
-    <w:bookmarkStart w:id="65" w:name="what-the-dual-novelty-enables"/>
+    <w:bookmarkStart w:id="65" w:name="what-the-integrated-architecture-enables"/>
     <w:p>
       <w:pPr>
         <w:pStyle w:val="Heading3"/>
       </w:pPr>
       <w:r>
-        <w:t xml:space="preserve">4.1 What the dual-novelty enables</w:t>
+        <w:t xml:space="preserve">4.1 What the integrated architecture enables</w:t>
       </w:r>
     </w:p>
     <w:p>
@@ -17025,7 +17075,22 @@
         <w:t xml:space="preserve">(Saint-Hilary et al., 2017)</w:t>
       </w:r>
       <w:r>
-        <w:t xml:space="preserve">. It does not project that uncertainty forward to a mission, name the medical conditions a crew might face, or speak the language of a flight-readiness review. Stage B (the IMM Calculator), taken alone, returns Crew Health Index posteriors, evacuation and loss-of-crew-life probabilities, and total-medical-event expectations under the K15-aligned 100-condition hazard model, but it treats the crew as an exogenous input — disconnected from the selection criteria that justified the candidate’s inclusion. The two stages are linked by the coupling — the Stage-A composite-score posterior is exposed to Stage B as a per-candidate z-scored vulnerability modifier on condition incidence rates (58 of 100 conditions are vulnerability-coupled with family-specific β coefficients) — and the Stage-B</w:t>
+        <w:t xml:space="preserve">. It does not project that uncertainty forward to a mission, name the medical conditions a crew might face, or speak the language of a flight-readiness review. Stage B (the IMM Calculator), taken alone, returns Crew Health Index posteriors, evacuation and loss-of-crew-life probabilities, and total-medical-event expectations under the K15-derived 101-condition current hazard model, but it treats the crew as an exogenous input unless Stage-A scores are supplied. The app links the two stages by passing</w:t>
+      </w:r>
+      <w:r>
+        <w:t xml:space="preserve"> </w:t>
+      </w:r>
+      <w:r>
+        <w:rPr>
+          <w:rStyle w:val="VerbatimChar"/>
+        </w:rPr>
+        <w:t xml:space="preserve">stageAScores</w:t>
+      </w:r>
+      <w:r>
+        <w:t xml:space="preserve"> </w:t>
+      </w:r>
+      <w:r>
+        <w:t xml:space="preserve">into Stage B as z-scored vulnerability modifiers on condition incidence rates (59 of 101 current conditions are vulnerability-coupled with family-specific β coefficients). The Stage-B</w:t>
       </w:r>
       <w:r>
         <w:t xml:space="preserve"> </w:t>
@@ -17048,7 +17113,7 @@
         <w:t xml:space="preserve">(NASA Johnson Space Center, Health and Medical Technical Authority, 2020)</w:t>
       </w:r>
       <w:r>
-        <w:t xml:space="preserve">. The vulnerability-coupling pathway is implemented and unit-tested but is not exercised in any result reported here: every reported Stage-B run uses the K15 reference crew or synthetic crews that carry no Stage-A scores, so the validated path is the uncoupled IMM (matching NASA iMED, which has no selection coupling), and a coupled worked example is left to follow-on work (§4.5). The HSRB-mapping leg, by contrast, is exercised throughout.</w:t>
+        <w:t xml:space="preserve">. This vulnerability-coupling pathway is implemented and unit-tested but is not exercised in any result reported here: every reported Stage-B run uses the K15 reference crew or synthetic crews that carry no Stage-A scores, so the validated path is the uncoupled IMM (matching NASA iMED, which has no selection coupling), and a coupled worked example is left to follow-on work (§4.5). The HSRB-mapping leg, by contrast, is exercised throughout.</w:t>
       </w:r>
     </w:p>
     <w:p>
@@ -17283,7 +17348,7 @@
         <w:pStyle w:val="FirstParagraph"/>
       </w:pPr>
       <w:r>
-        <w:t xml:space="preserve">Six methodological risks are acknowledged. Saint-Hilary and colleagues flag the Dirichlet concentration</w:t>
+        <w:t xml:space="preserve">Six methodological risks remain. Saint-Hilary and colleagues flag the Dirichlet concentration</w:t>
       </w:r>
       <w:r>
         <w:t xml:space="preserve"> </w:t>
@@ -17377,7 +17442,7 @@
         <w:t xml:space="preserve"> </w:t>
       </w:r>
       <w:r>
-        <w:t xml:space="preserve">as a robustness panel rather than fix a single value.</w:t>
+        <w:t xml:space="preserve">as a sensitivity panel rather than fix a single value.</w:t>
       </w:r>
     </w:p>
     <w:p>
@@ -17523,7 +17588,16 @@
         <w:t xml:space="preserve"> </w:t>
       </w:r>
       <w:r>
-        <w:t xml:space="preserve">Of 100 K15-canon conditions, 34 (tier-A) are directly tied to NASA-published IMM sources (K15, M18, G12, S20, A22, TM21) and use those papers’ incidence distributions; 66 (tier-B) are fitted via PyMC NUTS posteriors from terrestrial epidemiological base rates, Antarctic/submarine/analog cohort data, and military population references across iterative calibration passes, all converging at R-hat = 1.000 and ESS &gt; 2500. Zero tier-C synthetic placeholders remain — 100 % of the prior set is evidence-based, and all per-tier multipliers are set to 1.0 (no blanket calibration applied). The R-hat = 1.000 and ESS &gt; 2500 figures characterize sampler convergence, not evidential strength: several tier-B anchors are small-n, single-cohort analog or submarine studies, so the posteriors are evidence-based but inherit the limited pedigree of their source cohorts — consistent with the NASA-STD-7009A input-data-pedigree, uncertainty-characterization, and results-robustness factors (4–6) being explicitly deferred (§2.6).</w:t>
+        <w:t xml:space="preserve">Of 101 current conditions, 34 (tier-A) are directly tied to NASA-published IMM sources (K15, M18, G12, S20, A22, TM21) and use those papers’ incidence distributions; 66 (tier-B PyMC) are fitted via PyMC NUTS posteriors from terrestrial epidemiological base rates, Antarctic/submarine/analog cohort data, and military population references across iterative calibration passes, all converging at R-hat = 1.000 and ESS &gt; 2500; and one source-cited tier-B literature condition (</w:t>
+      </w:r>
+      <w:r>
+        <w:rPr>
+          <w:rStyle w:val="VerbatimChar"/>
+        </w:rPr>
+        <w:t xml:space="preserve">interpersonal-conflict</w:t>
+      </w:r>
+      <w:r>
+        <w:t xml:space="preserve">) extends the K15 catalogue for analog team-risk modeling. Zero tier-C synthetic placeholders remain — 100 % of the prior set is evidence-based, and all per-tier multipliers are set to 1.0 (no blanket calibration applied). The R-hat = 1.000 and ESS &gt; 2500 figures characterize sampler convergence, not evidential strength: several tier-B anchors are small-n, single-cohort analog or submarine studies, so the posteriors are evidence-based but inherit the limited pedigree of their source cohorts — consistent with the NASA-STD-7009A input-data-pedigree, uncertainty-characterization, and results-robustness factors (4–6) being explicitly deferred (§2.6).</w:t>
       </w:r>
     </w:p>
     <w:p>
@@ -17541,7 +17615,7 @@
         <w:t xml:space="preserve"> </w:t>
       </w:r>
       <w:r>
-        <w:t xml:space="preserve">The condition-set sensitivity analysis (§3.6) demonstrates that K15 reproduction does not depend on circular calibration: running the IMM Calculator on the 34 tier-A-nasa conditions alone (dropping all 66 PyMC-fitted tier-B conditions) produces issHMS CHI = 97.3 %, within K15’s published CI₉₅</w:t>
+        <w:t xml:space="preserve">The condition-set sensitivity analysis (§3.6) demonstrates that K15 reproduction does not depend on circular calibration: running the IMM Calculator on the 34 tier-A-nasa conditions alone (dropping all tier-B conditions) produces issHMS CHI = 97.3 %, within K15’s published CI₉₅</w:t>
       </w:r>
       <w:r>
         <w:t xml:space="preserve"> </w:t>
@@ -17571,7 +17645,7 @@
         </m:d>
       </m:oMath>
       <w:r>
-        <w:t xml:space="preserve">, with TME = 39.3 (the tier-A conditions account for ~40 % of total medical events). The 66 tier-B conditions contribute additional risk that is independently evidence-based from terrestrial and analog-population epidemiological data, not back-fitted against K15 aggregates. This non-circularity demonstration is specific to the CHI metric: the tier-A-only TME of 39.3 does not itself fall within K15’s TME CI₉₅ of</w:t>
+        <w:t xml:space="preserve">, with TME = 39.3 (the tier-A conditions account for ~40 % of total medical events). The tier-B conditions contribute additional risk that is independently evidence-based from terrestrial and analog-population epidemiological data, not back-fitted against K15 aggregates. This non-circularity demonstration is specific to the CHI metric: the tier-A-only TME of 39.3 does not itself fall within K15’s TME CI₉₅ of</w:t>
       </w:r>
       <w:r>
         <w:t xml:space="preserve"> </w:t>
@@ -17601,7 +17675,7 @@
         </m:d>
       </m:oMath>
       <w:r>
-        <w:t xml:space="preserve">, so no single condition subset reproduces both CHI and TME simultaneously — the CHI bracket is recovered by the tier-A subset, while the TME envelope requires the full 100-condition set.</w:t>
+        <w:t xml:space="preserve">, so no single condition subset reproduces both CHI and TME simultaneously — the CHI bracket is recovered by the tier-A subset, while the TME envelope requires the full current condition set.</w:t>
       </w:r>
     </w:p>
     <w:p>
@@ -18029,7 +18103,7 @@
         <w:t xml:space="preserve"> </w:t>
       </w:r>
       <w:r>
-        <w:t xml:space="preserve">the Dirichlet concentration is fixed at the flat default rather than fit from elicited expert means with heterogeneity-derived precision. The pipeline is exercised on a single canonical worked example (DEMO-01, seven missions, three tiers) for one synthetic operator, which is sufficient to demonstrate the dual-novelty architecture but cannot, by construction, characterize behavior across multi-candidate panels, across the analog-program operator population, or under the cross-cultural heterogeneity expected when the framework is deployed beyond the Colombian operational context described here. Relatedly, the Stage-A→Stage-B vulnerability coupling, though implemented and unit-tested, is exercised in none of the reported results (the reproduction crews carry no Stage-A scores); demonstrating it on a coupled crew and characterizing the FAMILY_BETA sensitivity is deferred to follow-on work (§4.5).</w:t>
+        <w:t xml:space="preserve">the Dirichlet concentration is fixed at the flat default rather than fit from elicited expert means with heterogeneity-derived precision. The pipeline is exercised on a single canonical worked example (DEMO-01, seven missions, three tiers) for one synthetic operator, which is sufficient to demonstrate the integrated architecture but cannot, by construction, characterize behavior across multi-candidate panels, across the analog-program operator population, or under the cross-cultural heterogeneity expected when the framework is deployed beyond the Colombian operational context described here. Relatedly, the Stage-A→Stage-B vulnerability coupling, though implemented and unit-tested, is exercised in none of the reported results (the reproduction crews carry no Stage-A scores); demonstrating it on a coupled crew and characterizing the FAMILY_BETA sensitivity is deferred to follow-on work (§4.5).</w:t>
       </w:r>
     </w:p>
     <w:bookmarkEnd w:id="68"/>
@@ -18214,7 +18288,7 @@
         <w:pStyle w:val="FirstParagraph"/>
       </w:pPr>
       <w:r>
-        <w:t xml:space="preserve">Selectron closes two gaps in the analog-astronaut selection literature: the absence of a Bayesian MCDA pipeline that delivers credible-interval rank semantics rather than point-estimate rankings, and the absence of a formal bridge from analog Monte Carlo to NASA’s HSRB institutional risk language. The architectural link between them — Stage-A score posteriors conditioning Stage-B per-condition vulnerability multipliers — is implemented and unit-tested; exercising it on a coupled crew is the immediate next step (§4.5), since the reproduction results reported here necessarily run with the coupling inactive. The K15 Table 1 reproduction, enforced as a CI-blocking acceptance gate, is the methodological evidence that the IMM Calculator is faithful to the NASA reference. The open challenge is outcome validation: the framework is exercised on synthetic candidates and cannot, by construction, be validated against analog-mission incident data until such registries become available to the research community. The artifact is MIT-licensed, browser-resident, and Zenodo-archived — decision-support input to selection panels, not an autonomous selector.</w:t>
+        <w:t xml:space="preserve">Selectron closes two gaps in the analog-astronaut selection literature: the absence of a Bayesian MCDA pipeline that delivers credible-interval rank semantics rather than point-estimate rankings, and the absence of a formal bridge from analog Monte Carlo to NASA’s HSRB institutional risk language. The architectural link between them — Stage-A scores conditioning Stage-B per-condition vulnerability multipliers — is implemented and unit-tested; exercising it on a coupled crew is the immediate next step (§4.5), since the reproduction results reported here necessarily run with the coupling inactive. The K15 Table 1 reproduction, enforced as a CI-blocking acceptance gate, is the methodological evidence that the IMM Calculator is faithful to the NASA reference. The open challenge is outcome validation: the framework is exercised on synthetic candidates and cannot, by construction, be validated against analog-mission incident data until such registries become available to the research community. The artifact is MIT-licensed and browser-resident, with Selectron v0.5.6 serving as the version of record for archival at submission — decision-support input to selection panels, not an autonomous selector.</w:t>
       </w:r>
     </w:p>
     <w:bookmarkEnd w:id="71"/>
@@ -18242,7 +18316,22 @@
         <w:t xml:space="preserve"> </w:t>
       </w:r>
       <w:r>
-        <w:t xml:space="preserve">All datasets used in this manuscript are synthetic and reproducible from the source repository at the commit recorded in the figure captions. The Phase-0 literature corpus (DOI-verified) is enumerated in</w:t>
+        <w:t xml:space="preserve">All datasets used in this manuscript are synthetic and reproducible from the source repository at commit</w:t>
+      </w:r>
+      <w:r>
+        <w:t xml:space="preserve"> </w:t>
+      </w:r>
+      <w:r>
+        <w:rPr>
+          <w:rStyle w:val="VerbatimChar"/>
+        </w:rPr>
+        <w:t xml:space="preserve">538e16ccff94</w:t>
+      </w:r>
+      <w:r>
+        <w:t xml:space="preserve"> </w:t>
+      </w:r>
+      <w:r>
+        <w:t xml:space="preserve">and the final submission archive. The Phase-0 literature corpus (DOI-verified) is enumerated in</w:t>
       </w:r>
       <w:r>
         <w:t xml:space="preserve"> </w:t>
@@ -18284,7 +18373,19 @@
         <w:t xml:space="preserve">https://github.com/strikerdlm/selectron</w:t>
       </w:r>
       <w:r>
-        <w:t xml:space="preserve">. The version of record is archived at Zenodo (DOI assigned upon archival), and the figure-generation commit SHA is recorded at submission, per the reproducibility contract described in §2.5.</w:t>
+        <w:t xml:space="preserve">. The version of record is Selectron v0.5.6; the current figure-generation commit marker is</w:t>
+      </w:r>
+      <w:r>
+        <w:t xml:space="preserve"> </w:t>
+      </w:r>
+      <w:r>
+        <w:rPr>
+          <w:rStyle w:val="VerbatimChar"/>
+        </w:rPr>
+        <w:t xml:space="preserve">538e16ccff94</w:t>
+      </w:r>
+      <w:r>
+        <w:t xml:space="preserve">, and the Zenodo DOI will be inserted here at the final archive step, per the reproducibility contract described in §2.5.</w:t>
       </w:r>
     </w:p>
     <w:p>
